--- a/reports/夏俊杰_实验报告.docx
+++ b/reports/夏俊杰_实验报告.docx
@@ -94,6 +94,24 @@
           <w:right w:val="single" w:sz="4" w:space="0" w:color="D9D9D9"/>
           <w:insideH w:val="single" w:sz="4" w:space="0" w:color="D9D9D9"/>
           <w:insideV w:val="single" w:sz="4" w:space="0" w:color="D9D9D9"/>
+          <w:top w:val="single" w:sz="4" w:color="D9D9D9"/>
+          <w:left w:val="single" w:sz="4" w:color="D9D9D9"/>
+          <w:bottom w:val="single" w:sz="4" w:color="D9D9D9"/>
+          <w:right w:val="single" w:sz="4" w:color="D9D9D9"/>
+          <w:insideH w:val="single" w:sz="4" w:color="D9D9D9"/>
+          <w:insideV w:val="single" w:sz="4" w:color="D9D9D9"/>
+          <w:top w:val="single" w:sz="4" w:color="D9D9D9"/>
+          <w:left w:val="single" w:sz="4" w:color="D9D9D9"/>
+          <w:bottom w:val="single" w:sz="4" w:color="D9D9D9"/>
+          <w:right w:val="single" w:sz="4" w:color="D9D9D9"/>
+          <w:insideH w:val="single" w:sz="4" w:color="D9D9D9"/>
+          <w:insideV w:val="single" w:sz="4" w:color="D9D9D9"/>
+          <w:top w:val="single" w:sz="4" w:color="D9D9D9"/>
+          <w:left w:val="single" w:sz="4" w:color="D9D9D9"/>
+          <w:bottom w:val="single" w:sz="4" w:color="D9D9D9"/>
+          <w:right w:val="single" w:sz="4" w:color="D9D9D9"/>
+          <w:insideH w:val="single" w:sz="4" w:color="D9D9D9"/>
+          <w:insideV w:val="single" w:sz="4" w:color="D9D9D9"/>
           <w:top w:val="single" w:sz="4" w:color="D9D9D9"/>
           <w:left w:val="single" w:sz="4" w:color="D9D9D9"/>
           <w:bottom w:val="single" w:sz="4" w:color="D9D9D9"/>
@@ -113,6 +131,9 @@
           <w:cantSplit/>
           <w:tblHeader/>
           <w:tblHeader/>
+          <w:tblHeader/>
+          <w:tblHeader/>
+          <w:tblHeader/>
         </w:trPr>
         <w:tc>
           <w:tcPr>
@@ -125,6 +146,27 @@
               <w:right w:w="85" w:type="dxa"/>
             </w:tcMar>
             <w:vAlign w:val="center"/>
+            <w:tcMar>
+              <w:top w:w="70" w:type="dxa"/>
+              <w:left w:w="70" w:type="dxa"/>
+              <w:bottom w:w="70" w:type="dxa"/>
+              <w:right w:w="70" w:type="dxa"/>
+            </w:tcMar>
+            <w:shd w:fill="E7E6E6"/>
+            <w:tcMar>
+              <w:top w:w="70" w:type="dxa"/>
+              <w:left w:w="70" w:type="dxa"/>
+              <w:bottom w:w="70" w:type="dxa"/>
+              <w:right w:w="70" w:type="dxa"/>
+            </w:tcMar>
+            <w:shd w:fill="E7E6E6"/>
+            <w:tcMar>
+              <w:top w:w="70" w:type="dxa"/>
+              <w:left w:w="70" w:type="dxa"/>
+              <w:bottom w:w="70" w:type="dxa"/>
+              <w:right w:w="70" w:type="dxa"/>
+            </w:tcMar>
+            <w:shd w:fill="E7E6E6"/>
             <w:tcMar>
               <w:top w:w="70" w:type="dxa"/>
               <w:left w:w="70" w:type="dxa"/>
@@ -162,6 +204,27 @@
               <w:right w:w="85" w:type="dxa"/>
             </w:tcMar>
             <w:vAlign w:val="center"/>
+            <w:tcMar>
+              <w:top w:w="70" w:type="dxa"/>
+              <w:left w:w="70" w:type="dxa"/>
+              <w:bottom w:w="70" w:type="dxa"/>
+              <w:right w:w="70" w:type="dxa"/>
+            </w:tcMar>
+            <w:shd w:fill="E7E6E6"/>
+            <w:tcMar>
+              <w:top w:w="70" w:type="dxa"/>
+              <w:left w:w="70" w:type="dxa"/>
+              <w:bottom w:w="70" w:type="dxa"/>
+              <w:right w:w="70" w:type="dxa"/>
+            </w:tcMar>
+            <w:shd w:fill="E7E6E6"/>
+            <w:tcMar>
+              <w:top w:w="70" w:type="dxa"/>
+              <w:left w:w="70" w:type="dxa"/>
+              <w:bottom w:w="70" w:type="dxa"/>
+              <w:right w:w="70" w:type="dxa"/>
+            </w:tcMar>
+            <w:shd w:fill="E7E6E6"/>
             <w:tcMar>
               <w:top w:w="70" w:type="dxa"/>
               <w:left w:w="70" w:type="dxa"/>
@@ -210,6 +273,24 @@
               <w:bottom w:w="70" w:type="dxa"/>
               <w:right w:w="70" w:type="dxa"/>
             </w:tcMar>
+            <w:tcMar>
+              <w:top w:w="70" w:type="dxa"/>
+              <w:left w:w="70" w:type="dxa"/>
+              <w:bottom w:w="70" w:type="dxa"/>
+              <w:right w:w="70" w:type="dxa"/>
+            </w:tcMar>
+            <w:tcMar>
+              <w:top w:w="70" w:type="dxa"/>
+              <w:left w:w="70" w:type="dxa"/>
+              <w:bottom w:w="70" w:type="dxa"/>
+              <w:right w:w="70" w:type="dxa"/>
+            </w:tcMar>
+            <w:tcMar>
+              <w:top w:w="70" w:type="dxa"/>
+              <w:left w:w="70" w:type="dxa"/>
+              <w:bottom w:w="70" w:type="dxa"/>
+              <w:right w:w="70" w:type="dxa"/>
+            </w:tcMar>
           </w:tcPr>
           <w:p>
             <w:pPr>
@@ -240,6 +321,24 @@
               <w:right w:w="85" w:type="dxa"/>
             </w:tcMar>
             <w:vAlign w:val="center"/>
+            <w:tcMar>
+              <w:top w:w="70" w:type="dxa"/>
+              <w:left w:w="70" w:type="dxa"/>
+              <w:bottom w:w="70" w:type="dxa"/>
+              <w:right w:w="70" w:type="dxa"/>
+            </w:tcMar>
+            <w:tcMar>
+              <w:top w:w="70" w:type="dxa"/>
+              <w:left w:w="70" w:type="dxa"/>
+              <w:bottom w:w="70" w:type="dxa"/>
+              <w:right w:w="70" w:type="dxa"/>
+            </w:tcMar>
+            <w:tcMar>
+              <w:top w:w="70" w:type="dxa"/>
+              <w:left w:w="70" w:type="dxa"/>
+              <w:bottom w:w="70" w:type="dxa"/>
+              <w:right w:w="70" w:type="dxa"/>
+            </w:tcMar>
             <w:tcMar>
               <w:top w:w="70" w:type="dxa"/>
               <w:left w:w="70" w:type="dxa"/>
@@ -287,6 +386,24 @@
               <w:bottom w:w="70" w:type="dxa"/>
               <w:right w:w="70" w:type="dxa"/>
             </w:tcMar>
+            <w:tcMar>
+              <w:top w:w="70" w:type="dxa"/>
+              <w:left w:w="70" w:type="dxa"/>
+              <w:bottom w:w="70" w:type="dxa"/>
+              <w:right w:w="70" w:type="dxa"/>
+            </w:tcMar>
+            <w:tcMar>
+              <w:top w:w="70" w:type="dxa"/>
+              <w:left w:w="70" w:type="dxa"/>
+              <w:bottom w:w="70" w:type="dxa"/>
+              <w:right w:w="70" w:type="dxa"/>
+            </w:tcMar>
+            <w:tcMar>
+              <w:top w:w="70" w:type="dxa"/>
+              <w:left w:w="70" w:type="dxa"/>
+              <w:bottom w:w="70" w:type="dxa"/>
+              <w:right w:w="70" w:type="dxa"/>
+            </w:tcMar>
           </w:tcPr>
           <w:p>
             <w:pPr>
@@ -317,6 +434,24 @@
               <w:right w:w="85" w:type="dxa"/>
             </w:tcMar>
             <w:vAlign w:val="center"/>
+            <w:tcMar>
+              <w:top w:w="70" w:type="dxa"/>
+              <w:left w:w="70" w:type="dxa"/>
+              <w:bottom w:w="70" w:type="dxa"/>
+              <w:right w:w="70" w:type="dxa"/>
+            </w:tcMar>
+            <w:tcMar>
+              <w:top w:w="70" w:type="dxa"/>
+              <w:left w:w="70" w:type="dxa"/>
+              <w:bottom w:w="70" w:type="dxa"/>
+              <w:right w:w="70" w:type="dxa"/>
+            </w:tcMar>
+            <w:tcMar>
+              <w:top w:w="70" w:type="dxa"/>
+              <w:left w:w="70" w:type="dxa"/>
+              <w:bottom w:w="70" w:type="dxa"/>
+              <w:right w:w="70" w:type="dxa"/>
+            </w:tcMar>
             <w:tcMar>
               <w:top w:w="70" w:type="dxa"/>
               <w:left w:w="70" w:type="dxa"/>
@@ -364,6 +499,24 @@
               <w:bottom w:w="70" w:type="dxa"/>
               <w:right w:w="70" w:type="dxa"/>
             </w:tcMar>
+            <w:tcMar>
+              <w:top w:w="70" w:type="dxa"/>
+              <w:left w:w="70" w:type="dxa"/>
+              <w:bottom w:w="70" w:type="dxa"/>
+              <w:right w:w="70" w:type="dxa"/>
+            </w:tcMar>
+            <w:tcMar>
+              <w:top w:w="70" w:type="dxa"/>
+              <w:left w:w="70" w:type="dxa"/>
+              <w:bottom w:w="70" w:type="dxa"/>
+              <w:right w:w="70" w:type="dxa"/>
+            </w:tcMar>
+            <w:tcMar>
+              <w:top w:w="70" w:type="dxa"/>
+              <w:left w:w="70" w:type="dxa"/>
+              <w:bottom w:w="70" w:type="dxa"/>
+              <w:right w:w="70" w:type="dxa"/>
+            </w:tcMar>
           </w:tcPr>
           <w:p>
             <w:pPr>
@@ -394,6 +547,24 @@
               <w:right w:w="85" w:type="dxa"/>
             </w:tcMar>
             <w:vAlign w:val="center"/>
+            <w:tcMar>
+              <w:top w:w="70" w:type="dxa"/>
+              <w:left w:w="70" w:type="dxa"/>
+              <w:bottom w:w="70" w:type="dxa"/>
+              <w:right w:w="70" w:type="dxa"/>
+            </w:tcMar>
+            <w:tcMar>
+              <w:top w:w="70" w:type="dxa"/>
+              <w:left w:w="70" w:type="dxa"/>
+              <w:bottom w:w="70" w:type="dxa"/>
+              <w:right w:w="70" w:type="dxa"/>
+            </w:tcMar>
+            <w:tcMar>
+              <w:top w:w="70" w:type="dxa"/>
+              <w:left w:w="70" w:type="dxa"/>
+              <w:bottom w:w="70" w:type="dxa"/>
+              <w:right w:w="70" w:type="dxa"/>
+            </w:tcMar>
             <w:tcMar>
               <w:top w:w="70" w:type="dxa"/>
               <w:left w:w="70" w:type="dxa"/>
@@ -440,6 +611,24 @@
               <w:bottom w:w="70" w:type="dxa"/>
               <w:right w:w="70" w:type="dxa"/>
             </w:tcMar>
+            <w:tcMar>
+              <w:top w:w="70" w:type="dxa"/>
+              <w:left w:w="70" w:type="dxa"/>
+              <w:bottom w:w="70" w:type="dxa"/>
+              <w:right w:w="70" w:type="dxa"/>
+            </w:tcMar>
+            <w:tcMar>
+              <w:top w:w="70" w:type="dxa"/>
+              <w:left w:w="70" w:type="dxa"/>
+              <w:bottom w:w="70" w:type="dxa"/>
+              <w:right w:w="70" w:type="dxa"/>
+            </w:tcMar>
+            <w:tcMar>
+              <w:top w:w="70" w:type="dxa"/>
+              <w:left w:w="70" w:type="dxa"/>
+              <w:bottom w:w="70" w:type="dxa"/>
+              <w:right w:w="70" w:type="dxa"/>
+            </w:tcMar>
           </w:tcPr>
           <w:p>
             <w:pPr>
@@ -470,6 +659,24 @@
               <w:right w:w="85" w:type="dxa"/>
             </w:tcMar>
             <w:vAlign w:val="center"/>
+            <w:tcMar>
+              <w:top w:w="70" w:type="dxa"/>
+              <w:left w:w="70" w:type="dxa"/>
+              <w:bottom w:w="70" w:type="dxa"/>
+              <w:right w:w="70" w:type="dxa"/>
+            </w:tcMar>
+            <w:tcMar>
+              <w:top w:w="70" w:type="dxa"/>
+              <w:left w:w="70" w:type="dxa"/>
+              <w:bottom w:w="70" w:type="dxa"/>
+              <w:right w:w="70" w:type="dxa"/>
+            </w:tcMar>
+            <w:tcMar>
+              <w:top w:w="70" w:type="dxa"/>
+              <w:left w:w="70" w:type="dxa"/>
+              <w:bottom w:w="70" w:type="dxa"/>
+              <w:right w:w="70" w:type="dxa"/>
+            </w:tcMar>
             <w:tcMar>
               <w:top w:w="70" w:type="dxa"/>
               <w:left w:w="70" w:type="dxa"/>
@@ -516,6 +723,24 @@
               <w:bottom w:w="70" w:type="dxa"/>
               <w:right w:w="70" w:type="dxa"/>
             </w:tcMar>
+            <w:tcMar>
+              <w:top w:w="70" w:type="dxa"/>
+              <w:left w:w="70" w:type="dxa"/>
+              <w:bottom w:w="70" w:type="dxa"/>
+              <w:right w:w="70" w:type="dxa"/>
+            </w:tcMar>
+            <w:tcMar>
+              <w:top w:w="70" w:type="dxa"/>
+              <w:left w:w="70" w:type="dxa"/>
+              <w:bottom w:w="70" w:type="dxa"/>
+              <w:right w:w="70" w:type="dxa"/>
+            </w:tcMar>
+            <w:tcMar>
+              <w:top w:w="70" w:type="dxa"/>
+              <w:left w:w="70" w:type="dxa"/>
+              <w:bottom w:w="70" w:type="dxa"/>
+              <w:right w:w="70" w:type="dxa"/>
+            </w:tcMar>
           </w:tcPr>
           <w:p>
             <w:pPr>
@@ -546,6 +771,24 @@
               <w:right w:w="85" w:type="dxa"/>
             </w:tcMar>
             <w:vAlign w:val="center"/>
+            <w:tcMar>
+              <w:top w:w="70" w:type="dxa"/>
+              <w:left w:w="70" w:type="dxa"/>
+              <w:bottom w:w="70" w:type="dxa"/>
+              <w:right w:w="70" w:type="dxa"/>
+            </w:tcMar>
+            <w:tcMar>
+              <w:top w:w="70" w:type="dxa"/>
+              <w:left w:w="70" w:type="dxa"/>
+              <w:bottom w:w="70" w:type="dxa"/>
+              <w:right w:w="70" w:type="dxa"/>
+            </w:tcMar>
+            <w:tcMar>
+              <w:top w:w="70" w:type="dxa"/>
+              <w:left w:w="70" w:type="dxa"/>
+              <w:bottom w:w="70" w:type="dxa"/>
+              <w:right w:w="70" w:type="dxa"/>
+            </w:tcMar>
             <w:tcMar>
               <w:top w:w="70" w:type="dxa"/>
               <w:left w:w="70" w:type="dxa"/>
@@ -592,6 +835,24 @@
               <w:bottom w:w="70" w:type="dxa"/>
               <w:right w:w="70" w:type="dxa"/>
             </w:tcMar>
+            <w:tcMar>
+              <w:top w:w="70" w:type="dxa"/>
+              <w:left w:w="70" w:type="dxa"/>
+              <w:bottom w:w="70" w:type="dxa"/>
+              <w:right w:w="70" w:type="dxa"/>
+            </w:tcMar>
+            <w:tcMar>
+              <w:top w:w="70" w:type="dxa"/>
+              <w:left w:w="70" w:type="dxa"/>
+              <w:bottom w:w="70" w:type="dxa"/>
+              <w:right w:w="70" w:type="dxa"/>
+            </w:tcMar>
+            <w:tcMar>
+              <w:top w:w="70" w:type="dxa"/>
+              <w:left w:w="70" w:type="dxa"/>
+              <w:bottom w:w="70" w:type="dxa"/>
+              <w:right w:w="70" w:type="dxa"/>
+            </w:tcMar>
           </w:tcPr>
           <w:p>
             <w:pPr>
@@ -622,6 +883,24 @@
               <w:right w:w="85" w:type="dxa"/>
             </w:tcMar>
             <w:vAlign w:val="center"/>
+            <w:tcMar>
+              <w:top w:w="70" w:type="dxa"/>
+              <w:left w:w="70" w:type="dxa"/>
+              <w:bottom w:w="70" w:type="dxa"/>
+              <w:right w:w="70" w:type="dxa"/>
+            </w:tcMar>
+            <w:tcMar>
+              <w:top w:w="70" w:type="dxa"/>
+              <w:left w:w="70" w:type="dxa"/>
+              <w:bottom w:w="70" w:type="dxa"/>
+              <w:right w:w="70" w:type="dxa"/>
+            </w:tcMar>
+            <w:tcMar>
+              <w:top w:w="70" w:type="dxa"/>
+              <w:left w:w="70" w:type="dxa"/>
+              <w:bottom w:w="70" w:type="dxa"/>
+              <w:right w:w="70" w:type="dxa"/>
+            </w:tcMar>
             <w:tcMar>
               <w:top w:w="70" w:type="dxa"/>
               <w:left w:w="70" w:type="dxa"/>
@@ -668,6 +947,24 @@
               <w:bottom w:w="70" w:type="dxa"/>
               <w:right w:w="70" w:type="dxa"/>
             </w:tcMar>
+            <w:tcMar>
+              <w:top w:w="70" w:type="dxa"/>
+              <w:left w:w="70" w:type="dxa"/>
+              <w:bottom w:w="70" w:type="dxa"/>
+              <w:right w:w="70" w:type="dxa"/>
+            </w:tcMar>
+            <w:tcMar>
+              <w:top w:w="70" w:type="dxa"/>
+              <w:left w:w="70" w:type="dxa"/>
+              <w:bottom w:w="70" w:type="dxa"/>
+              <w:right w:w="70" w:type="dxa"/>
+            </w:tcMar>
+            <w:tcMar>
+              <w:top w:w="70" w:type="dxa"/>
+              <w:left w:w="70" w:type="dxa"/>
+              <w:bottom w:w="70" w:type="dxa"/>
+              <w:right w:w="70" w:type="dxa"/>
+            </w:tcMar>
           </w:tcPr>
           <w:p>
             <w:pPr>
@@ -698,6 +995,24 @@
               <w:right w:w="85" w:type="dxa"/>
             </w:tcMar>
             <w:vAlign w:val="center"/>
+            <w:tcMar>
+              <w:top w:w="70" w:type="dxa"/>
+              <w:left w:w="70" w:type="dxa"/>
+              <w:bottom w:w="70" w:type="dxa"/>
+              <w:right w:w="70" w:type="dxa"/>
+            </w:tcMar>
+            <w:tcMar>
+              <w:top w:w="70" w:type="dxa"/>
+              <w:left w:w="70" w:type="dxa"/>
+              <w:bottom w:w="70" w:type="dxa"/>
+              <w:right w:w="70" w:type="dxa"/>
+            </w:tcMar>
+            <w:tcMar>
+              <w:top w:w="70" w:type="dxa"/>
+              <w:left w:w="70" w:type="dxa"/>
+              <w:bottom w:w="70" w:type="dxa"/>
+              <w:right w:w="70" w:type="dxa"/>
+            </w:tcMar>
             <w:tcMar>
               <w:top w:w="70" w:type="dxa"/>
               <w:left w:w="70" w:type="dxa"/>
@@ -737,6 +1052,24 @@
               <w:bottom w:w="70" w:type="dxa"/>
               <w:right w:w="70" w:type="dxa"/>
             </w:tcMar>
+            <w:tcMar>
+              <w:top w:w="70" w:type="dxa"/>
+              <w:left w:w="70" w:type="dxa"/>
+              <w:bottom w:w="70" w:type="dxa"/>
+              <w:right w:w="70" w:type="dxa"/>
+            </w:tcMar>
+            <w:tcMar>
+              <w:top w:w="70" w:type="dxa"/>
+              <w:left w:w="70" w:type="dxa"/>
+              <w:bottom w:w="70" w:type="dxa"/>
+              <w:right w:w="70" w:type="dxa"/>
+            </w:tcMar>
+            <w:tcMar>
+              <w:top w:w="70" w:type="dxa"/>
+              <w:left w:w="70" w:type="dxa"/>
+              <w:bottom w:w="70" w:type="dxa"/>
+              <w:right w:w="70" w:type="dxa"/>
+            </w:tcMar>
           </w:tcPr>
           <w:p>
             <w:pPr>
@@ -759,6 +1092,24 @@
           <w:tcPr>
             <w:tcW w:type="dxa" w:w="6917"/>
             <w:vAlign w:val="center"/>
+            <w:tcMar>
+              <w:top w:w="70" w:type="dxa"/>
+              <w:left w:w="70" w:type="dxa"/>
+              <w:bottom w:w="70" w:type="dxa"/>
+              <w:right w:w="70" w:type="dxa"/>
+            </w:tcMar>
+            <w:tcMar>
+              <w:top w:w="70" w:type="dxa"/>
+              <w:left w:w="70" w:type="dxa"/>
+              <w:bottom w:w="70" w:type="dxa"/>
+              <w:right w:w="70" w:type="dxa"/>
+            </w:tcMar>
+            <w:tcMar>
+              <w:top w:w="70" w:type="dxa"/>
+              <w:left w:w="70" w:type="dxa"/>
+              <w:bottom w:w="70" w:type="dxa"/>
+              <w:right w:w="70" w:type="dxa"/>
+            </w:tcMar>
             <w:tcMar>
               <w:top w:w="70" w:type="dxa"/>
               <w:left w:w="70" w:type="dxa"/>
@@ -1415,7 +1766,7 @@
           <w:color w:val="000000"/>
           <w:sz w:val="21"/>
         </w:rPr>
-        <w:t>环境截图待补1张真实操作系统终端图，须显示解释器路径、Python及依赖版本、当前目录。现有浏览器运行图不能替代这项材料。</w:t>
+        <w:t>本节区分原主实验、H盘本机复核和V100补充运行。2026年10月31日已保存本机及服务器真实终端文本，记录见verification/2026-10-31/pr12_audit_fixes/。当前交付尚无符合要求的真实终端环境截图，浏览器运行图不能替代该项课程材料；两台机器不要求使用相同版本。</w:t>
       </w:r>
     </w:p>
     <w:p>
@@ -2536,6 +2887,24 @@
           <w:right w:val="single" w:sz="4" w:color="D9D9D9"/>
           <w:insideH w:val="single" w:sz="4" w:color="D9D9D9"/>
           <w:insideV w:val="single" w:sz="4" w:color="D9D9D9"/>
+          <w:top w:val="single" w:sz="4" w:color="D9D9D9"/>
+          <w:left w:val="single" w:sz="4" w:color="D9D9D9"/>
+          <w:bottom w:val="single" w:sz="4" w:color="D9D9D9"/>
+          <w:right w:val="single" w:sz="4" w:color="D9D9D9"/>
+          <w:insideH w:val="single" w:sz="4" w:color="D9D9D9"/>
+          <w:insideV w:val="single" w:sz="4" w:color="D9D9D9"/>
+          <w:top w:val="single" w:sz="4" w:color="D9D9D9"/>
+          <w:left w:val="single" w:sz="4" w:color="D9D9D9"/>
+          <w:bottom w:val="single" w:sz="4" w:color="D9D9D9"/>
+          <w:right w:val="single" w:sz="4" w:color="D9D9D9"/>
+          <w:insideH w:val="single" w:sz="4" w:color="D9D9D9"/>
+          <w:insideV w:val="single" w:sz="4" w:color="D9D9D9"/>
+          <w:top w:val="single" w:sz="4" w:color="D9D9D9"/>
+          <w:left w:val="single" w:sz="4" w:color="D9D9D9"/>
+          <w:bottom w:val="single" w:sz="4" w:color="D9D9D9"/>
+          <w:right w:val="single" w:sz="4" w:color="D9D9D9"/>
+          <w:insideH w:val="single" w:sz="4" w:color="D9D9D9"/>
+          <w:insideV w:val="single" w:sz="4" w:color="D9D9D9"/>
         </w:tblBorders>
         <w:tblLayout w:type="fixed"/>
         <w:tblLook w:val="04A0" w:firstRow="1" w:lastRow="0" w:firstColumn="1" w:lastColumn="0" w:noHBand="0" w:noVBand="1"/>
@@ -2549,6 +2918,9 @@
           <w:cantSplit/>
           <w:tblHeader/>
           <w:tblHeader/>
+          <w:tblHeader/>
+          <w:tblHeader/>
+          <w:tblHeader/>
         </w:trPr>
         <w:tc>
           <w:tcPr>
@@ -2561,6 +2933,27 @@
               <w:right w:w="85" w:type="dxa"/>
             </w:tcMar>
             <w:vAlign w:val="center"/>
+            <w:tcMar>
+              <w:top w:w="70" w:type="dxa"/>
+              <w:left w:w="70" w:type="dxa"/>
+              <w:bottom w:w="70" w:type="dxa"/>
+              <w:right w:w="70" w:type="dxa"/>
+            </w:tcMar>
+            <w:shd w:fill="E7E6E6"/>
+            <w:tcMar>
+              <w:top w:w="70" w:type="dxa"/>
+              <w:left w:w="70" w:type="dxa"/>
+              <w:bottom w:w="70" w:type="dxa"/>
+              <w:right w:w="70" w:type="dxa"/>
+            </w:tcMar>
+            <w:shd w:fill="E7E6E6"/>
+            <w:tcMar>
+              <w:top w:w="70" w:type="dxa"/>
+              <w:left w:w="70" w:type="dxa"/>
+              <w:bottom w:w="70" w:type="dxa"/>
+              <w:right w:w="70" w:type="dxa"/>
+            </w:tcMar>
+            <w:shd w:fill="E7E6E6"/>
             <w:tcMar>
               <w:top w:w="70" w:type="dxa"/>
               <w:left w:w="70" w:type="dxa"/>
@@ -2614,6 +3007,27 @@
               <w:right w:w="70" w:type="dxa"/>
             </w:tcMar>
             <w:shd w:fill="E7E6E6"/>
+            <w:tcMar>
+              <w:top w:w="70" w:type="dxa"/>
+              <w:left w:w="70" w:type="dxa"/>
+              <w:bottom w:w="70" w:type="dxa"/>
+              <w:right w:w="70" w:type="dxa"/>
+            </w:tcMar>
+            <w:shd w:fill="E7E6E6"/>
+            <w:tcMar>
+              <w:top w:w="70" w:type="dxa"/>
+              <w:left w:w="70" w:type="dxa"/>
+              <w:bottom w:w="70" w:type="dxa"/>
+              <w:right w:w="70" w:type="dxa"/>
+            </w:tcMar>
+            <w:shd w:fill="E7E6E6"/>
+            <w:tcMar>
+              <w:top w:w="70" w:type="dxa"/>
+              <w:left w:w="70" w:type="dxa"/>
+              <w:bottom w:w="70" w:type="dxa"/>
+              <w:right w:w="70" w:type="dxa"/>
+            </w:tcMar>
+            <w:shd w:fill="E7E6E6"/>
           </w:tcPr>
           <w:p>
             <w:pPr>
@@ -2655,6 +3069,24 @@
               <w:bottom w:w="70" w:type="dxa"/>
               <w:right w:w="70" w:type="dxa"/>
             </w:tcMar>
+            <w:tcMar>
+              <w:top w:w="70" w:type="dxa"/>
+              <w:left w:w="70" w:type="dxa"/>
+              <w:bottom w:w="70" w:type="dxa"/>
+              <w:right w:w="70" w:type="dxa"/>
+            </w:tcMar>
+            <w:tcMar>
+              <w:top w:w="70" w:type="dxa"/>
+              <w:left w:w="70" w:type="dxa"/>
+              <w:bottom w:w="70" w:type="dxa"/>
+              <w:right w:w="70" w:type="dxa"/>
+            </w:tcMar>
+            <w:tcMar>
+              <w:top w:w="70" w:type="dxa"/>
+              <w:left w:w="70" w:type="dxa"/>
+              <w:bottom w:w="70" w:type="dxa"/>
+              <w:right w:w="70" w:type="dxa"/>
+            </w:tcMar>
           </w:tcPr>
           <w:p>
             <w:pPr>
@@ -2685,6 +3117,24 @@
               <w:right w:w="85" w:type="dxa"/>
             </w:tcMar>
             <w:vAlign w:val="center"/>
+            <w:tcMar>
+              <w:top w:w="70" w:type="dxa"/>
+              <w:left w:w="70" w:type="dxa"/>
+              <w:bottom w:w="70" w:type="dxa"/>
+              <w:right w:w="70" w:type="dxa"/>
+            </w:tcMar>
+            <w:tcMar>
+              <w:top w:w="70" w:type="dxa"/>
+              <w:left w:w="70" w:type="dxa"/>
+              <w:bottom w:w="70" w:type="dxa"/>
+              <w:right w:w="70" w:type="dxa"/>
+            </w:tcMar>
+            <w:tcMar>
+              <w:top w:w="70" w:type="dxa"/>
+              <w:left w:w="70" w:type="dxa"/>
+              <w:bottom w:w="70" w:type="dxa"/>
+              <w:right w:w="70" w:type="dxa"/>
+            </w:tcMar>
             <w:tcMar>
               <w:top w:w="70" w:type="dxa"/>
               <w:left w:w="70" w:type="dxa"/>
@@ -2750,6 +3200,24 @@
               <w:bottom w:w="70" w:type="dxa"/>
               <w:right w:w="70" w:type="dxa"/>
             </w:tcMar>
+            <w:tcMar>
+              <w:top w:w="70" w:type="dxa"/>
+              <w:left w:w="70" w:type="dxa"/>
+              <w:bottom w:w="70" w:type="dxa"/>
+              <w:right w:w="70" w:type="dxa"/>
+            </w:tcMar>
+            <w:tcMar>
+              <w:top w:w="70" w:type="dxa"/>
+              <w:left w:w="70" w:type="dxa"/>
+              <w:bottom w:w="70" w:type="dxa"/>
+              <w:right w:w="70" w:type="dxa"/>
+            </w:tcMar>
+            <w:tcMar>
+              <w:top w:w="70" w:type="dxa"/>
+              <w:left w:w="70" w:type="dxa"/>
+              <w:bottom w:w="70" w:type="dxa"/>
+              <w:right w:w="70" w:type="dxa"/>
+            </w:tcMar>
           </w:tcPr>
           <w:p>
             <w:pPr>
@@ -2789,6 +3257,24 @@
               <w:right w:w="85" w:type="dxa"/>
             </w:tcMar>
             <w:vAlign w:val="center"/>
+            <w:tcMar>
+              <w:top w:w="70" w:type="dxa"/>
+              <w:left w:w="70" w:type="dxa"/>
+              <w:bottom w:w="70" w:type="dxa"/>
+              <w:right w:w="70" w:type="dxa"/>
+            </w:tcMar>
+            <w:tcMar>
+              <w:top w:w="70" w:type="dxa"/>
+              <w:left w:w="70" w:type="dxa"/>
+              <w:bottom w:w="70" w:type="dxa"/>
+              <w:right w:w="70" w:type="dxa"/>
+            </w:tcMar>
+            <w:tcMar>
+              <w:top w:w="70" w:type="dxa"/>
+              <w:left w:w="70" w:type="dxa"/>
+              <w:bottom w:w="70" w:type="dxa"/>
+              <w:right w:w="70" w:type="dxa"/>
+            </w:tcMar>
             <w:tcMar>
               <w:top w:w="70" w:type="dxa"/>
               <w:left w:w="70" w:type="dxa"/>
@@ -2854,6 +3340,24 @@
               <w:bottom w:w="70" w:type="dxa"/>
               <w:right w:w="70" w:type="dxa"/>
             </w:tcMar>
+            <w:tcMar>
+              <w:top w:w="70" w:type="dxa"/>
+              <w:left w:w="70" w:type="dxa"/>
+              <w:bottom w:w="70" w:type="dxa"/>
+              <w:right w:w="70" w:type="dxa"/>
+            </w:tcMar>
+            <w:tcMar>
+              <w:top w:w="70" w:type="dxa"/>
+              <w:left w:w="70" w:type="dxa"/>
+              <w:bottom w:w="70" w:type="dxa"/>
+              <w:right w:w="70" w:type="dxa"/>
+            </w:tcMar>
+            <w:tcMar>
+              <w:top w:w="70" w:type="dxa"/>
+              <w:left w:w="70" w:type="dxa"/>
+              <w:bottom w:w="70" w:type="dxa"/>
+              <w:right w:w="70" w:type="dxa"/>
+            </w:tcMar>
           </w:tcPr>
           <w:p>
             <w:pPr>
@@ -2884,6 +3388,24 @@
               <w:right w:w="85" w:type="dxa"/>
             </w:tcMar>
             <w:vAlign w:val="center"/>
+            <w:tcMar>
+              <w:top w:w="70" w:type="dxa"/>
+              <w:left w:w="70" w:type="dxa"/>
+              <w:bottom w:w="70" w:type="dxa"/>
+              <w:right w:w="70" w:type="dxa"/>
+            </w:tcMar>
+            <w:tcMar>
+              <w:top w:w="70" w:type="dxa"/>
+              <w:left w:w="70" w:type="dxa"/>
+              <w:bottom w:w="70" w:type="dxa"/>
+              <w:right w:w="70" w:type="dxa"/>
+            </w:tcMar>
+            <w:tcMar>
+              <w:top w:w="70" w:type="dxa"/>
+              <w:left w:w="70" w:type="dxa"/>
+              <w:bottom w:w="70" w:type="dxa"/>
+              <w:right w:w="70" w:type="dxa"/>
+            </w:tcMar>
             <w:tcMar>
               <w:top w:w="70" w:type="dxa"/>
               <w:left w:w="70" w:type="dxa"/>
@@ -2949,6 +3471,24 @@
               <w:bottom w:w="70" w:type="dxa"/>
               <w:right w:w="70" w:type="dxa"/>
             </w:tcMar>
+            <w:tcMar>
+              <w:top w:w="70" w:type="dxa"/>
+              <w:left w:w="70" w:type="dxa"/>
+              <w:bottom w:w="70" w:type="dxa"/>
+              <w:right w:w="70" w:type="dxa"/>
+            </w:tcMar>
+            <w:tcMar>
+              <w:top w:w="70" w:type="dxa"/>
+              <w:left w:w="70" w:type="dxa"/>
+              <w:bottom w:w="70" w:type="dxa"/>
+              <w:right w:w="70" w:type="dxa"/>
+            </w:tcMar>
+            <w:tcMar>
+              <w:top w:w="70" w:type="dxa"/>
+              <w:left w:w="70" w:type="dxa"/>
+              <w:bottom w:w="70" w:type="dxa"/>
+              <w:right w:w="70" w:type="dxa"/>
+            </w:tcMar>
           </w:tcPr>
           <w:p>
             <w:pPr>
@@ -2997,6 +3537,24 @@
               <w:right w:w="85" w:type="dxa"/>
             </w:tcMar>
             <w:vAlign w:val="center"/>
+            <w:tcMar>
+              <w:top w:w="70" w:type="dxa"/>
+              <w:left w:w="70" w:type="dxa"/>
+              <w:bottom w:w="70" w:type="dxa"/>
+              <w:right w:w="70" w:type="dxa"/>
+            </w:tcMar>
+            <w:tcMar>
+              <w:top w:w="70" w:type="dxa"/>
+              <w:left w:w="70" w:type="dxa"/>
+              <w:bottom w:w="70" w:type="dxa"/>
+              <w:right w:w="70" w:type="dxa"/>
+            </w:tcMar>
+            <w:tcMar>
+              <w:top w:w="70" w:type="dxa"/>
+              <w:left w:w="70" w:type="dxa"/>
+              <w:bottom w:w="70" w:type="dxa"/>
+              <w:right w:w="70" w:type="dxa"/>
+            </w:tcMar>
             <w:tcMar>
               <w:top w:w="70" w:type="dxa"/>
               <w:left w:w="70" w:type="dxa"/>
@@ -3062,6 +3620,24 @@
               <w:bottom w:w="70" w:type="dxa"/>
               <w:right w:w="70" w:type="dxa"/>
             </w:tcMar>
+            <w:tcMar>
+              <w:top w:w="70" w:type="dxa"/>
+              <w:left w:w="70" w:type="dxa"/>
+              <w:bottom w:w="70" w:type="dxa"/>
+              <w:right w:w="70" w:type="dxa"/>
+            </w:tcMar>
+            <w:tcMar>
+              <w:top w:w="70" w:type="dxa"/>
+              <w:left w:w="70" w:type="dxa"/>
+              <w:bottom w:w="70" w:type="dxa"/>
+              <w:right w:w="70" w:type="dxa"/>
+            </w:tcMar>
+            <w:tcMar>
+              <w:top w:w="70" w:type="dxa"/>
+              <w:left w:w="70" w:type="dxa"/>
+              <w:bottom w:w="70" w:type="dxa"/>
+              <w:right w:w="70" w:type="dxa"/>
+            </w:tcMar>
           </w:tcPr>
           <w:p>
             <w:pPr>
@@ -3092,6 +3668,24 @@
               <w:right w:w="85" w:type="dxa"/>
             </w:tcMar>
             <w:vAlign w:val="center"/>
+            <w:tcMar>
+              <w:top w:w="70" w:type="dxa"/>
+              <w:left w:w="70" w:type="dxa"/>
+              <w:bottom w:w="70" w:type="dxa"/>
+              <w:right w:w="70" w:type="dxa"/>
+            </w:tcMar>
+            <w:tcMar>
+              <w:top w:w="70" w:type="dxa"/>
+              <w:left w:w="70" w:type="dxa"/>
+              <w:bottom w:w="70" w:type="dxa"/>
+              <w:right w:w="70" w:type="dxa"/>
+            </w:tcMar>
+            <w:tcMar>
+              <w:top w:w="70" w:type="dxa"/>
+              <w:left w:w="70" w:type="dxa"/>
+              <w:bottom w:w="70" w:type="dxa"/>
+              <w:right w:w="70" w:type="dxa"/>
+            </w:tcMar>
             <w:tcMar>
               <w:top w:w="70" w:type="dxa"/>
               <w:left w:w="70" w:type="dxa"/>
@@ -3157,6 +3751,24 @@
               <w:bottom w:w="70" w:type="dxa"/>
               <w:right w:w="70" w:type="dxa"/>
             </w:tcMar>
+            <w:tcMar>
+              <w:top w:w="70" w:type="dxa"/>
+              <w:left w:w="70" w:type="dxa"/>
+              <w:bottom w:w="70" w:type="dxa"/>
+              <w:right w:w="70" w:type="dxa"/>
+            </w:tcMar>
+            <w:tcMar>
+              <w:top w:w="70" w:type="dxa"/>
+              <w:left w:w="70" w:type="dxa"/>
+              <w:bottom w:w="70" w:type="dxa"/>
+              <w:right w:w="70" w:type="dxa"/>
+            </w:tcMar>
+            <w:tcMar>
+              <w:top w:w="70" w:type="dxa"/>
+              <w:left w:w="70" w:type="dxa"/>
+              <w:bottom w:w="70" w:type="dxa"/>
+              <w:right w:w="70" w:type="dxa"/>
+            </w:tcMar>
           </w:tcPr>
           <w:p>
             <w:pPr>
@@ -3187,6 +3799,24 @@
               <w:right w:w="85" w:type="dxa"/>
             </w:tcMar>
             <w:vAlign w:val="center"/>
+            <w:tcMar>
+              <w:top w:w="70" w:type="dxa"/>
+              <w:left w:w="70" w:type="dxa"/>
+              <w:bottom w:w="70" w:type="dxa"/>
+              <w:right w:w="70" w:type="dxa"/>
+            </w:tcMar>
+            <w:tcMar>
+              <w:top w:w="70" w:type="dxa"/>
+              <w:left w:w="70" w:type="dxa"/>
+              <w:bottom w:w="70" w:type="dxa"/>
+              <w:right w:w="70" w:type="dxa"/>
+            </w:tcMar>
+            <w:tcMar>
+              <w:top w:w="70" w:type="dxa"/>
+              <w:left w:w="70" w:type="dxa"/>
+              <w:bottom w:w="70" w:type="dxa"/>
+              <w:right w:w="70" w:type="dxa"/>
+            </w:tcMar>
             <w:tcMar>
               <w:top w:w="70" w:type="dxa"/>
               <w:left w:w="70" w:type="dxa"/>
@@ -4882,7 +5512,7 @@
           <w:color w:val="000000"/>
           <w:sz w:val="21"/>
         </w:rPr>
-        <w:t>2026年10月31日实际下载并启动Qwen/Qwen2.5-3B-Instruct，修订号aa8e72537993ba99e69dfaafa59ed015b17504d1，FP16冻结推理，服务只监听服务器127.0.0.1，通过SSH转发到本机7870端口。GPU1实测进程约2.1—2.5GiB；25%是PyTorch分配器上限，不代表整卡独占。真实问题“Who put together the screenplay for Inception?”执行P58并返回Christopher Nolan；“what else did the person who made it direct? Just three titles.”执行导演反查，记录limit=3及模板回退。这两例用于确认真实HTTP链路，完整开发结果另表列出。</w:t>
+        <w:t>2026年10月31日实际下载并启动Qwen/Qwen2.5-3B-Instruct，修订号aa8e72537993ba99e69dfaafa59ed015b17504d1，FP16冻结推理，服务只监听服务器127.0.0.1，通过SSH转发到本机7870端口。GPU1上本账户P0服务PID的三次nvidia-smi采样均为7542 MiB（约7.37 GiB）；这是2026年10月31日的稳定进程采样，不是全生命周期峰值。原2.1—2.5 GiB说法撤回；25%仅为PyTorch分配器上限，不含全部CUDA开销，也不代表整卡独占。真实问题“Who put together the screenplay for Inception?”执行P58并返回Christopher Nolan；“what else did the person who made it direct? Just three titles.”执行导演反查，记录limit=3及模板回退。这两例用于确认真实HTTP链路，完整开发结果另表列出。</w:t>
       </w:r>
     </w:p>
     <w:p>
@@ -4968,6 +5598,24 @@
           <w:right w:val="single" w:sz="4" w:space="0" w:color="D9D9D9"/>
           <w:insideH w:val="single" w:sz="4" w:space="0" w:color="D9D9D9"/>
           <w:insideV w:val="single" w:sz="4" w:space="0" w:color="D9D9D9"/>
+          <w:top w:val="single" w:sz="4" w:color="D9D9D9"/>
+          <w:left w:val="single" w:sz="4" w:color="D9D9D9"/>
+          <w:bottom w:val="single" w:sz="4" w:color="D9D9D9"/>
+          <w:right w:val="single" w:sz="4" w:color="D9D9D9"/>
+          <w:insideH w:val="single" w:sz="4" w:color="D9D9D9"/>
+          <w:insideV w:val="single" w:sz="4" w:color="D9D9D9"/>
+          <w:top w:val="single" w:sz="4" w:color="D9D9D9"/>
+          <w:left w:val="single" w:sz="4" w:color="D9D9D9"/>
+          <w:bottom w:val="single" w:sz="4" w:color="D9D9D9"/>
+          <w:right w:val="single" w:sz="4" w:color="D9D9D9"/>
+          <w:insideH w:val="single" w:sz="4" w:color="D9D9D9"/>
+          <w:insideV w:val="single" w:sz="4" w:color="D9D9D9"/>
+          <w:top w:val="single" w:sz="4" w:color="D9D9D9"/>
+          <w:left w:val="single" w:sz="4" w:color="D9D9D9"/>
+          <w:bottom w:val="single" w:sz="4" w:color="D9D9D9"/>
+          <w:right w:val="single" w:sz="4" w:color="D9D9D9"/>
+          <w:insideH w:val="single" w:sz="4" w:color="D9D9D9"/>
+          <w:insideV w:val="single" w:sz="4" w:color="D9D9D9"/>
           <w:top w:val="single" w:sz="4" w:color="D9D9D9"/>
           <w:left w:val="single" w:sz="4" w:color="D9D9D9"/>
           <w:bottom w:val="single" w:sz="4" w:color="D9D9D9"/>
@@ -4992,12 +5640,36 @@
           <w:tblHeader/>
           <w:jc w:val="center"/>
           <w:tblHeader/>
+          <w:tblHeader/>
+          <w:tblHeader/>
+          <w:tblHeader/>
         </w:trPr>
         <w:tc>
           <w:tcPr>
             <w:tcW w:w="794" w:type="dxa"/>
             <w:shd w:val="clear" w:color="auto" w:fill="E7EDF3"/>
             <w:vAlign w:val="center"/>
+            <w:tcMar>
+              <w:top w:w="70" w:type="dxa"/>
+              <w:left w:w="70" w:type="dxa"/>
+              <w:bottom w:w="70" w:type="dxa"/>
+              <w:right w:w="70" w:type="dxa"/>
+            </w:tcMar>
+            <w:shd w:fill="E7E6E6"/>
+            <w:tcMar>
+              <w:top w:w="70" w:type="dxa"/>
+              <w:left w:w="70" w:type="dxa"/>
+              <w:bottom w:w="70" w:type="dxa"/>
+              <w:right w:w="70" w:type="dxa"/>
+            </w:tcMar>
+            <w:shd w:fill="E7E6E6"/>
+            <w:tcMar>
+              <w:top w:w="70" w:type="dxa"/>
+              <w:left w:w="70" w:type="dxa"/>
+              <w:bottom w:w="70" w:type="dxa"/>
+              <w:right w:w="70" w:type="dxa"/>
+            </w:tcMar>
+            <w:shd w:fill="E7E6E6"/>
             <w:tcMar>
               <w:top w:w="70" w:type="dxa"/>
               <w:left w:w="70" w:type="dxa"/>
@@ -5036,6 +5708,27 @@
               <w:right w:w="70" w:type="dxa"/>
             </w:tcMar>
             <w:shd w:fill="E7E6E6"/>
+            <w:tcMar>
+              <w:top w:w="70" w:type="dxa"/>
+              <w:left w:w="70" w:type="dxa"/>
+              <w:bottom w:w="70" w:type="dxa"/>
+              <w:right w:w="70" w:type="dxa"/>
+            </w:tcMar>
+            <w:shd w:fill="E7E6E6"/>
+            <w:tcMar>
+              <w:top w:w="70" w:type="dxa"/>
+              <w:left w:w="70" w:type="dxa"/>
+              <w:bottom w:w="70" w:type="dxa"/>
+              <w:right w:w="70" w:type="dxa"/>
+            </w:tcMar>
+            <w:shd w:fill="E7E6E6"/>
+            <w:tcMar>
+              <w:top w:w="70" w:type="dxa"/>
+              <w:left w:w="70" w:type="dxa"/>
+              <w:bottom w:w="70" w:type="dxa"/>
+              <w:right w:w="70" w:type="dxa"/>
+            </w:tcMar>
+            <w:shd w:fill="E7E6E6"/>
           </w:tcPr>
           <w:p>
             <w:pPr>
@@ -5060,6 +5753,27 @@
             <w:tcW w:w="1984" w:type="dxa"/>
             <w:shd w:val="clear" w:color="auto" w:fill="E7EDF3"/>
             <w:vAlign w:val="center"/>
+            <w:tcMar>
+              <w:top w:w="70" w:type="dxa"/>
+              <w:left w:w="70" w:type="dxa"/>
+              <w:bottom w:w="70" w:type="dxa"/>
+              <w:right w:w="70" w:type="dxa"/>
+            </w:tcMar>
+            <w:shd w:fill="E7E6E6"/>
+            <w:tcMar>
+              <w:top w:w="70" w:type="dxa"/>
+              <w:left w:w="70" w:type="dxa"/>
+              <w:bottom w:w="70" w:type="dxa"/>
+              <w:right w:w="70" w:type="dxa"/>
+            </w:tcMar>
+            <w:shd w:fill="E7E6E6"/>
+            <w:tcMar>
+              <w:top w:w="70" w:type="dxa"/>
+              <w:left w:w="70" w:type="dxa"/>
+              <w:bottom w:w="70" w:type="dxa"/>
+              <w:right w:w="70" w:type="dxa"/>
+            </w:tcMar>
+            <w:shd w:fill="E7E6E6"/>
             <w:tcMar>
               <w:top w:w="70" w:type="dxa"/>
               <w:left w:w="70" w:type="dxa"/>
@@ -5107,6 +5821,27 @@
               <w:right w:w="70" w:type="dxa"/>
             </w:tcMar>
             <w:shd w:fill="E7E6E6"/>
+            <w:tcMar>
+              <w:top w:w="70" w:type="dxa"/>
+              <w:left w:w="70" w:type="dxa"/>
+              <w:bottom w:w="70" w:type="dxa"/>
+              <w:right w:w="70" w:type="dxa"/>
+            </w:tcMar>
+            <w:shd w:fill="E7E6E6"/>
+            <w:tcMar>
+              <w:top w:w="70" w:type="dxa"/>
+              <w:left w:w="70" w:type="dxa"/>
+              <w:bottom w:w="70" w:type="dxa"/>
+              <w:right w:w="70" w:type="dxa"/>
+            </w:tcMar>
+            <w:shd w:fill="E7E6E6"/>
+            <w:tcMar>
+              <w:top w:w="70" w:type="dxa"/>
+              <w:left w:w="70" w:type="dxa"/>
+              <w:bottom w:w="70" w:type="dxa"/>
+              <w:right w:w="70" w:type="dxa"/>
+            </w:tcMar>
+            <w:shd w:fill="E7E6E6"/>
           </w:tcPr>
           <w:p>
             <w:pPr>
@@ -5147,6 +5882,27 @@
               <w:right w:w="70" w:type="dxa"/>
             </w:tcMar>
             <w:shd w:fill="E7E6E6"/>
+            <w:tcMar>
+              <w:top w:w="70" w:type="dxa"/>
+              <w:left w:w="70" w:type="dxa"/>
+              <w:bottom w:w="70" w:type="dxa"/>
+              <w:right w:w="70" w:type="dxa"/>
+            </w:tcMar>
+            <w:shd w:fill="E7E6E6"/>
+            <w:tcMar>
+              <w:top w:w="70" w:type="dxa"/>
+              <w:left w:w="70" w:type="dxa"/>
+              <w:bottom w:w="70" w:type="dxa"/>
+              <w:right w:w="70" w:type="dxa"/>
+            </w:tcMar>
+            <w:shd w:fill="E7E6E6"/>
+            <w:tcMar>
+              <w:top w:w="70" w:type="dxa"/>
+              <w:left w:w="70" w:type="dxa"/>
+              <w:bottom w:w="70" w:type="dxa"/>
+              <w:right w:w="70" w:type="dxa"/>
+            </w:tcMar>
+            <w:shd w:fill="E7E6E6"/>
           </w:tcPr>
           <w:p>
             <w:pPr>
@@ -5171,6 +5927,27 @@
             <w:tcW w:w="1644" w:type="dxa"/>
             <w:shd w:val="clear" w:color="auto" w:fill="E7EDF3"/>
             <w:vAlign w:val="center"/>
+            <w:tcMar>
+              <w:top w:w="70" w:type="dxa"/>
+              <w:left w:w="70" w:type="dxa"/>
+              <w:bottom w:w="70" w:type="dxa"/>
+              <w:right w:w="70" w:type="dxa"/>
+            </w:tcMar>
+            <w:shd w:fill="E7E6E6"/>
+            <w:tcMar>
+              <w:top w:w="70" w:type="dxa"/>
+              <w:left w:w="70" w:type="dxa"/>
+              <w:bottom w:w="70" w:type="dxa"/>
+              <w:right w:w="70" w:type="dxa"/>
+            </w:tcMar>
+            <w:shd w:fill="E7E6E6"/>
+            <w:tcMar>
+              <w:top w:w="70" w:type="dxa"/>
+              <w:left w:w="70" w:type="dxa"/>
+              <w:bottom w:w="70" w:type="dxa"/>
+              <w:right w:w="70" w:type="dxa"/>
+            </w:tcMar>
+            <w:shd w:fill="E7E6E6"/>
             <w:tcMar>
               <w:top w:w="70" w:type="dxa"/>
               <w:left w:w="70" w:type="dxa"/>
@@ -5214,6 +5991,24 @@
               <w:bottom w:w="70" w:type="dxa"/>
               <w:right w:w="70" w:type="dxa"/>
             </w:tcMar>
+            <w:tcMar>
+              <w:top w:w="70" w:type="dxa"/>
+              <w:left w:w="70" w:type="dxa"/>
+              <w:bottom w:w="70" w:type="dxa"/>
+              <w:right w:w="70" w:type="dxa"/>
+            </w:tcMar>
+            <w:tcMar>
+              <w:top w:w="70" w:type="dxa"/>
+              <w:left w:w="70" w:type="dxa"/>
+              <w:bottom w:w="70" w:type="dxa"/>
+              <w:right w:w="70" w:type="dxa"/>
+            </w:tcMar>
+            <w:tcMar>
+              <w:top w:w="70" w:type="dxa"/>
+              <w:left w:w="70" w:type="dxa"/>
+              <w:bottom w:w="70" w:type="dxa"/>
+              <w:right w:w="70" w:type="dxa"/>
+            </w:tcMar>
           </w:tcPr>
           <w:p>
             <w:pPr>
@@ -5244,6 +6039,24 @@
               <w:bottom w:w="70" w:type="dxa"/>
               <w:right w:w="70" w:type="dxa"/>
             </w:tcMar>
+            <w:tcMar>
+              <w:top w:w="70" w:type="dxa"/>
+              <w:left w:w="70" w:type="dxa"/>
+              <w:bottom w:w="70" w:type="dxa"/>
+              <w:right w:w="70" w:type="dxa"/>
+            </w:tcMar>
+            <w:tcMar>
+              <w:top w:w="70" w:type="dxa"/>
+              <w:left w:w="70" w:type="dxa"/>
+              <w:bottom w:w="70" w:type="dxa"/>
+              <w:right w:w="70" w:type="dxa"/>
+            </w:tcMar>
+            <w:tcMar>
+              <w:top w:w="70" w:type="dxa"/>
+              <w:left w:w="70" w:type="dxa"/>
+              <w:bottom w:w="70" w:type="dxa"/>
+              <w:right w:w="70" w:type="dxa"/>
+            </w:tcMar>
           </w:tcPr>
           <w:p>
             <w:pPr>
@@ -5274,6 +6087,24 @@
               <w:bottom w:w="70" w:type="dxa"/>
               <w:right w:w="70" w:type="dxa"/>
             </w:tcMar>
+            <w:tcMar>
+              <w:top w:w="70" w:type="dxa"/>
+              <w:left w:w="70" w:type="dxa"/>
+              <w:bottom w:w="70" w:type="dxa"/>
+              <w:right w:w="70" w:type="dxa"/>
+            </w:tcMar>
+            <w:tcMar>
+              <w:top w:w="70" w:type="dxa"/>
+              <w:left w:w="70" w:type="dxa"/>
+              <w:bottom w:w="70" w:type="dxa"/>
+              <w:right w:w="70" w:type="dxa"/>
+            </w:tcMar>
+            <w:tcMar>
+              <w:top w:w="70" w:type="dxa"/>
+              <w:left w:w="70" w:type="dxa"/>
+              <w:bottom w:w="70" w:type="dxa"/>
+              <w:right w:w="70" w:type="dxa"/>
+            </w:tcMar>
           </w:tcPr>
           <w:p>
             <w:pPr>
@@ -5304,6 +6135,24 @@
               <w:bottom w:w="70" w:type="dxa"/>
               <w:right w:w="70" w:type="dxa"/>
             </w:tcMar>
+            <w:tcMar>
+              <w:top w:w="70" w:type="dxa"/>
+              <w:left w:w="70" w:type="dxa"/>
+              <w:bottom w:w="70" w:type="dxa"/>
+              <w:right w:w="70" w:type="dxa"/>
+            </w:tcMar>
+            <w:tcMar>
+              <w:top w:w="70" w:type="dxa"/>
+              <w:left w:w="70" w:type="dxa"/>
+              <w:bottom w:w="70" w:type="dxa"/>
+              <w:right w:w="70" w:type="dxa"/>
+            </w:tcMar>
+            <w:tcMar>
+              <w:top w:w="70" w:type="dxa"/>
+              <w:left w:w="70" w:type="dxa"/>
+              <w:bottom w:w="70" w:type="dxa"/>
+              <w:right w:w="70" w:type="dxa"/>
+            </w:tcMar>
           </w:tcPr>
           <w:p>
             <w:pPr>
@@ -5334,6 +6183,24 @@
               <w:bottom w:w="70" w:type="dxa"/>
               <w:right w:w="70" w:type="dxa"/>
             </w:tcMar>
+            <w:tcMar>
+              <w:top w:w="70" w:type="dxa"/>
+              <w:left w:w="70" w:type="dxa"/>
+              <w:bottom w:w="70" w:type="dxa"/>
+              <w:right w:w="70" w:type="dxa"/>
+            </w:tcMar>
+            <w:tcMar>
+              <w:top w:w="70" w:type="dxa"/>
+              <w:left w:w="70" w:type="dxa"/>
+              <w:bottom w:w="70" w:type="dxa"/>
+              <w:right w:w="70" w:type="dxa"/>
+            </w:tcMar>
+            <w:tcMar>
+              <w:top w:w="70" w:type="dxa"/>
+              <w:left w:w="70" w:type="dxa"/>
+              <w:bottom w:w="70" w:type="dxa"/>
+              <w:right w:w="70" w:type="dxa"/>
+            </w:tcMar>
           </w:tcPr>
           <w:p>
             <w:pPr>
@@ -5358,6 +6225,24 @@
             <w:tcW w:w="1644" w:type="dxa"/>
             <w:shd w:val="clear" w:color="auto" w:fill="FFFFFF"/>
             <w:vAlign w:val="center"/>
+            <w:tcMar>
+              <w:top w:w="70" w:type="dxa"/>
+              <w:left w:w="70" w:type="dxa"/>
+              <w:bottom w:w="70" w:type="dxa"/>
+              <w:right w:w="70" w:type="dxa"/>
+            </w:tcMar>
+            <w:tcMar>
+              <w:top w:w="70" w:type="dxa"/>
+              <w:left w:w="70" w:type="dxa"/>
+              <w:bottom w:w="70" w:type="dxa"/>
+              <w:right w:w="70" w:type="dxa"/>
+            </w:tcMar>
+            <w:tcMar>
+              <w:top w:w="70" w:type="dxa"/>
+              <w:left w:w="70" w:type="dxa"/>
+              <w:bottom w:w="70" w:type="dxa"/>
+              <w:right w:w="70" w:type="dxa"/>
+            </w:tcMar>
             <w:tcMar>
               <w:top w:w="70" w:type="dxa"/>
               <w:left w:w="70" w:type="dxa"/>
@@ -5400,6 +6285,24 @@
               <w:bottom w:w="70" w:type="dxa"/>
               <w:right w:w="70" w:type="dxa"/>
             </w:tcMar>
+            <w:tcMar>
+              <w:top w:w="70" w:type="dxa"/>
+              <w:left w:w="70" w:type="dxa"/>
+              <w:bottom w:w="70" w:type="dxa"/>
+              <w:right w:w="70" w:type="dxa"/>
+            </w:tcMar>
+            <w:tcMar>
+              <w:top w:w="70" w:type="dxa"/>
+              <w:left w:w="70" w:type="dxa"/>
+              <w:bottom w:w="70" w:type="dxa"/>
+              <w:right w:w="70" w:type="dxa"/>
+            </w:tcMar>
+            <w:tcMar>
+              <w:top w:w="70" w:type="dxa"/>
+              <w:left w:w="70" w:type="dxa"/>
+              <w:bottom w:w="70" w:type="dxa"/>
+              <w:right w:w="70" w:type="dxa"/>
+            </w:tcMar>
           </w:tcPr>
           <w:p>
             <w:pPr>
@@ -5430,6 +6333,24 @@
               <w:bottom w:w="70" w:type="dxa"/>
               <w:right w:w="70" w:type="dxa"/>
             </w:tcMar>
+            <w:tcMar>
+              <w:top w:w="70" w:type="dxa"/>
+              <w:left w:w="70" w:type="dxa"/>
+              <w:bottom w:w="70" w:type="dxa"/>
+              <w:right w:w="70" w:type="dxa"/>
+            </w:tcMar>
+            <w:tcMar>
+              <w:top w:w="70" w:type="dxa"/>
+              <w:left w:w="70" w:type="dxa"/>
+              <w:bottom w:w="70" w:type="dxa"/>
+              <w:right w:w="70" w:type="dxa"/>
+            </w:tcMar>
+            <w:tcMar>
+              <w:top w:w="70" w:type="dxa"/>
+              <w:left w:w="70" w:type="dxa"/>
+              <w:bottom w:w="70" w:type="dxa"/>
+              <w:right w:w="70" w:type="dxa"/>
+            </w:tcMar>
           </w:tcPr>
           <w:p>
             <w:pPr>
@@ -5460,6 +6381,24 @@
               <w:bottom w:w="70" w:type="dxa"/>
               <w:right w:w="70" w:type="dxa"/>
             </w:tcMar>
+            <w:tcMar>
+              <w:top w:w="70" w:type="dxa"/>
+              <w:left w:w="70" w:type="dxa"/>
+              <w:bottom w:w="70" w:type="dxa"/>
+              <w:right w:w="70" w:type="dxa"/>
+            </w:tcMar>
+            <w:tcMar>
+              <w:top w:w="70" w:type="dxa"/>
+              <w:left w:w="70" w:type="dxa"/>
+              <w:bottom w:w="70" w:type="dxa"/>
+              <w:right w:w="70" w:type="dxa"/>
+            </w:tcMar>
+            <w:tcMar>
+              <w:top w:w="70" w:type="dxa"/>
+              <w:left w:w="70" w:type="dxa"/>
+              <w:bottom w:w="70" w:type="dxa"/>
+              <w:right w:w="70" w:type="dxa"/>
+            </w:tcMar>
           </w:tcPr>
           <w:p>
             <w:pPr>
@@ -5490,6 +6429,24 @@
               <w:bottom w:w="70" w:type="dxa"/>
               <w:right w:w="70" w:type="dxa"/>
             </w:tcMar>
+            <w:tcMar>
+              <w:top w:w="70" w:type="dxa"/>
+              <w:left w:w="70" w:type="dxa"/>
+              <w:bottom w:w="70" w:type="dxa"/>
+              <w:right w:w="70" w:type="dxa"/>
+            </w:tcMar>
+            <w:tcMar>
+              <w:top w:w="70" w:type="dxa"/>
+              <w:left w:w="70" w:type="dxa"/>
+              <w:bottom w:w="70" w:type="dxa"/>
+              <w:right w:w="70" w:type="dxa"/>
+            </w:tcMar>
+            <w:tcMar>
+              <w:top w:w="70" w:type="dxa"/>
+              <w:left w:w="70" w:type="dxa"/>
+              <w:bottom w:w="70" w:type="dxa"/>
+              <w:right w:w="70" w:type="dxa"/>
+            </w:tcMar>
           </w:tcPr>
           <w:p>
             <w:pPr>
@@ -5520,6 +6477,24 @@
               <w:bottom w:w="70" w:type="dxa"/>
               <w:right w:w="70" w:type="dxa"/>
             </w:tcMar>
+            <w:tcMar>
+              <w:top w:w="70" w:type="dxa"/>
+              <w:left w:w="70" w:type="dxa"/>
+              <w:bottom w:w="70" w:type="dxa"/>
+              <w:right w:w="70" w:type="dxa"/>
+            </w:tcMar>
+            <w:tcMar>
+              <w:top w:w="70" w:type="dxa"/>
+              <w:left w:w="70" w:type="dxa"/>
+              <w:bottom w:w="70" w:type="dxa"/>
+              <w:right w:w="70" w:type="dxa"/>
+            </w:tcMar>
+            <w:tcMar>
+              <w:top w:w="70" w:type="dxa"/>
+              <w:left w:w="70" w:type="dxa"/>
+              <w:bottom w:w="70" w:type="dxa"/>
+              <w:right w:w="70" w:type="dxa"/>
+            </w:tcMar>
           </w:tcPr>
           <w:p>
             <w:pPr>
@@ -5544,6 +6519,24 @@
             <w:tcW w:w="1644" w:type="dxa"/>
             <w:shd w:val="clear" w:color="auto" w:fill="F5F7FA"/>
             <w:vAlign w:val="center"/>
+            <w:tcMar>
+              <w:top w:w="70" w:type="dxa"/>
+              <w:left w:w="70" w:type="dxa"/>
+              <w:bottom w:w="70" w:type="dxa"/>
+              <w:right w:w="70" w:type="dxa"/>
+            </w:tcMar>
+            <w:tcMar>
+              <w:top w:w="70" w:type="dxa"/>
+              <w:left w:w="70" w:type="dxa"/>
+              <w:bottom w:w="70" w:type="dxa"/>
+              <w:right w:w="70" w:type="dxa"/>
+            </w:tcMar>
+            <w:tcMar>
+              <w:top w:w="70" w:type="dxa"/>
+              <w:left w:w="70" w:type="dxa"/>
+              <w:bottom w:w="70" w:type="dxa"/>
+              <w:right w:w="70" w:type="dxa"/>
+            </w:tcMar>
             <w:tcMar>
               <w:top w:w="70" w:type="dxa"/>
               <w:left w:w="70" w:type="dxa"/>
@@ -5586,6 +6579,24 @@
               <w:bottom w:w="70" w:type="dxa"/>
               <w:right w:w="70" w:type="dxa"/>
             </w:tcMar>
+            <w:tcMar>
+              <w:top w:w="70" w:type="dxa"/>
+              <w:left w:w="70" w:type="dxa"/>
+              <w:bottom w:w="70" w:type="dxa"/>
+              <w:right w:w="70" w:type="dxa"/>
+            </w:tcMar>
+            <w:tcMar>
+              <w:top w:w="70" w:type="dxa"/>
+              <w:left w:w="70" w:type="dxa"/>
+              <w:bottom w:w="70" w:type="dxa"/>
+              <w:right w:w="70" w:type="dxa"/>
+            </w:tcMar>
+            <w:tcMar>
+              <w:top w:w="70" w:type="dxa"/>
+              <w:left w:w="70" w:type="dxa"/>
+              <w:bottom w:w="70" w:type="dxa"/>
+              <w:right w:w="70" w:type="dxa"/>
+            </w:tcMar>
           </w:tcPr>
           <w:p>
             <w:pPr>
@@ -5616,6 +6627,24 @@
               <w:bottom w:w="70" w:type="dxa"/>
               <w:right w:w="70" w:type="dxa"/>
             </w:tcMar>
+            <w:tcMar>
+              <w:top w:w="70" w:type="dxa"/>
+              <w:left w:w="70" w:type="dxa"/>
+              <w:bottom w:w="70" w:type="dxa"/>
+              <w:right w:w="70" w:type="dxa"/>
+            </w:tcMar>
+            <w:tcMar>
+              <w:top w:w="70" w:type="dxa"/>
+              <w:left w:w="70" w:type="dxa"/>
+              <w:bottom w:w="70" w:type="dxa"/>
+              <w:right w:w="70" w:type="dxa"/>
+            </w:tcMar>
+            <w:tcMar>
+              <w:top w:w="70" w:type="dxa"/>
+              <w:left w:w="70" w:type="dxa"/>
+              <w:bottom w:w="70" w:type="dxa"/>
+              <w:right w:w="70" w:type="dxa"/>
+            </w:tcMar>
           </w:tcPr>
           <w:p>
             <w:pPr>
@@ -5646,6 +6675,24 @@
               <w:bottom w:w="70" w:type="dxa"/>
               <w:right w:w="70" w:type="dxa"/>
             </w:tcMar>
+            <w:tcMar>
+              <w:top w:w="70" w:type="dxa"/>
+              <w:left w:w="70" w:type="dxa"/>
+              <w:bottom w:w="70" w:type="dxa"/>
+              <w:right w:w="70" w:type="dxa"/>
+            </w:tcMar>
+            <w:tcMar>
+              <w:top w:w="70" w:type="dxa"/>
+              <w:left w:w="70" w:type="dxa"/>
+              <w:bottom w:w="70" w:type="dxa"/>
+              <w:right w:w="70" w:type="dxa"/>
+            </w:tcMar>
+            <w:tcMar>
+              <w:top w:w="70" w:type="dxa"/>
+              <w:left w:w="70" w:type="dxa"/>
+              <w:bottom w:w="70" w:type="dxa"/>
+              <w:right w:w="70" w:type="dxa"/>
+            </w:tcMar>
           </w:tcPr>
           <w:p>
             <w:pPr>
@@ -5676,6 +6723,24 @@
               <w:bottom w:w="70" w:type="dxa"/>
               <w:right w:w="70" w:type="dxa"/>
             </w:tcMar>
+            <w:tcMar>
+              <w:top w:w="70" w:type="dxa"/>
+              <w:left w:w="70" w:type="dxa"/>
+              <w:bottom w:w="70" w:type="dxa"/>
+              <w:right w:w="70" w:type="dxa"/>
+            </w:tcMar>
+            <w:tcMar>
+              <w:top w:w="70" w:type="dxa"/>
+              <w:left w:w="70" w:type="dxa"/>
+              <w:bottom w:w="70" w:type="dxa"/>
+              <w:right w:w="70" w:type="dxa"/>
+            </w:tcMar>
+            <w:tcMar>
+              <w:top w:w="70" w:type="dxa"/>
+              <w:left w:w="70" w:type="dxa"/>
+              <w:bottom w:w="70" w:type="dxa"/>
+              <w:right w:w="70" w:type="dxa"/>
+            </w:tcMar>
           </w:tcPr>
           <w:p>
             <w:pPr>
@@ -5706,6 +6771,24 @@
               <w:bottom w:w="70" w:type="dxa"/>
               <w:right w:w="70" w:type="dxa"/>
             </w:tcMar>
+            <w:tcMar>
+              <w:top w:w="70" w:type="dxa"/>
+              <w:left w:w="70" w:type="dxa"/>
+              <w:bottom w:w="70" w:type="dxa"/>
+              <w:right w:w="70" w:type="dxa"/>
+            </w:tcMar>
+            <w:tcMar>
+              <w:top w:w="70" w:type="dxa"/>
+              <w:left w:w="70" w:type="dxa"/>
+              <w:bottom w:w="70" w:type="dxa"/>
+              <w:right w:w="70" w:type="dxa"/>
+            </w:tcMar>
+            <w:tcMar>
+              <w:top w:w="70" w:type="dxa"/>
+              <w:left w:w="70" w:type="dxa"/>
+              <w:bottom w:w="70" w:type="dxa"/>
+              <w:right w:w="70" w:type="dxa"/>
+            </w:tcMar>
           </w:tcPr>
           <w:p>
             <w:pPr>
@@ -5730,6 +6813,24 @@
             <w:tcW w:w="1644" w:type="dxa"/>
             <w:shd w:val="clear" w:color="auto" w:fill="FFFFFF"/>
             <w:vAlign w:val="center"/>
+            <w:tcMar>
+              <w:top w:w="70" w:type="dxa"/>
+              <w:left w:w="70" w:type="dxa"/>
+              <w:bottom w:w="70" w:type="dxa"/>
+              <w:right w:w="70" w:type="dxa"/>
+            </w:tcMar>
+            <w:tcMar>
+              <w:top w:w="70" w:type="dxa"/>
+              <w:left w:w="70" w:type="dxa"/>
+              <w:bottom w:w="70" w:type="dxa"/>
+              <w:right w:w="70" w:type="dxa"/>
+            </w:tcMar>
+            <w:tcMar>
+              <w:top w:w="70" w:type="dxa"/>
+              <w:left w:w="70" w:type="dxa"/>
+              <w:bottom w:w="70" w:type="dxa"/>
+              <w:right w:w="70" w:type="dxa"/>
+            </w:tcMar>
             <w:tcMar>
               <w:top w:w="70" w:type="dxa"/>
               <w:left w:w="70" w:type="dxa"/>
@@ -5772,6 +6873,24 @@
               <w:bottom w:w="70" w:type="dxa"/>
               <w:right w:w="70" w:type="dxa"/>
             </w:tcMar>
+            <w:tcMar>
+              <w:top w:w="70" w:type="dxa"/>
+              <w:left w:w="70" w:type="dxa"/>
+              <w:bottom w:w="70" w:type="dxa"/>
+              <w:right w:w="70" w:type="dxa"/>
+            </w:tcMar>
+            <w:tcMar>
+              <w:top w:w="70" w:type="dxa"/>
+              <w:left w:w="70" w:type="dxa"/>
+              <w:bottom w:w="70" w:type="dxa"/>
+              <w:right w:w="70" w:type="dxa"/>
+            </w:tcMar>
+            <w:tcMar>
+              <w:top w:w="70" w:type="dxa"/>
+              <w:left w:w="70" w:type="dxa"/>
+              <w:bottom w:w="70" w:type="dxa"/>
+              <w:right w:w="70" w:type="dxa"/>
+            </w:tcMar>
           </w:tcPr>
           <w:p>
             <w:pPr>
@@ -5802,6 +6921,24 @@
               <w:bottom w:w="70" w:type="dxa"/>
               <w:right w:w="70" w:type="dxa"/>
             </w:tcMar>
+            <w:tcMar>
+              <w:top w:w="70" w:type="dxa"/>
+              <w:left w:w="70" w:type="dxa"/>
+              <w:bottom w:w="70" w:type="dxa"/>
+              <w:right w:w="70" w:type="dxa"/>
+            </w:tcMar>
+            <w:tcMar>
+              <w:top w:w="70" w:type="dxa"/>
+              <w:left w:w="70" w:type="dxa"/>
+              <w:bottom w:w="70" w:type="dxa"/>
+              <w:right w:w="70" w:type="dxa"/>
+            </w:tcMar>
+            <w:tcMar>
+              <w:top w:w="70" w:type="dxa"/>
+              <w:left w:w="70" w:type="dxa"/>
+              <w:bottom w:w="70" w:type="dxa"/>
+              <w:right w:w="70" w:type="dxa"/>
+            </w:tcMar>
           </w:tcPr>
           <w:p>
             <w:pPr>
@@ -5832,6 +6969,24 @@
               <w:bottom w:w="70" w:type="dxa"/>
               <w:right w:w="70" w:type="dxa"/>
             </w:tcMar>
+            <w:tcMar>
+              <w:top w:w="70" w:type="dxa"/>
+              <w:left w:w="70" w:type="dxa"/>
+              <w:bottom w:w="70" w:type="dxa"/>
+              <w:right w:w="70" w:type="dxa"/>
+            </w:tcMar>
+            <w:tcMar>
+              <w:top w:w="70" w:type="dxa"/>
+              <w:left w:w="70" w:type="dxa"/>
+              <w:bottom w:w="70" w:type="dxa"/>
+              <w:right w:w="70" w:type="dxa"/>
+            </w:tcMar>
+            <w:tcMar>
+              <w:top w:w="70" w:type="dxa"/>
+              <w:left w:w="70" w:type="dxa"/>
+              <w:bottom w:w="70" w:type="dxa"/>
+              <w:right w:w="70" w:type="dxa"/>
+            </w:tcMar>
           </w:tcPr>
           <w:p>
             <w:pPr>
@@ -5862,6 +7017,24 @@
               <w:bottom w:w="70" w:type="dxa"/>
               <w:right w:w="70" w:type="dxa"/>
             </w:tcMar>
+            <w:tcMar>
+              <w:top w:w="70" w:type="dxa"/>
+              <w:left w:w="70" w:type="dxa"/>
+              <w:bottom w:w="70" w:type="dxa"/>
+              <w:right w:w="70" w:type="dxa"/>
+            </w:tcMar>
+            <w:tcMar>
+              <w:top w:w="70" w:type="dxa"/>
+              <w:left w:w="70" w:type="dxa"/>
+              <w:bottom w:w="70" w:type="dxa"/>
+              <w:right w:w="70" w:type="dxa"/>
+            </w:tcMar>
+            <w:tcMar>
+              <w:top w:w="70" w:type="dxa"/>
+              <w:left w:w="70" w:type="dxa"/>
+              <w:bottom w:w="70" w:type="dxa"/>
+              <w:right w:w="70" w:type="dxa"/>
+            </w:tcMar>
           </w:tcPr>
           <w:p>
             <w:pPr>
@@ -5892,6 +7065,24 @@
               <w:bottom w:w="70" w:type="dxa"/>
               <w:right w:w="70" w:type="dxa"/>
             </w:tcMar>
+            <w:tcMar>
+              <w:top w:w="70" w:type="dxa"/>
+              <w:left w:w="70" w:type="dxa"/>
+              <w:bottom w:w="70" w:type="dxa"/>
+              <w:right w:w="70" w:type="dxa"/>
+            </w:tcMar>
+            <w:tcMar>
+              <w:top w:w="70" w:type="dxa"/>
+              <w:left w:w="70" w:type="dxa"/>
+              <w:bottom w:w="70" w:type="dxa"/>
+              <w:right w:w="70" w:type="dxa"/>
+            </w:tcMar>
+            <w:tcMar>
+              <w:top w:w="70" w:type="dxa"/>
+              <w:left w:w="70" w:type="dxa"/>
+              <w:bottom w:w="70" w:type="dxa"/>
+              <w:right w:w="70" w:type="dxa"/>
+            </w:tcMar>
           </w:tcPr>
           <w:p>
             <w:pPr>
@@ -5916,6 +7107,24 @@
             <w:tcW w:w="1644" w:type="dxa"/>
             <w:shd w:val="clear" w:color="auto" w:fill="F5F7FA"/>
             <w:vAlign w:val="center"/>
+            <w:tcMar>
+              <w:top w:w="70" w:type="dxa"/>
+              <w:left w:w="70" w:type="dxa"/>
+              <w:bottom w:w="70" w:type="dxa"/>
+              <w:right w:w="70" w:type="dxa"/>
+            </w:tcMar>
+            <w:tcMar>
+              <w:top w:w="70" w:type="dxa"/>
+              <w:left w:w="70" w:type="dxa"/>
+              <w:bottom w:w="70" w:type="dxa"/>
+              <w:right w:w="70" w:type="dxa"/>
+            </w:tcMar>
+            <w:tcMar>
+              <w:top w:w="70" w:type="dxa"/>
+              <w:left w:w="70" w:type="dxa"/>
+              <w:bottom w:w="70" w:type="dxa"/>
+              <w:right w:w="70" w:type="dxa"/>
+            </w:tcMar>
             <w:tcMar>
               <w:top w:w="70" w:type="dxa"/>
               <w:left w:w="70" w:type="dxa"/>
@@ -5958,6 +7167,24 @@
               <w:bottom w:w="70" w:type="dxa"/>
               <w:right w:w="70" w:type="dxa"/>
             </w:tcMar>
+            <w:tcMar>
+              <w:top w:w="70" w:type="dxa"/>
+              <w:left w:w="70" w:type="dxa"/>
+              <w:bottom w:w="70" w:type="dxa"/>
+              <w:right w:w="70" w:type="dxa"/>
+            </w:tcMar>
+            <w:tcMar>
+              <w:top w:w="70" w:type="dxa"/>
+              <w:left w:w="70" w:type="dxa"/>
+              <w:bottom w:w="70" w:type="dxa"/>
+              <w:right w:w="70" w:type="dxa"/>
+            </w:tcMar>
+            <w:tcMar>
+              <w:top w:w="70" w:type="dxa"/>
+              <w:left w:w="70" w:type="dxa"/>
+              <w:bottom w:w="70" w:type="dxa"/>
+              <w:right w:w="70" w:type="dxa"/>
+            </w:tcMar>
           </w:tcPr>
           <w:p>
             <w:pPr>
@@ -5988,6 +7215,24 @@
               <w:bottom w:w="70" w:type="dxa"/>
               <w:right w:w="70" w:type="dxa"/>
             </w:tcMar>
+            <w:tcMar>
+              <w:top w:w="70" w:type="dxa"/>
+              <w:left w:w="70" w:type="dxa"/>
+              <w:bottom w:w="70" w:type="dxa"/>
+              <w:right w:w="70" w:type="dxa"/>
+            </w:tcMar>
+            <w:tcMar>
+              <w:top w:w="70" w:type="dxa"/>
+              <w:left w:w="70" w:type="dxa"/>
+              <w:bottom w:w="70" w:type="dxa"/>
+              <w:right w:w="70" w:type="dxa"/>
+            </w:tcMar>
+            <w:tcMar>
+              <w:top w:w="70" w:type="dxa"/>
+              <w:left w:w="70" w:type="dxa"/>
+              <w:bottom w:w="70" w:type="dxa"/>
+              <w:right w:w="70" w:type="dxa"/>
+            </w:tcMar>
           </w:tcPr>
           <w:p>
             <w:pPr>
@@ -6018,6 +7263,24 @@
               <w:bottom w:w="70" w:type="dxa"/>
               <w:right w:w="70" w:type="dxa"/>
             </w:tcMar>
+            <w:tcMar>
+              <w:top w:w="70" w:type="dxa"/>
+              <w:left w:w="70" w:type="dxa"/>
+              <w:bottom w:w="70" w:type="dxa"/>
+              <w:right w:w="70" w:type="dxa"/>
+            </w:tcMar>
+            <w:tcMar>
+              <w:top w:w="70" w:type="dxa"/>
+              <w:left w:w="70" w:type="dxa"/>
+              <w:bottom w:w="70" w:type="dxa"/>
+              <w:right w:w="70" w:type="dxa"/>
+            </w:tcMar>
+            <w:tcMar>
+              <w:top w:w="70" w:type="dxa"/>
+              <w:left w:w="70" w:type="dxa"/>
+              <w:bottom w:w="70" w:type="dxa"/>
+              <w:right w:w="70" w:type="dxa"/>
+            </w:tcMar>
           </w:tcPr>
           <w:p>
             <w:pPr>
@@ -6048,6 +7311,24 @@
               <w:bottom w:w="70" w:type="dxa"/>
               <w:right w:w="70" w:type="dxa"/>
             </w:tcMar>
+            <w:tcMar>
+              <w:top w:w="70" w:type="dxa"/>
+              <w:left w:w="70" w:type="dxa"/>
+              <w:bottom w:w="70" w:type="dxa"/>
+              <w:right w:w="70" w:type="dxa"/>
+            </w:tcMar>
+            <w:tcMar>
+              <w:top w:w="70" w:type="dxa"/>
+              <w:left w:w="70" w:type="dxa"/>
+              <w:bottom w:w="70" w:type="dxa"/>
+              <w:right w:w="70" w:type="dxa"/>
+            </w:tcMar>
+            <w:tcMar>
+              <w:top w:w="70" w:type="dxa"/>
+              <w:left w:w="70" w:type="dxa"/>
+              <w:bottom w:w="70" w:type="dxa"/>
+              <w:right w:w="70" w:type="dxa"/>
+            </w:tcMar>
           </w:tcPr>
           <w:p>
             <w:pPr>
@@ -6078,6 +7359,24 @@
               <w:bottom w:w="70" w:type="dxa"/>
               <w:right w:w="70" w:type="dxa"/>
             </w:tcMar>
+            <w:tcMar>
+              <w:top w:w="70" w:type="dxa"/>
+              <w:left w:w="70" w:type="dxa"/>
+              <w:bottom w:w="70" w:type="dxa"/>
+              <w:right w:w="70" w:type="dxa"/>
+            </w:tcMar>
+            <w:tcMar>
+              <w:top w:w="70" w:type="dxa"/>
+              <w:left w:w="70" w:type="dxa"/>
+              <w:bottom w:w="70" w:type="dxa"/>
+              <w:right w:w="70" w:type="dxa"/>
+            </w:tcMar>
+            <w:tcMar>
+              <w:top w:w="70" w:type="dxa"/>
+              <w:left w:w="70" w:type="dxa"/>
+              <w:bottom w:w="70" w:type="dxa"/>
+              <w:right w:w="70" w:type="dxa"/>
+            </w:tcMar>
           </w:tcPr>
           <w:p>
             <w:pPr>
@@ -6102,6 +7401,24 @@
             <w:tcW w:w="1644" w:type="dxa"/>
             <w:shd w:val="clear" w:color="auto" w:fill="FFFFFF"/>
             <w:vAlign w:val="center"/>
+            <w:tcMar>
+              <w:top w:w="70" w:type="dxa"/>
+              <w:left w:w="70" w:type="dxa"/>
+              <w:bottom w:w="70" w:type="dxa"/>
+              <w:right w:w="70" w:type="dxa"/>
+            </w:tcMar>
+            <w:tcMar>
+              <w:top w:w="70" w:type="dxa"/>
+              <w:left w:w="70" w:type="dxa"/>
+              <w:bottom w:w="70" w:type="dxa"/>
+              <w:right w:w="70" w:type="dxa"/>
+            </w:tcMar>
+            <w:tcMar>
+              <w:top w:w="70" w:type="dxa"/>
+              <w:left w:w="70" w:type="dxa"/>
+              <w:bottom w:w="70" w:type="dxa"/>
+              <w:right w:w="70" w:type="dxa"/>
+            </w:tcMar>
             <w:tcMar>
               <w:top w:w="70" w:type="dxa"/>
               <w:left w:w="70" w:type="dxa"/>
@@ -6144,6 +7461,24 @@
               <w:bottom w:w="70" w:type="dxa"/>
               <w:right w:w="70" w:type="dxa"/>
             </w:tcMar>
+            <w:tcMar>
+              <w:top w:w="70" w:type="dxa"/>
+              <w:left w:w="70" w:type="dxa"/>
+              <w:bottom w:w="70" w:type="dxa"/>
+              <w:right w:w="70" w:type="dxa"/>
+            </w:tcMar>
+            <w:tcMar>
+              <w:top w:w="70" w:type="dxa"/>
+              <w:left w:w="70" w:type="dxa"/>
+              <w:bottom w:w="70" w:type="dxa"/>
+              <w:right w:w="70" w:type="dxa"/>
+            </w:tcMar>
+            <w:tcMar>
+              <w:top w:w="70" w:type="dxa"/>
+              <w:left w:w="70" w:type="dxa"/>
+              <w:bottom w:w="70" w:type="dxa"/>
+              <w:right w:w="70" w:type="dxa"/>
+            </w:tcMar>
           </w:tcPr>
           <w:p>
             <w:pPr>
@@ -6174,6 +7509,24 @@
               <w:bottom w:w="70" w:type="dxa"/>
               <w:right w:w="70" w:type="dxa"/>
             </w:tcMar>
+            <w:tcMar>
+              <w:top w:w="70" w:type="dxa"/>
+              <w:left w:w="70" w:type="dxa"/>
+              <w:bottom w:w="70" w:type="dxa"/>
+              <w:right w:w="70" w:type="dxa"/>
+            </w:tcMar>
+            <w:tcMar>
+              <w:top w:w="70" w:type="dxa"/>
+              <w:left w:w="70" w:type="dxa"/>
+              <w:bottom w:w="70" w:type="dxa"/>
+              <w:right w:w="70" w:type="dxa"/>
+            </w:tcMar>
+            <w:tcMar>
+              <w:top w:w="70" w:type="dxa"/>
+              <w:left w:w="70" w:type="dxa"/>
+              <w:bottom w:w="70" w:type="dxa"/>
+              <w:right w:w="70" w:type="dxa"/>
+            </w:tcMar>
           </w:tcPr>
           <w:p>
             <w:pPr>
@@ -6204,6 +7557,24 @@
               <w:bottom w:w="70" w:type="dxa"/>
               <w:right w:w="70" w:type="dxa"/>
             </w:tcMar>
+            <w:tcMar>
+              <w:top w:w="70" w:type="dxa"/>
+              <w:left w:w="70" w:type="dxa"/>
+              <w:bottom w:w="70" w:type="dxa"/>
+              <w:right w:w="70" w:type="dxa"/>
+            </w:tcMar>
+            <w:tcMar>
+              <w:top w:w="70" w:type="dxa"/>
+              <w:left w:w="70" w:type="dxa"/>
+              <w:bottom w:w="70" w:type="dxa"/>
+              <w:right w:w="70" w:type="dxa"/>
+            </w:tcMar>
+            <w:tcMar>
+              <w:top w:w="70" w:type="dxa"/>
+              <w:left w:w="70" w:type="dxa"/>
+              <w:bottom w:w="70" w:type="dxa"/>
+              <w:right w:w="70" w:type="dxa"/>
+            </w:tcMar>
           </w:tcPr>
           <w:p>
             <w:pPr>
@@ -6234,6 +7605,24 @@
               <w:bottom w:w="70" w:type="dxa"/>
               <w:right w:w="70" w:type="dxa"/>
             </w:tcMar>
+            <w:tcMar>
+              <w:top w:w="70" w:type="dxa"/>
+              <w:left w:w="70" w:type="dxa"/>
+              <w:bottom w:w="70" w:type="dxa"/>
+              <w:right w:w="70" w:type="dxa"/>
+            </w:tcMar>
+            <w:tcMar>
+              <w:top w:w="70" w:type="dxa"/>
+              <w:left w:w="70" w:type="dxa"/>
+              <w:bottom w:w="70" w:type="dxa"/>
+              <w:right w:w="70" w:type="dxa"/>
+            </w:tcMar>
+            <w:tcMar>
+              <w:top w:w="70" w:type="dxa"/>
+              <w:left w:w="70" w:type="dxa"/>
+              <w:bottom w:w="70" w:type="dxa"/>
+              <w:right w:w="70" w:type="dxa"/>
+            </w:tcMar>
           </w:tcPr>
           <w:p>
             <w:pPr>
@@ -6264,6 +7653,24 @@
               <w:bottom w:w="70" w:type="dxa"/>
               <w:right w:w="70" w:type="dxa"/>
             </w:tcMar>
+            <w:tcMar>
+              <w:top w:w="70" w:type="dxa"/>
+              <w:left w:w="70" w:type="dxa"/>
+              <w:bottom w:w="70" w:type="dxa"/>
+              <w:right w:w="70" w:type="dxa"/>
+            </w:tcMar>
+            <w:tcMar>
+              <w:top w:w="70" w:type="dxa"/>
+              <w:left w:w="70" w:type="dxa"/>
+              <w:bottom w:w="70" w:type="dxa"/>
+              <w:right w:w="70" w:type="dxa"/>
+            </w:tcMar>
+            <w:tcMar>
+              <w:top w:w="70" w:type="dxa"/>
+              <w:left w:w="70" w:type="dxa"/>
+              <w:bottom w:w="70" w:type="dxa"/>
+              <w:right w:w="70" w:type="dxa"/>
+            </w:tcMar>
           </w:tcPr>
           <w:p>
             <w:pPr>
@@ -6288,6 +7695,24 @@
             <w:tcW w:w="1644" w:type="dxa"/>
             <w:shd w:val="clear" w:color="auto" w:fill="F5F7FA"/>
             <w:vAlign w:val="center"/>
+            <w:tcMar>
+              <w:top w:w="70" w:type="dxa"/>
+              <w:left w:w="70" w:type="dxa"/>
+              <w:bottom w:w="70" w:type="dxa"/>
+              <w:right w:w="70" w:type="dxa"/>
+            </w:tcMar>
+            <w:tcMar>
+              <w:top w:w="70" w:type="dxa"/>
+              <w:left w:w="70" w:type="dxa"/>
+              <w:bottom w:w="70" w:type="dxa"/>
+              <w:right w:w="70" w:type="dxa"/>
+            </w:tcMar>
+            <w:tcMar>
+              <w:top w:w="70" w:type="dxa"/>
+              <w:left w:w="70" w:type="dxa"/>
+              <w:bottom w:w="70" w:type="dxa"/>
+              <w:right w:w="70" w:type="dxa"/>
+            </w:tcMar>
             <w:tcMar>
               <w:top w:w="70" w:type="dxa"/>
               <w:left w:w="70" w:type="dxa"/>
@@ -6385,6 +7810,24 @@
           <w:right w:val="single" w:sz="4" w:color="D9D9D9"/>
           <w:insideH w:val="single" w:sz="4" w:color="D9D9D9"/>
           <w:insideV w:val="single" w:sz="4" w:color="D9D9D9"/>
+          <w:top w:val="single" w:sz="4" w:color="D9D9D9"/>
+          <w:left w:val="single" w:sz="4" w:color="D9D9D9"/>
+          <w:bottom w:val="single" w:sz="4" w:color="D9D9D9"/>
+          <w:right w:val="single" w:sz="4" w:color="D9D9D9"/>
+          <w:insideH w:val="single" w:sz="4" w:color="D9D9D9"/>
+          <w:insideV w:val="single" w:sz="4" w:color="D9D9D9"/>
+          <w:top w:val="single" w:sz="4" w:color="D9D9D9"/>
+          <w:left w:val="single" w:sz="4" w:color="D9D9D9"/>
+          <w:bottom w:val="single" w:sz="4" w:color="D9D9D9"/>
+          <w:right w:val="single" w:sz="4" w:color="D9D9D9"/>
+          <w:insideH w:val="single" w:sz="4" w:color="D9D9D9"/>
+          <w:insideV w:val="single" w:sz="4" w:color="D9D9D9"/>
+          <w:top w:val="single" w:sz="4" w:color="D9D9D9"/>
+          <w:left w:val="single" w:sz="4" w:color="D9D9D9"/>
+          <w:bottom w:val="single" w:sz="4" w:color="D9D9D9"/>
+          <w:right w:val="single" w:sz="4" w:color="D9D9D9"/>
+          <w:insideH w:val="single" w:sz="4" w:color="D9D9D9"/>
+          <w:insideV w:val="single" w:sz="4" w:color="D9D9D9"/>
         </w:tblBorders>
       </w:tblPr>
       <w:tblGrid>
@@ -6396,11 +7839,35 @@
         <w:trPr>
           <w:tblHeader/>
           <w:cantSplit/>
+          <w:tblHeader/>
+          <w:tblHeader/>
+          <w:tblHeader/>
         </w:trPr>
         <w:tc>
           <w:tcPr>
             <w:tcW w:type="dxa" w:w="3288"/>
             <w:vAlign w:val="center"/>
+            <w:tcMar>
+              <w:top w:w="70" w:type="dxa"/>
+              <w:left w:w="70" w:type="dxa"/>
+              <w:bottom w:w="70" w:type="dxa"/>
+              <w:right w:w="70" w:type="dxa"/>
+            </w:tcMar>
+            <w:shd w:fill="E7E6E6"/>
+            <w:tcMar>
+              <w:top w:w="70" w:type="dxa"/>
+              <w:left w:w="70" w:type="dxa"/>
+              <w:bottom w:w="70" w:type="dxa"/>
+              <w:right w:w="70" w:type="dxa"/>
+            </w:tcMar>
+            <w:shd w:fill="E7E6E6"/>
+            <w:tcMar>
+              <w:top w:w="70" w:type="dxa"/>
+              <w:left w:w="70" w:type="dxa"/>
+              <w:bottom w:w="70" w:type="dxa"/>
+              <w:right w:w="70" w:type="dxa"/>
+            </w:tcMar>
+            <w:shd w:fill="E7E6E6"/>
             <w:tcMar>
               <w:top w:w="70" w:type="dxa"/>
               <w:left w:w="70" w:type="dxa"/>
@@ -6437,6 +7904,27 @@
               <w:right w:w="70" w:type="dxa"/>
             </w:tcMar>
             <w:shd w:fill="E7E6E6"/>
+            <w:tcMar>
+              <w:top w:w="70" w:type="dxa"/>
+              <w:left w:w="70" w:type="dxa"/>
+              <w:bottom w:w="70" w:type="dxa"/>
+              <w:right w:w="70" w:type="dxa"/>
+            </w:tcMar>
+            <w:shd w:fill="E7E6E6"/>
+            <w:tcMar>
+              <w:top w:w="70" w:type="dxa"/>
+              <w:left w:w="70" w:type="dxa"/>
+              <w:bottom w:w="70" w:type="dxa"/>
+              <w:right w:w="70" w:type="dxa"/>
+            </w:tcMar>
+            <w:shd w:fill="E7E6E6"/>
+            <w:tcMar>
+              <w:top w:w="70" w:type="dxa"/>
+              <w:left w:w="70" w:type="dxa"/>
+              <w:bottom w:w="70" w:type="dxa"/>
+              <w:right w:w="70" w:type="dxa"/>
+            </w:tcMar>
+            <w:shd w:fill="E7E6E6"/>
           </w:tcPr>
           <w:p>
             <w:pPr>
@@ -6459,6 +7947,27 @@
           <w:tcPr>
             <w:tcW w:type="dxa" w:w="3061"/>
             <w:vAlign w:val="center"/>
+            <w:tcMar>
+              <w:top w:w="70" w:type="dxa"/>
+              <w:left w:w="70" w:type="dxa"/>
+              <w:bottom w:w="70" w:type="dxa"/>
+              <w:right w:w="70" w:type="dxa"/>
+            </w:tcMar>
+            <w:shd w:fill="E7E6E6"/>
+            <w:tcMar>
+              <w:top w:w="70" w:type="dxa"/>
+              <w:left w:w="70" w:type="dxa"/>
+              <w:bottom w:w="70" w:type="dxa"/>
+              <w:right w:w="70" w:type="dxa"/>
+            </w:tcMar>
+            <w:shd w:fill="E7E6E6"/>
+            <w:tcMar>
+              <w:top w:w="70" w:type="dxa"/>
+              <w:left w:w="70" w:type="dxa"/>
+              <w:bottom w:w="70" w:type="dxa"/>
+              <w:right w:w="70" w:type="dxa"/>
+            </w:tcMar>
+            <w:shd w:fill="E7E6E6"/>
             <w:tcMar>
               <w:top w:w="70" w:type="dxa"/>
               <w:left w:w="70" w:type="dxa"/>
@@ -6499,6 +8008,24 @@
               <w:bottom w:w="70" w:type="dxa"/>
               <w:right w:w="70" w:type="dxa"/>
             </w:tcMar>
+            <w:tcMar>
+              <w:top w:w="70" w:type="dxa"/>
+              <w:left w:w="70" w:type="dxa"/>
+              <w:bottom w:w="70" w:type="dxa"/>
+              <w:right w:w="70" w:type="dxa"/>
+            </w:tcMar>
+            <w:tcMar>
+              <w:top w:w="70" w:type="dxa"/>
+              <w:left w:w="70" w:type="dxa"/>
+              <w:bottom w:w="70" w:type="dxa"/>
+              <w:right w:w="70" w:type="dxa"/>
+            </w:tcMar>
+            <w:tcMar>
+              <w:top w:w="70" w:type="dxa"/>
+              <w:left w:w="70" w:type="dxa"/>
+              <w:bottom w:w="70" w:type="dxa"/>
+              <w:right w:w="70" w:type="dxa"/>
+            </w:tcMar>
           </w:tcPr>
           <w:p>
             <w:pPr>
@@ -6527,6 +8054,24 @@
               <w:bottom w:w="70" w:type="dxa"/>
               <w:right w:w="70" w:type="dxa"/>
             </w:tcMar>
+            <w:tcMar>
+              <w:top w:w="70" w:type="dxa"/>
+              <w:left w:w="70" w:type="dxa"/>
+              <w:bottom w:w="70" w:type="dxa"/>
+              <w:right w:w="70" w:type="dxa"/>
+            </w:tcMar>
+            <w:tcMar>
+              <w:top w:w="70" w:type="dxa"/>
+              <w:left w:w="70" w:type="dxa"/>
+              <w:bottom w:w="70" w:type="dxa"/>
+              <w:right w:w="70" w:type="dxa"/>
+            </w:tcMar>
+            <w:tcMar>
+              <w:top w:w="70" w:type="dxa"/>
+              <w:left w:w="70" w:type="dxa"/>
+              <w:bottom w:w="70" w:type="dxa"/>
+              <w:right w:w="70" w:type="dxa"/>
+            </w:tcMar>
           </w:tcPr>
           <w:p>
             <w:pPr>
@@ -6549,6 +8094,24 @@
           <w:tcPr>
             <w:tcW w:type="dxa" w:w="3061"/>
             <w:vAlign w:val="center"/>
+            <w:tcMar>
+              <w:top w:w="70" w:type="dxa"/>
+              <w:left w:w="70" w:type="dxa"/>
+              <w:bottom w:w="70" w:type="dxa"/>
+              <w:right w:w="70" w:type="dxa"/>
+            </w:tcMar>
+            <w:tcMar>
+              <w:top w:w="70" w:type="dxa"/>
+              <w:left w:w="70" w:type="dxa"/>
+              <w:bottom w:w="70" w:type="dxa"/>
+              <w:right w:w="70" w:type="dxa"/>
+            </w:tcMar>
+            <w:tcMar>
+              <w:top w:w="70" w:type="dxa"/>
+              <w:left w:w="70" w:type="dxa"/>
+              <w:bottom w:w="70" w:type="dxa"/>
+              <w:right w:w="70" w:type="dxa"/>
+            </w:tcMar>
             <w:tcMar>
               <w:top w:w="70" w:type="dxa"/>
               <w:left w:w="70" w:type="dxa"/>
@@ -6588,6 +8151,24 @@
               <w:bottom w:w="70" w:type="dxa"/>
               <w:right w:w="70" w:type="dxa"/>
             </w:tcMar>
+            <w:tcMar>
+              <w:top w:w="70" w:type="dxa"/>
+              <w:left w:w="70" w:type="dxa"/>
+              <w:bottom w:w="70" w:type="dxa"/>
+              <w:right w:w="70" w:type="dxa"/>
+            </w:tcMar>
+            <w:tcMar>
+              <w:top w:w="70" w:type="dxa"/>
+              <w:left w:w="70" w:type="dxa"/>
+              <w:bottom w:w="70" w:type="dxa"/>
+              <w:right w:w="70" w:type="dxa"/>
+            </w:tcMar>
+            <w:tcMar>
+              <w:top w:w="70" w:type="dxa"/>
+              <w:left w:w="70" w:type="dxa"/>
+              <w:bottom w:w="70" w:type="dxa"/>
+              <w:right w:w="70" w:type="dxa"/>
+            </w:tcMar>
           </w:tcPr>
           <w:p>
             <w:pPr>
@@ -6616,6 +8197,24 @@
               <w:bottom w:w="70" w:type="dxa"/>
               <w:right w:w="70" w:type="dxa"/>
             </w:tcMar>
+            <w:tcMar>
+              <w:top w:w="70" w:type="dxa"/>
+              <w:left w:w="70" w:type="dxa"/>
+              <w:bottom w:w="70" w:type="dxa"/>
+              <w:right w:w="70" w:type="dxa"/>
+            </w:tcMar>
+            <w:tcMar>
+              <w:top w:w="70" w:type="dxa"/>
+              <w:left w:w="70" w:type="dxa"/>
+              <w:bottom w:w="70" w:type="dxa"/>
+              <w:right w:w="70" w:type="dxa"/>
+            </w:tcMar>
+            <w:tcMar>
+              <w:top w:w="70" w:type="dxa"/>
+              <w:left w:w="70" w:type="dxa"/>
+              <w:bottom w:w="70" w:type="dxa"/>
+              <w:right w:w="70" w:type="dxa"/>
+            </w:tcMar>
           </w:tcPr>
           <w:p>
             <w:pPr>
@@ -6638,6 +8237,24 @@
           <w:tcPr>
             <w:tcW w:type="dxa" w:w="3061"/>
             <w:vAlign w:val="center"/>
+            <w:tcMar>
+              <w:top w:w="70" w:type="dxa"/>
+              <w:left w:w="70" w:type="dxa"/>
+              <w:bottom w:w="70" w:type="dxa"/>
+              <w:right w:w="70" w:type="dxa"/>
+            </w:tcMar>
+            <w:tcMar>
+              <w:top w:w="70" w:type="dxa"/>
+              <w:left w:w="70" w:type="dxa"/>
+              <w:bottom w:w="70" w:type="dxa"/>
+              <w:right w:w="70" w:type="dxa"/>
+            </w:tcMar>
+            <w:tcMar>
+              <w:top w:w="70" w:type="dxa"/>
+              <w:left w:w="70" w:type="dxa"/>
+              <w:bottom w:w="70" w:type="dxa"/>
+              <w:right w:w="70" w:type="dxa"/>
+            </w:tcMar>
             <w:tcMar>
               <w:top w:w="70" w:type="dxa"/>
               <w:left w:w="70" w:type="dxa"/>
@@ -6677,6 +8294,24 @@
               <w:bottom w:w="70" w:type="dxa"/>
               <w:right w:w="70" w:type="dxa"/>
             </w:tcMar>
+            <w:tcMar>
+              <w:top w:w="70" w:type="dxa"/>
+              <w:left w:w="70" w:type="dxa"/>
+              <w:bottom w:w="70" w:type="dxa"/>
+              <w:right w:w="70" w:type="dxa"/>
+            </w:tcMar>
+            <w:tcMar>
+              <w:top w:w="70" w:type="dxa"/>
+              <w:left w:w="70" w:type="dxa"/>
+              <w:bottom w:w="70" w:type="dxa"/>
+              <w:right w:w="70" w:type="dxa"/>
+            </w:tcMar>
+            <w:tcMar>
+              <w:top w:w="70" w:type="dxa"/>
+              <w:left w:w="70" w:type="dxa"/>
+              <w:bottom w:w="70" w:type="dxa"/>
+              <w:right w:w="70" w:type="dxa"/>
+            </w:tcMar>
           </w:tcPr>
           <w:p>
             <w:pPr>
@@ -6705,6 +8340,24 @@
               <w:bottom w:w="70" w:type="dxa"/>
               <w:right w:w="70" w:type="dxa"/>
             </w:tcMar>
+            <w:tcMar>
+              <w:top w:w="70" w:type="dxa"/>
+              <w:left w:w="70" w:type="dxa"/>
+              <w:bottom w:w="70" w:type="dxa"/>
+              <w:right w:w="70" w:type="dxa"/>
+            </w:tcMar>
+            <w:tcMar>
+              <w:top w:w="70" w:type="dxa"/>
+              <w:left w:w="70" w:type="dxa"/>
+              <w:bottom w:w="70" w:type="dxa"/>
+              <w:right w:w="70" w:type="dxa"/>
+            </w:tcMar>
+            <w:tcMar>
+              <w:top w:w="70" w:type="dxa"/>
+              <w:left w:w="70" w:type="dxa"/>
+              <w:bottom w:w="70" w:type="dxa"/>
+              <w:right w:w="70" w:type="dxa"/>
+            </w:tcMar>
           </w:tcPr>
           <w:p>
             <w:pPr>
@@ -6727,6 +8380,24 @@
           <w:tcPr>
             <w:tcW w:type="dxa" w:w="3061"/>
             <w:vAlign w:val="center"/>
+            <w:tcMar>
+              <w:top w:w="70" w:type="dxa"/>
+              <w:left w:w="70" w:type="dxa"/>
+              <w:bottom w:w="70" w:type="dxa"/>
+              <w:right w:w="70" w:type="dxa"/>
+            </w:tcMar>
+            <w:tcMar>
+              <w:top w:w="70" w:type="dxa"/>
+              <w:left w:w="70" w:type="dxa"/>
+              <w:bottom w:w="70" w:type="dxa"/>
+              <w:right w:w="70" w:type="dxa"/>
+            </w:tcMar>
+            <w:tcMar>
+              <w:top w:w="70" w:type="dxa"/>
+              <w:left w:w="70" w:type="dxa"/>
+              <w:bottom w:w="70" w:type="dxa"/>
+              <w:right w:w="70" w:type="dxa"/>
+            </w:tcMar>
             <w:tcMar>
               <w:top w:w="70" w:type="dxa"/>
               <w:left w:w="70" w:type="dxa"/>
@@ -6766,6 +8437,24 @@
               <w:bottom w:w="70" w:type="dxa"/>
               <w:right w:w="70" w:type="dxa"/>
             </w:tcMar>
+            <w:tcMar>
+              <w:top w:w="70" w:type="dxa"/>
+              <w:left w:w="70" w:type="dxa"/>
+              <w:bottom w:w="70" w:type="dxa"/>
+              <w:right w:w="70" w:type="dxa"/>
+            </w:tcMar>
+            <w:tcMar>
+              <w:top w:w="70" w:type="dxa"/>
+              <w:left w:w="70" w:type="dxa"/>
+              <w:bottom w:w="70" w:type="dxa"/>
+              <w:right w:w="70" w:type="dxa"/>
+            </w:tcMar>
+            <w:tcMar>
+              <w:top w:w="70" w:type="dxa"/>
+              <w:left w:w="70" w:type="dxa"/>
+              <w:bottom w:w="70" w:type="dxa"/>
+              <w:right w:w="70" w:type="dxa"/>
+            </w:tcMar>
           </w:tcPr>
           <w:p>
             <w:pPr>
@@ -6794,6 +8483,24 @@
               <w:bottom w:w="70" w:type="dxa"/>
               <w:right w:w="70" w:type="dxa"/>
             </w:tcMar>
+            <w:tcMar>
+              <w:top w:w="70" w:type="dxa"/>
+              <w:left w:w="70" w:type="dxa"/>
+              <w:bottom w:w="70" w:type="dxa"/>
+              <w:right w:w="70" w:type="dxa"/>
+            </w:tcMar>
+            <w:tcMar>
+              <w:top w:w="70" w:type="dxa"/>
+              <w:left w:w="70" w:type="dxa"/>
+              <w:bottom w:w="70" w:type="dxa"/>
+              <w:right w:w="70" w:type="dxa"/>
+            </w:tcMar>
+            <w:tcMar>
+              <w:top w:w="70" w:type="dxa"/>
+              <w:left w:w="70" w:type="dxa"/>
+              <w:bottom w:w="70" w:type="dxa"/>
+              <w:right w:w="70" w:type="dxa"/>
+            </w:tcMar>
           </w:tcPr>
           <w:p>
             <w:pPr>
@@ -6816,6 +8523,24 @@
           <w:tcPr>
             <w:tcW w:type="dxa" w:w="3061"/>
             <w:vAlign w:val="center"/>
+            <w:tcMar>
+              <w:top w:w="70" w:type="dxa"/>
+              <w:left w:w="70" w:type="dxa"/>
+              <w:bottom w:w="70" w:type="dxa"/>
+              <w:right w:w="70" w:type="dxa"/>
+            </w:tcMar>
+            <w:tcMar>
+              <w:top w:w="70" w:type="dxa"/>
+              <w:left w:w="70" w:type="dxa"/>
+              <w:bottom w:w="70" w:type="dxa"/>
+              <w:right w:w="70" w:type="dxa"/>
+            </w:tcMar>
+            <w:tcMar>
+              <w:top w:w="70" w:type="dxa"/>
+              <w:left w:w="70" w:type="dxa"/>
+              <w:bottom w:w="70" w:type="dxa"/>
+              <w:right w:w="70" w:type="dxa"/>
+            </w:tcMar>
             <w:tcMar>
               <w:top w:w="70" w:type="dxa"/>
               <w:left w:w="70" w:type="dxa"/>
@@ -6855,6 +8580,24 @@
               <w:bottom w:w="70" w:type="dxa"/>
               <w:right w:w="70" w:type="dxa"/>
             </w:tcMar>
+            <w:tcMar>
+              <w:top w:w="70" w:type="dxa"/>
+              <w:left w:w="70" w:type="dxa"/>
+              <w:bottom w:w="70" w:type="dxa"/>
+              <w:right w:w="70" w:type="dxa"/>
+            </w:tcMar>
+            <w:tcMar>
+              <w:top w:w="70" w:type="dxa"/>
+              <w:left w:w="70" w:type="dxa"/>
+              <w:bottom w:w="70" w:type="dxa"/>
+              <w:right w:w="70" w:type="dxa"/>
+            </w:tcMar>
+            <w:tcMar>
+              <w:top w:w="70" w:type="dxa"/>
+              <w:left w:w="70" w:type="dxa"/>
+              <w:bottom w:w="70" w:type="dxa"/>
+              <w:right w:w="70" w:type="dxa"/>
+            </w:tcMar>
           </w:tcPr>
           <w:p>
             <w:pPr>
@@ -6883,6 +8626,24 @@
               <w:bottom w:w="70" w:type="dxa"/>
               <w:right w:w="70" w:type="dxa"/>
             </w:tcMar>
+            <w:tcMar>
+              <w:top w:w="70" w:type="dxa"/>
+              <w:left w:w="70" w:type="dxa"/>
+              <w:bottom w:w="70" w:type="dxa"/>
+              <w:right w:w="70" w:type="dxa"/>
+            </w:tcMar>
+            <w:tcMar>
+              <w:top w:w="70" w:type="dxa"/>
+              <w:left w:w="70" w:type="dxa"/>
+              <w:bottom w:w="70" w:type="dxa"/>
+              <w:right w:w="70" w:type="dxa"/>
+            </w:tcMar>
+            <w:tcMar>
+              <w:top w:w="70" w:type="dxa"/>
+              <w:left w:w="70" w:type="dxa"/>
+              <w:bottom w:w="70" w:type="dxa"/>
+              <w:right w:w="70" w:type="dxa"/>
+            </w:tcMar>
           </w:tcPr>
           <w:p>
             <w:pPr>
@@ -6905,6 +8666,24 @@
           <w:tcPr>
             <w:tcW w:type="dxa" w:w="3061"/>
             <w:vAlign w:val="center"/>
+            <w:tcMar>
+              <w:top w:w="70" w:type="dxa"/>
+              <w:left w:w="70" w:type="dxa"/>
+              <w:bottom w:w="70" w:type="dxa"/>
+              <w:right w:w="70" w:type="dxa"/>
+            </w:tcMar>
+            <w:tcMar>
+              <w:top w:w="70" w:type="dxa"/>
+              <w:left w:w="70" w:type="dxa"/>
+              <w:bottom w:w="70" w:type="dxa"/>
+              <w:right w:w="70" w:type="dxa"/>
+            </w:tcMar>
+            <w:tcMar>
+              <w:top w:w="70" w:type="dxa"/>
+              <w:left w:w="70" w:type="dxa"/>
+              <w:bottom w:w="70" w:type="dxa"/>
+              <w:right w:w="70" w:type="dxa"/>
+            </w:tcMar>
             <w:tcMar>
               <w:top w:w="70" w:type="dxa"/>
               <w:left w:w="70" w:type="dxa"/>
@@ -6944,6 +8723,24 @@
               <w:bottom w:w="70" w:type="dxa"/>
               <w:right w:w="70" w:type="dxa"/>
             </w:tcMar>
+            <w:tcMar>
+              <w:top w:w="70" w:type="dxa"/>
+              <w:left w:w="70" w:type="dxa"/>
+              <w:bottom w:w="70" w:type="dxa"/>
+              <w:right w:w="70" w:type="dxa"/>
+            </w:tcMar>
+            <w:tcMar>
+              <w:top w:w="70" w:type="dxa"/>
+              <w:left w:w="70" w:type="dxa"/>
+              <w:bottom w:w="70" w:type="dxa"/>
+              <w:right w:w="70" w:type="dxa"/>
+            </w:tcMar>
+            <w:tcMar>
+              <w:top w:w="70" w:type="dxa"/>
+              <w:left w:w="70" w:type="dxa"/>
+              <w:bottom w:w="70" w:type="dxa"/>
+              <w:right w:w="70" w:type="dxa"/>
+            </w:tcMar>
           </w:tcPr>
           <w:p>
             <w:pPr>
@@ -6972,6 +8769,24 @@
               <w:bottom w:w="70" w:type="dxa"/>
               <w:right w:w="70" w:type="dxa"/>
             </w:tcMar>
+            <w:tcMar>
+              <w:top w:w="70" w:type="dxa"/>
+              <w:left w:w="70" w:type="dxa"/>
+              <w:bottom w:w="70" w:type="dxa"/>
+              <w:right w:w="70" w:type="dxa"/>
+            </w:tcMar>
+            <w:tcMar>
+              <w:top w:w="70" w:type="dxa"/>
+              <w:left w:w="70" w:type="dxa"/>
+              <w:bottom w:w="70" w:type="dxa"/>
+              <w:right w:w="70" w:type="dxa"/>
+            </w:tcMar>
+            <w:tcMar>
+              <w:top w:w="70" w:type="dxa"/>
+              <w:left w:w="70" w:type="dxa"/>
+              <w:bottom w:w="70" w:type="dxa"/>
+              <w:right w:w="70" w:type="dxa"/>
+            </w:tcMar>
           </w:tcPr>
           <w:p>
             <w:pPr>
@@ -6994,6 +8809,24 @@
           <w:tcPr>
             <w:tcW w:type="dxa" w:w="3061"/>
             <w:vAlign w:val="center"/>
+            <w:tcMar>
+              <w:top w:w="70" w:type="dxa"/>
+              <w:left w:w="70" w:type="dxa"/>
+              <w:bottom w:w="70" w:type="dxa"/>
+              <w:right w:w="70" w:type="dxa"/>
+            </w:tcMar>
+            <w:tcMar>
+              <w:top w:w="70" w:type="dxa"/>
+              <w:left w:w="70" w:type="dxa"/>
+              <w:bottom w:w="70" w:type="dxa"/>
+              <w:right w:w="70" w:type="dxa"/>
+            </w:tcMar>
+            <w:tcMar>
+              <w:top w:w="70" w:type="dxa"/>
+              <w:left w:w="70" w:type="dxa"/>
+              <w:bottom w:w="70" w:type="dxa"/>
+              <w:right w:w="70" w:type="dxa"/>
+            </w:tcMar>
             <w:tcMar>
               <w:top w:w="70" w:type="dxa"/>
               <w:left w:w="70" w:type="dxa"/>
@@ -7033,6 +8866,24 @@
               <w:bottom w:w="70" w:type="dxa"/>
               <w:right w:w="70" w:type="dxa"/>
             </w:tcMar>
+            <w:tcMar>
+              <w:top w:w="70" w:type="dxa"/>
+              <w:left w:w="70" w:type="dxa"/>
+              <w:bottom w:w="70" w:type="dxa"/>
+              <w:right w:w="70" w:type="dxa"/>
+            </w:tcMar>
+            <w:tcMar>
+              <w:top w:w="70" w:type="dxa"/>
+              <w:left w:w="70" w:type="dxa"/>
+              <w:bottom w:w="70" w:type="dxa"/>
+              <w:right w:w="70" w:type="dxa"/>
+            </w:tcMar>
+            <w:tcMar>
+              <w:top w:w="70" w:type="dxa"/>
+              <w:left w:w="70" w:type="dxa"/>
+              <w:bottom w:w="70" w:type="dxa"/>
+              <w:right w:w="70" w:type="dxa"/>
+            </w:tcMar>
           </w:tcPr>
           <w:p>
             <w:pPr>
@@ -7061,6 +8912,24 @@
               <w:bottom w:w="70" w:type="dxa"/>
               <w:right w:w="70" w:type="dxa"/>
             </w:tcMar>
+            <w:tcMar>
+              <w:top w:w="70" w:type="dxa"/>
+              <w:left w:w="70" w:type="dxa"/>
+              <w:bottom w:w="70" w:type="dxa"/>
+              <w:right w:w="70" w:type="dxa"/>
+            </w:tcMar>
+            <w:tcMar>
+              <w:top w:w="70" w:type="dxa"/>
+              <w:left w:w="70" w:type="dxa"/>
+              <w:bottom w:w="70" w:type="dxa"/>
+              <w:right w:w="70" w:type="dxa"/>
+            </w:tcMar>
+            <w:tcMar>
+              <w:top w:w="70" w:type="dxa"/>
+              <w:left w:w="70" w:type="dxa"/>
+              <w:bottom w:w="70" w:type="dxa"/>
+              <w:right w:w="70" w:type="dxa"/>
+            </w:tcMar>
           </w:tcPr>
           <w:p>
             <w:pPr>
@@ -7083,6 +8952,24 @@
           <w:tcPr>
             <w:tcW w:type="dxa" w:w="3061"/>
             <w:vAlign w:val="center"/>
+            <w:tcMar>
+              <w:top w:w="70" w:type="dxa"/>
+              <w:left w:w="70" w:type="dxa"/>
+              <w:bottom w:w="70" w:type="dxa"/>
+              <w:right w:w="70" w:type="dxa"/>
+            </w:tcMar>
+            <w:tcMar>
+              <w:top w:w="70" w:type="dxa"/>
+              <w:left w:w="70" w:type="dxa"/>
+              <w:bottom w:w="70" w:type="dxa"/>
+              <w:right w:w="70" w:type="dxa"/>
+            </w:tcMar>
+            <w:tcMar>
+              <w:top w:w="70" w:type="dxa"/>
+              <w:left w:w="70" w:type="dxa"/>
+              <w:bottom w:w="70" w:type="dxa"/>
+              <w:right w:w="70" w:type="dxa"/>
+            </w:tcMar>
             <w:tcMar>
               <w:top w:w="70" w:type="dxa"/>
               <w:left w:w="70" w:type="dxa"/>
@@ -7216,6 +9103,24 @@
           <w:right w:val="single" w:sz="4" w:color="D9D9D9"/>
           <w:insideH w:val="single" w:sz="4" w:color="D9D9D9"/>
           <w:insideV w:val="single" w:sz="4" w:color="D9D9D9"/>
+          <w:top w:val="single" w:sz="4" w:color="D9D9D9"/>
+          <w:left w:val="single" w:sz="4" w:color="D9D9D9"/>
+          <w:bottom w:val="single" w:sz="4" w:color="D9D9D9"/>
+          <w:right w:val="single" w:sz="4" w:color="D9D9D9"/>
+          <w:insideH w:val="single" w:sz="4" w:color="D9D9D9"/>
+          <w:insideV w:val="single" w:sz="4" w:color="D9D9D9"/>
+          <w:top w:val="single" w:sz="4" w:color="D9D9D9"/>
+          <w:left w:val="single" w:sz="4" w:color="D9D9D9"/>
+          <w:bottom w:val="single" w:sz="4" w:color="D9D9D9"/>
+          <w:right w:val="single" w:sz="4" w:color="D9D9D9"/>
+          <w:insideH w:val="single" w:sz="4" w:color="D9D9D9"/>
+          <w:insideV w:val="single" w:sz="4" w:color="D9D9D9"/>
+          <w:top w:val="single" w:sz="4" w:color="D9D9D9"/>
+          <w:left w:val="single" w:sz="4" w:color="D9D9D9"/>
+          <w:bottom w:val="single" w:sz="4" w:color="D9D9D9"/>
+          <w:right w:val="single" w:sz="4" w:color="D9D9D9"/>
+          <w:insideH w:val="single" w:sz="4" w:color="D9D9D9"/>
+          <w:insideV w:val="single" w:sz="4" w:color="D9D9D9"/>
         </w:tblBorders>
         <w:tblLayout w:type="fixed"/>
         <w:tblLook w:val="04A0" w:firstRow="1" w:lastRow="0" w:firstColumn="1" w:lastColumn="0" w:noHBand="0" w:noVBand="1"/>
@@ -7233,12 +9138,36 @@
           <w:tblHeader/>
           <w:jc w:val="center"/>
           <w:tblHeader/>
+          <w:tblHeader/>
+          <w:tblHeader/>
+          <w:tblHeader/>
         </w:trPr>
         <w:tc>
           <w:tcPr>
             <w:tcW w:w="794" w:type="dxa"/>
             <w:shd w:val="clear" w:color="auto" w:fill="E7EDF3"/>
             <w:vAlign w:val="center"/>
+            <w:tcMar>
+              <w:top w:w="70" w:type="dxa"/>
+              <w:left w:w="70" w:type="dxa"/>
+              <w:bottom w:w="70" w:type="dxa"/>
+              <w:right w:w="70" w:type="dxa"/>
+            </w:tcMar>
+            <w:shd w:fill="E7E6E6"/>
+            <w:tcMar>
+              <w:top w:w="70" w:type="dxa"/>
+              <w:left w:w="70" w:type="dxa"/>
+              <w:bottom w:w="70" w:type="dxa"/>
+              <w:right w:w="70" w:type="dxa"/>
+            </w:tcMar>
+            <w:shd w:fill="E7E6E6"/>
+            <w:tcMar>
+              <w:top w:w="70" w:type="dxa"/>
+              <w:left w:w="70" w:type="dxa"/>
+              <w:bottom w:w="70" w:type="dxa"/>
+              <w:right w:w="70" w:type="dxa"/>
+            </w:tcMar>
+            <w:shd w:fill="E7E6E6"/>
             <w:tcMar>
               <w:top w:w="70" w:type="dxa"/>
               <w:left w:w="70" w:type="dxa"/>
@@ -7277,6 +9206,27 @@
               <w:right w:w="70" w:type="dxa"/>
             </w:tcMar>
             <w:shd w:fill="E7E6E6"/>
+            <w:tcMar>
+              <w:top w:w="70" w:type="dxa"/>
+              <w:left w:w="70" w:type="dxa"/>
+              <w:bottom w:w="70" w:type="dxa"/>
+              <w:right w:w="70" w:type="dxa"/>
+            </w:tcMar>
+            <w:shd w:fill="E7E6E6"/>
+            <w:tcMar>
+              <w:top w:w="70" w:type="dxa"/>
+              <w:left w:w="70" w:type="dxa"/>
+              <w:bottom w:w="70" w:type="dxa"/>
+              <w:right w:w="70" w:type="dxa"/>
+            </w:tcMar>
+            <w:shd w:fill="E7E6E6"/>
+            <w:tcMar>
+              <w:top w:w="70" w:type="dxa"/>
+              <w:left w:w="70" w:type="dxa"/>
+              <w:bottom w:w="70" w:type="dxa"/>
+              <w:right w:w="70" w:type="dxa"/>
+            </w:tcMar>
+            <w:shd w:fill="E7E6E6"/>
           </w:tcPr>
           <w:p>
             <w:pPr>
@@ -7301,6 +9251,27 @@
             <w:tcW w:w="1134" w:type="dxa"/>
             <w:shd w:val="clear" w:color="auto" w:fill="E7EDF3"/>
             <w:vAlign w:val="center"/>
+            <w:tcMar>
+              <w:top w:w="70" w:type="dxa"/>
+              <w:left w:w="70" w:type="dxa"/>
+              <w:bottom w:w="70" w:type="dxa"/>
+              <w:right w:w="70" w:type="dxa"/>
+            </w:tcMar>
+            <w:shd w:fill="E7E6E6"/>
+            <w:tcMar>
+              <w:top w:w="70" w:type="dxa"/>
+              <w:left w:w="70" w:type="dxa"/>
+              <w:bottom w:w="70" w:type="dxa"/>
+              <w:right w:w="70" w:type="dxa"/>
+            </w:tcMar>
+            <w:shd w:fill="E7E6E6"/>
+            <w:tcMar>
+              <w:top w:w="70" w:type="dxa"/>
+              <w:left w:w="70" w:type="dxa"/>
+              <w:bottom w:w="70" w:type="dxa"/>
+              <w:right w:w="70" w:type="dxa"/>
+            </w:tcMar>
+            <w:shd w:fill="E7E6E6"/>
             <w:tcMar>
               <w:top w:w="70" w:type="dxa"/>
               <w:left w:w="70" w:type="dxa"/>
@@ -7332,6 +9303,27 @@
             <w:tcW w:w="2665" w:type="dxa"/>
             <w:shd w:val="clear" w:color="auto" w:fill="E7EDF3"/>
             <w:vAlign w:val="center"/>
+            <w:tcMar>
+              <w:top w:w="70" w:type="dxa"/>
+              <w:left w:w="70" w:type="dxa"/>
+              <w:bottom w:w="70" w:type="dxa"/>
+              <w:right w:w="70" w:type="dxa"/>
+            </w:tcMar>
+            <w:shd w:fill="E7E6E6"/>
+            <w:tcMar>
+              <w:top w:w="70" w:type="dxa"/>
+              <w:left w:w="70" w:type="dxa"/>
+              <w:bottom w:w="70" w:type="dxa"/>
+              <w:right w:w="70" w:type="dxa"/>
+            </w:tcMar>
+            <w:shd w:fill="E7E6E6"/>
+            <w:tcMar>
+              <w:top w:w="70" w:type="dxa"/>
+              <w:left w:w="70" w:type="dxa"/>
+              <w:bottom w:w="70" w:type="dxa"/>
+              <w:right w:w="70" w:type="dxa"/>
+            </w:tcMar>
+            <w:shd w:fill="E7E6E6"/>
             <w:tcMar>
               <w:top w:w="70" w:type="dxa"/>
               <w:left w:w="70" w:type="dxa"/>
@@ -7379,6 +9371,27 @@
               <w:right w:w="70" w:type="dxa"/>
             </w:tcMar>
             <w:shd w:fill="E7E6E6"/>
+            <w:tcMar>
+              <w:top w:w="70" w:type="dxa"/>
+              <w:left w:w="70" w:type="dxa"/>
+              <w:bottom w:w="70" w:type="dxa"/>
+              <w:right w:w="70" w:type="dxa"/>
+            </w:tcMar>
+            <w:shd w:fill="E7E6E6"/>
+            <w:tcMar>
+              <w:top w:w="70" w:type="dxa"/>
+              <w:left w:w="70" w:type="dxa"/>
+              <w:bottom w:w="70" w:type="dxa"/>
+              <w:right w:w="70" w:type="dxa"/>
+            </w:tcMar>
+            <w:shd w:fill="E7E6E6"/>
+            <w:tcMar>
+              <w:top w:w="70" w:type="dxa"/>
+              <w:left w:w="70" w:type="dxa"/>
+              <w:bottom w:w="70" w:type="dxa"/>
+              <w:right w:w="70" w:type="dxa"/>
+            </w:tcMar>
+            <w:shd w:fill="E7E6E6"/>
           </w:tcPr>
           <w:p>
             <w:pPr>
@@ -7415,6 +9428,24 @@
               <w:bottom w:w="70" w:type="dxa"/>
               <w:right w:w="70" w:type="dxa"/>
             </w:tcMar>
+            <w:tcMar>
+              <w:top w:w="70" w:type="dxa"/>
+              <w:left w:w="70" w:type="dxa"/>
+              <w:bottom w:w="70" w:type="dxa"/>
+              <w:right w:w="70" w:type="dxa"/>
+            </w:tcMar>
+            <w:tcMar>
+              <w:top w:w="70" w:type="dxa"/>
+              <w:left w:w="70" w:type="dxa"/>
+              <w:bottom w:w="70" w:type="dxa"/>
+              <w:right w:w="70" w:type="dxa"/>
+            </w:tcMar>
+            <w:tcMar>
+              <w:top w:w="70" w:type="dxa"/>
+              <w:left w:w="70" w:type="dxa"/>
+              <w:bottom w:w="70" w:type="dxa"/>
+              <w:right w:w="70" w:type="dxa"/>
+            </w:tcMar>
           </w:tcPr>
           <w:p>
             <w:pPr>
@@ -7445,6 +9476,24 @@
               <w:bottom w:w="70" w:type="dxa"/>
               <w:right w:w="70" w:type="dxa"/>
             </w:tcMar>
+            <w:tcMar>
+              <w:top w:w="70" w:type="dxa"/>
+              <w:left w:w="70" w:type="dxa"/>
+              <w:bottom w:w="70" w:type="dxa"/>
+              <w:right w:w="70" w:type="dxa"/>
+            </w:tcMar>
+            <w:tcMar>
+              <w:top w:w="70" w:type="dxa"/>
+              <w:left w:w="70" w:type="dxa"/>
+              <w:bottom w:w="70" w:type="dxa"/>
+              <w:right w:w="70" w:type="dxa"/>
+            </w:tcMar>
+            <w:tcMar>
+              <w:top w:w="70" w:type="dxa"/>
+              <w:left w:w="70" w:type="dxa"/>
+              <w:bottom w:w="70" w:type="dxa"/>
+              <w:right w:w="70" w:type="dxa"/>
+            </w:tcMar>
           </w:tcPr>
           <w:p>
             <w:pPr>
@@ -7475,6 +9524,24 @@
               <w:bottom w:w="70" w:type="dxa"/>
               <w:right w:w="70" w:type="dxa"/>
             </w:tcMar>
+            <w:tcMar>
+              <w:top w:w="70" w:type="dxa"/>
+              <w:left w:w="70" w:type="dxa"/>
+              <w:bottom w:w="70" w:type="dxa"/>
+              <w:right w:w="70" w:type="dxa"/>
+            </w:tcMar>
+            <w:tcMar>
+              <w:top w:w="70" w:type="dxa"/>
+              <w:left w:w="70" w:type="dxa"/>
+              <w:bottom w:w="70" w:type="dxa"/>
+              <w:right w:w="70" w:type="dxa"/>
+            </w:tcMar>
+            <w:tcMar>
+              <w:top w:w="70" w:type="dxa"/>
+              <w:left w:w="70" w:type="dxa"/>
+              <w:bottom w:w="70" w:type="dxa"/>
+              <w:right w:w="70" w:type="dxa"/>
+            </w:tcMar>
           </w:tcPr>
           <w:p>
             <w:pPr>
@@ -7505,6 +9572,24 @@
               <w:bottom w:w="70" w:type="dxa"/>
               <w:right w:w="70" w:type="dxa"/>
             </w:tcMar>
+            <w:tcMar>
+              <w:top w:w="70" w:type="dxa"/>
+              <w:left w:w="70" w:type="dxa"/>
+              <w:bottom w:w="70" w:type="dxa"/>
+              <w:right w:w="70" w:type="dxa"/>
+            </w:tcMar>
+            <w:tcMar>
+              <w:top w:w="70" w:type="dxa"/>
+              <w:left w:w="70" w:type="dxa"/>
+              <w:bottom w:w="70" w:type="dxa"/>
+              <w:right w:w="70" w:type="dxa"/>
+            </w:tcMar>
+            <w:tcMar>
+              <w:top w:w="70" w:type="dxa"/>
+              <w:left w:w="70" w:type="dxa"/>
+              <w:bottom w:w="70" w:type="dxa"/>
+              <w:right w:w="70" w:type="dxa"/>
+            </w:tcMar>
           </w:tcPr>
           <w:p>
             <w:pPr>
@@ -7529,6 +9614,24 @@
             <w:tcW w:w="3118" w:type="dxa"/>
             <w:shd w:val="clear" w:color="auto" w:fill="FFFFFF"/>
             <w:vAlign w:val="center"/>
+            <w:tcMar>
+              <w:top w:w="70" w:type="dxa"/>
+              <w:left w:w="70" w:type="dxa"/>
+              <w:bottom w:w="70" w:type="dxa"/>
+              <w:right w:w="70" w:type="dxa"/>
+            </w:tcMar>
+            <w:tcMar>
+              <w:top w:w="70" w:type="dxa"/>
+              <w:left w:w="70" w:type="dxa"/>
+              <w:bottom w:w="70" w:type="dxa"/>
+              <w:right w:w="70" w:type="dxa"/>
+            </w:tcMar>
+            <w:tcMar>
+              <w:top w:w="70" w:type="dxa"/>
+              <w:left w:w="70" w:type="dxa"/>
+              <w:bottom w:w="70" w:type="dxa"/>
+              <w:right w:w="70" w:type="dxa"/>
+            </w:tcMar>
             <w:tcMar>
               <w:top w:w="70" w:type="dxa"/>
               <w:left w:w="70" w:type="dxa"/>
@@ -7571,6 +9674,24 @@
               <w:bottom w:w="70" w:type="dxa"/>
               <w:right w:w="70" w:type="dxa"/>
             </w:tcMar>
+            <w:tcMar>
+              <w:top w:w="70" w:type="dxa"/>
+              <w:left w:w="70" w:type="dxa"/>
+              <w:bottom w:w="70" w:type="dxa"/>
+              <w:right w:w="70" w:type="dxa"/>
+            </w:tcMar>
+            <w:tcMar>
+              <w:top w:w="70" w:type="dxa"/>
+              <w:left w:w="70" w:type="dxa"/>
+              <w:bottom w:w="70" w:type="dxa"/>
+              <w:right w:w="70" w:type="dxa"/>
+            </w:tcMar>
+            <w:tcMar>
+              <w:top w:w="70" w:type="dxa"/>
+              <w:left w:w="70" w:type="dxa"/>
+              <w:bottom w:w="70" w:type="dxa"/>
+              <w:right w:w="70" w:type="dxa"/>
+            </w:tcMar>
           </w:tcPr>
           <w:p>
             <w:pPr>
@@ -7601,6 +9722,24 @@
               <w:bottom w:w="70" w:type="dxa"/>
               <w:right w:w="70" w:type="dxa"/>
             </w:tcMar>
+            <w:tcMar>
+              <w:top w:w="70" w:type="dxa"/>
+              <w:left w:w="70" w:type="dxa"/>
+              <w:bottom w:w="70" w:type="dxa"/>
+              <w:right w:w="70" w:type="dxa"/>
+            </w:tcMar>
+            <w:tcMar>
+              <w:top w:w="70" w:type="dxa"/>
+              <w:left w:w="70" w:type="dxa"/>
+              <w:bottom w:w="70" w:type="dxa"/>
+              <w:right w:w="70" w:type="dxa"/>
+            </w:tcMar>
+            <w:tcMar>
+              <w:top w:w="70" w:type="dxa"/>
+              <w:left w:w="70" w:type="dxa"/>
+              <w:bottom w:w="70" w:type="dxa"/>
+              <w:right w:w="70" w:type="dxa"/>
+            </w:tcMar>
           </w:tcPr>
           <w:p>
             <w:pPr>
@@ -7631,6 +9770,24 @@
               <w:bottom w:w="70" w:type="dxa"/>
               <w:right w:w="70" w:type="dxa"/>
             </w:tcMar>
+            <w:tcMar>
+              <w:top w:w="70" w:type="dxa"/>
+              <w:left w:w="70" w:type="dxa"/>
+              <w:bottom w:w="70" w:type="dxa"/>
+              <w:right w:w="70" w:type="dxa"/>
+            </w:tcMar>
+            <w:tcMar>
+              <w:top w:w="70" w:type="dxa"/>
+              <w:left w:w="70" w:type="dxa"/>
+              <w:bottom w:w="70" w:type="dxa"/>
+              <w:right w:w="70" w:type="dxa"/>
+            </w:tcMar>
+            <w:tcMar>
+              <w:top w:w="70" w:type="dxa"/>
+              <w:left w:w="70" w:type="dxa"/>
+              <w:bottom w:w="70" w:type="dxa"/>
+              <w:right w:w="70" w:type="dxa"/>
+            </w:tcMar>
           </w:tcPr>
           <w:p>
             <w:pPr>
@@ -7661,6 +9818,24 @@
               <w:bottom w:w="70" w:type="dxa"/>
               <w:right w:w="70" w:type="dxa"/>
             </w:tcMar>
+            <w:tcMar>
+              <w:top w:w="70" w:type="dxa"/>
+              <w:left w:w="70" w:type="dxa"/>
+              <w:bottom w:w="70" w:type="dxa"/>
+              <w:right w:w="70" w:type="dxa"/>
+            </w:tcMar>
+            <w:tcMar>
+              <w:top w:w="70" w:type="dxa"/>
+              <w:left w:w="70" w:type="dxa"/>
+              <w:bottom w:w="70" w:type="dxa"/>
+              <w:right w:w="70" w:type="dxa"/>
+            </w:tcMar>
+            <w:tcMar>
+              <w:top w:w="70" w:type="dxa"/>
+              <w:left w:w="70" w:type="dxa"/>
+              <w:bottom w:w="70" w:type="dxa"/>
+              <w:right w:w="70" w:type="dxa"/>
+            </w:tcMar>
           </w:tcPr>
           <w:p>
             <w:pPr>
@@ -7685,6 +9860,24 @@
             <w:tcW w:w="3118" w:type="dxa"/>
             <w:shd w:val="clear" w:color="auto" w:fill="F5F7FA"/>
             <w:vAlign w:val="center"/>
+            <w:tcMar>
+              <w:top w:w="70" w:type="dxa"/>
+              <w:left w:w="70" w:type="dxa"/>
+              <w:bottom w:w="70" w:type="dxa"/>
+              <w:right w:w="70" w:type="dxa"/>
+            </w:tcMar>
+            <w:tcMar>
+              <w:top w:w="70" w:type="dxa"/>
+              <w:left w:w="70" w:type="dxa"/>
+              <w:bottom w:w="70" w:type="dxa"/>
+              <w:right w:w="70" w:type="dxa"/>
+            </w:tcMar>
+            <w:tcMar>
+              <w:top w:w="70" w:type="dxa"/>
+              <w:left w:w="70" w:type="dxa"/>
+              <w:bottom w:w="70" w:type="dxa"/>
+              <w:right w:w="70" w:type="dxa"/>
+            </w:tcMar>
             <w:tcMar>
               <w:top w:w="70" w:type="dxa"/>
               <w:left w:w="70" w:type="dxa"/>
@@ -7727,6 +9920,24 @@
               <w:bottom w:w="70" w:type="dxa"/>
               <w:right w:w="70" w:type="dxa"/>
             </w:tcMar>
+            <w:tcMar>
+              <w:top w:w="70" w:type="dxa"/>
+              <w:left w:w="70" w:type="dxa"/>
+              <w:bottom w:w="70" w:type="dxa"/>
+              <w:right w:w="70" w:type="dxa"/>
+            </w:tcMar>
+            <w:tcMar>
+              <w:top w:w="70" w:type="dxa"/>
+              <w:left w:w="70" w:type="dxa"/>
+              <w:bottom w:w="70" w:type="dxa"/>
+              <w:right w:w="70" w:type="dxa"/>
+            </w:tcMar>
+            <w:tcMar>
+              <w:top w:w="70" w:type="dxa"/>
+              <w:left w:w="70" w:type="dxa"/>
+              <w:bottom w:w="70" w:type="dxa"/>
+              <w:right w:w="70" w:type="dxa"/>
+            </w:tcMar>
           </w:tcPr>
           <w:p>
             <w:pPr>
@@ -7757,6 +9968,24 @@
               <w:bottom w:w="70" w:type="dxa"/>
               <w:right w:w="70" w:type="dxa"/>
             </w:tcMar>
+            <w:tcMar>
+              <w:top w:w="70" w:type="dxa"/>
+              <w:left w:w="70" w:type="dxa"/>
+              <w:bottom w:w="70" w:type="dxa"/>
+              <w:right w:w="70" w:type="dxa"/>
+            </w:tcMar>
+            <w:tcMar>
+              <w:top w:w="70" w:type="dxa"/>
+              <w:left w:w="70" w:type="dxa"/>
+              <w:bottom w:w="70" w:type="dxa"/>
+              <w:right w:w="70" w:type="dxa"/>
+            </w:tcMar>
+            <w:tcMar>
+              <w:top w:w="70" w:type="dxa"/>
+              <w:left w:w="70" w:type="dxa"/>
+              <w:bottom w:w="70" w:type="dxa"/>
+              <w:right w:w="70" w:type="dxa"/>
+            </w:tcMar>
           </w:tcPr>
           <w:p>
             <w:pPr>
@@ -7787,6 +10016,24 @@
               <w:bottom w:w="70" w:type="dxa"/>
               <w:right w:w="70" w:type="dxa"/>
             </w:tcMar>
+            <w:tcMar>
+              <w:top w:w="70" w:type="dxa"/>
+              <w:left w:w="70" w:type="dxa"/>
+              <w:bottom w:w="70" w:type="dxa"/>
+              <w:right w:w="70" w:type="dxa"/>
+            </w:tcMar>
+            <w:tcMar>
+              <w:top w:w="70" w:type="dxa"/>
+              <w:left w:w="70" w:type="dxa"/>
+              <w:bottom w:w="70" w:type="dxa"/>
+              <w:right w:w="70" w:type="dxa"/>
+            </w:tcMar>
+            <w:tcMar>
+              <w:top w:w="70" w:type="dxa"/>
+              <w:left w:w="70" w:type="dxa"/>
+              <w:bottom w:w="70" w:type="dxa"/>
+              <w:right w:w="70" w:type="dxa"/>
+            </w:tcMar>
           </w:tcPr>
           <w:p>
             <w:pPr>
@@ -7817,6 +10064,24 @@
               <w:bottom w:w="70" w:type="dxa"/>
               <w:right w:w="70" w:type="dxa"/>
             </w:tcMar>
+            <w:tcMar>
+              <w:top w:w="70" w:type="dxa"/>
+              <w:left w:w="70" w:type="dxa"/>
+              <w:bottom w:w="70" w:type="dxa"/>
+              <w:right w:w="70" w:type="dxa"/>
+            </w:tcMar>
+            <w:tcMar>
+              <w:top w:w="70" w:type="dxa"/>
+              <w:left w:w="70" w:type="dxa"/>
+              <w:bottom w:w="70" w:type="dxa"/>
+              <w:right w:w="70" w:type="dxa"/>
+            </w:tcMar>
+            <w:tcMar>
+              <w:top w:w="70" w:type="dxa"/>
+              <w:left w:w="70" w:type="dxa"/>
+              <w:bottom w:w="70" w:type="dxa"/>
+              <w:right w:w="70" w:type="dxa"/>
+            </w:tcMar>
           </w:tcPr>
           <w:p>
             <w:pPr>
@@ -7841,6 +10106,24 @@
             <w:tcW w:w="3118" w:type="dxa"/>
             <w:shd w:val="clear" w:color="auto" w:fill="FFFFFF"/>
             <w:vAlign w:val="center"/>
+            <w:tcMar>
+              <w:top w:w="70" w:type="dxa"/>
+              <w:left w:w="70" w:type="dxa"/>
+              <w:bottom w:w="70" w:type="dxa"/>
+              <w:right w:w="70" w:type="dxa"/>
+            </w:tcMar>
+            <w:tcMar>
+              <w:top w:w="70" w:type="dxa"/>
+              <w:left w:w="70" w:type="dxa"/>
+              <w:bottom w:w="70" w:type="dxa"/>
+              <w:right w:w="70" w:type="dxa"/>
+            </w:tcMar>
+            <w:tcMar>
+              <w:top w:w="70" w:type="dxa"/>
+              <w:left w:w="70" w:type="dxa"/>
+              <w:bottom w:w="70" w:type="dxa"/>
+              <w:right w:w="70" w:type="dxa"/>
+            </w:tcMar>
             <w:tcMar>
               <w:top w:w="70" w:type="dxa"/>
               <w:left w:w="70" w:type="dxa"/>
@@ -7883,6 +10166,24 @@
               <w:bottom w:w="70" w:type="dxa"/>
               <w:right w:w="70" w:type="dxa"/>
             </w:tcMar>
+            <w:tcMar>
+              <w:top w:w="70" w:type="dxa"/>
+              <w:left w:w="70" w:type="dxa"/>
+              <w:bottom w:w="70" w:type="dxa"/>
+              <w:right w:w="70" w:type="dxa"/>
+            </w:tcMar>
+            <w:tcMar>
+              <w:top w:w="70" w:type="dxa"/>
+              <w:left w:w="70" w:type="dxa"/>
+              <w:bottom w:w="70" w:type="dxa"/>
+              <w:right w:w="70" w:type="dxa"/>
+            </w:tcMar>
+            <w:tcMar>
+              <w:top w:w="70" w:type="dxa"/>
+              <w:left w:w="70" w:type="dxa"/>
+              <w:bottom w:w="70" w:type="dxa"/>
+              <w:right w:w="70" w:type="dxa"/>
+            </w:tcMar>
           </w:tcPr>
           <w:p>
             <w:pPr>
@@ -7913,6 +10214,24 @@
               <w:bottom w:w="70" w:type="dxa"/>
               <w:right w:w="70" w:type="dxa"/>
             </w:tcMar>
+            <w:tcMar>
+              <w:top w:w="70" w:type="dxa"/>
+              <w:left w:w="70" w:type="dxa"/>
+              <w:bottom w:w="70" w:type="dxa"/>
+              <w:right w:w="70" w:type="dxa"/>
+            </w:tcMar>
+            <w:tcMar>
+              <w:top w:w="70" w:type="dxa"/>
+              <w:left w:w="70" w:type="dxa"/>
+              <w:bottom w:w="70" w:type="dxa"/>
+              <w:right w:w="70" w:type="dxa"/>
+            </w:tcMar>
+            <w:tcMar>
+              <w:top w:w="70" w:type="dxa"/>
+              <w:left w:w="70" w:type="dxa"/>
+              <w:bottom w:w="70" w:type="dxa"/>
+              <w:right w:w="70" w:type="dxa"/>
+            </w:tcMar>
           </w:tcPr>
           <w:p>
             <w:pPr>
@@ -7943,6 +10262,24 @@
               <w:bottom w:w="70" w:type="dxa"/>
               <w:right w:w="70" w:type="dxa"/>
             </w:tcMar>
+            <w:tcMar>
+              <w:top w:w="70" w:type="dxa"/>
+              <w:left w:w="70" w:type="dxa"/>
+              <w:bottom w:w="70" w:type="dxa"/>
+              <w:right w:w="70" w:type="dxa"/>
+            </w:tcMar>
+            <w:tcMar>
+              <w:top w:w="70" w:type="dxa"/>
+              <w:left w:w="70" w:type="dxa"/>
+              <w:bottom w:w="70" w:type="dxa"/>
+              <w:right w:w="70" w:type="dxa"/>
+            </w:tcMar>
+            <w:tcMar>
+              <w:top w:w="70" w:type="dxa"/>
+              <w:left w:w="70" w:type="dxa"/>
+              <w:bottom w:w="70" w:type="dxa"/>
+              <w:right w:w="70" w:type="dxa"/>
+            </w:tcMar>
           </w:tcPr>
           <w:p>
             <w:pPr>
@@ -7973,6 +10310,24 @@
               <w:bottom w:w="70" w:type="dxa"/>
               <w:right w:w="70" w:type="dxa"/>
             </w:tcMar>
+            <w:tcMar>
+              <w:top w:w="70" w:type="dxa"/>
+              <w:left w:w="70" w:type="dxa"/>
+              <w:bottom w:w="70" w:type="dxa"/>
+              <w:right w:w="70" w:type="dxa"/>
+            </w:tcMar>
+            <w:tcMar>
+              <w:top w:w="70" w:type="dxa"/>
+              <w:left w:w="70" w:type="dxa"/>
+              <w:bottom w:w="70" w:type="dxa"/>
+              <w:right w:w="70" w:type="dxa"/>
+            </w:tcMar>
+            <w:tcMar>
+              <w:top w:w="70" w:type="dxa"/>
+              <w:left w:w="70" w:type="dxa"/>
+              <w:bottom w:w="70" w:type="dxa"/>
+              <w:right w:w="70" w:type="dxa"/>
+            </w:tcMar>
           </w:tcPr>
           <w:p>
             <w:pPr>
@@ -7997,6 +10352,24 @@
             <w:tcW w:w="3118" w:type="dxa"/>
             <w:shd w:val="clear" w:color="auto" w:fill="F5F7FA"/>
             <w:vAlign w:val="center"/>
+            <w:tcMar>
+              <w:top w:w="70" w:type="dxa"/>
+              <w:left w:w="70" w:type="dxa"/>
+              <w:bottom w:w="70" w:type="dxa"/>
+              <w:right w:w="70" w:type="dxa"/>
+            </w:tcMar>
+            <w:tcMar>
+              <w:top w:w="70" w:type="dxa"/>
+              <w:left w:w="70" w:type="dxa"/>
+              <w:bottom w:w="70" w:type="dxa"/>
+              <w:right w:w="70" w:type="dxa"/>
+            </w:tcMar>
+            <w:tcMar>
+              <w:top w:w="70" w:type="dxa"/>
+              <w:left w:w="70" w:type="dxa"/>
+              <w:bottom w:w="70" w:type="dxa"/>
+              <w:right w:w="70" w:type="dxa"/>
+            </w:tcMar>
             <w:tcMar>
               <w:top w:w="70" w:type="dxa"/>
               <w:left w:w="70" w:type="dxa"/>
@@ -8039,6 +10412,24 @@
               <w:bottom w:w="70" w:type="dxa"/>
               <w:right w:w="70" w:type="dxa"/>
             </w:tcMar>
+            <w:tcMar>
+              <w:top w:w="70" w:type="dxa"/>
+              <w:left w:w="70" w:type="dxa"/>
+              <w:bottom w:w="70" w:type="dxa"/>
+              <w:right w:w="70" w:type="dxa"/>
+            </w:tcMar>
+            <w:tcMar>
+              <w:top w:w="70" w:type="dxa"/>
+              <w:left w:w="70" w:type="dxa"/>
+              <w:bottom w:w="70" w:type="dxa"/>
+              <w:right w:w="70" w:type="dxa"/>
+            </w:tcMar>
+            <w:tcMar>
+              <w:top w:w="70" w:type="dxa"/>
+              <w:left w:w="70" w:type="dxa"/>
+              <w:bottom w:w="70" w:type="dxa"/>
+              <w:right w:w="70" w:type="dxa"/>
+            </w:tcMar>
           </w:tcPr>
           <w:p>
             <w:pPr>
@@ -8069,6 +10460,24 @@
               <w:bottom w:w="70" w:type="dxa"/>
               <w:right w:w="70" w:type="dxa"/>
             </w:tcMar>
+            <w:tcMar>
+              <w:top w:w="70" w:type="dxa"/>
+              <w:left w:w="70" w:type="dxa"/>
+              <w:bottom w:w="70" w:type="dxa"/>
+              <w:right w:w="70" w:type="dxa"/>
+            </w:tcMar>
+            <w:tcMar>
+              <w:top w:w="70" w:type="dxa"/>
+              <w:left w:w="70" w:type="dxa"/>
+              <w:bottom w:w="70" w:type="dxa"/>
+              <w:right w:w="70" w:type="dxa"/>
+            </w:tcMar>
+            <w:tcMar>
+              <w:top w:w="70" w:type="dxa"/>
+              <w:left w:w="70" w:type="dxa"/>
+              <w:bottom w:w="70" w:type="dxa"/>
+              <w:right w:w="70" w:type="dxa"/>
+            </w:tcMar>
           </w:tcPr>
           <w:p>
             <w:pPr>
@@ -8099,6 +10508,24 @@
               <w:bottom w:w="70" w:type="dxa"/>
               <w:right w:w="70" w:type="dxa"/>
             </w:tcMar>
+            <w:tcMar>
+              <w:top w:w="70" w:type="dxa"/>
+              <w:left w:w="70" w:type="dxa"/>
+              <w:bottom w:w="70" w:type="dxa"/>
+              <w:right w:w="70" w:type="dxa"/>
+            </w:tcMar>
+            <w:tcMar>
+              <w:top w:w="70" w:type="dxa"/>
+              <w:left w:w="70" w:type="dxa"/>
+              <w:bottom w:w="70" w:type="dxa"/>
+              <w:right w:w="70" w:type="dxa"/>
+            </w:tcMar>
+            <w:tcMar>
+              <w:top w:w="70" w:type="dxa"/>
+              <w:left w:w="70" w:type="dxa"/>
+              <w:bottom w:w="70" w:type="dxa"/>
+              <w:right w:w="70" w:type="dxa"/>
+            </w:tcMar>
           </w:tcPr>
           <w:p>
             <w:pPr>
@@ -8129,6 +10556,24 @@
               <w:bottom w:w="70" w:type="dxa"/>
               <w:right w:w="70" w:type="dxa"/>
             </w:tcMar>
+            <w:tcMar>
+              <w:top w:w="70" w:type="dxa"/>
+              <w:left w:w="70" w:type="dxa"/>
+              <w:bottom w:w="70" w:type="dxa"/>
+              <w:right w:w="70" w:type="dxa"/>
+            </w:tcMar>
+            <w:tcMar>
+              <w:top w:w="70" w:type="dxa"/>
+              <w:left w:w="70" w:type="dxa"/>
+              <w:bottom w:w="70" w:type="dxa"/>
+              <w:right w:w="70" w:type="dxa"/>
+            </w:tcMar>
+            <w:tcMar>
+              <w:top w:w="70" w:type="dxa"/>
+              <w:left w:w="70" w:type="dxa"/>
+              <w:bottom w:w="70" w:type="dxa"/>
+              <w:right w:w="70" w:type="dxa"/>
+            </w:tcMar>
           </w:tcPr>
           <w:p>
             <w:pPr>
@@ -8153,6 +10598,24 @@
             <w:tcW w:w="3118" w:type="dxa"/>
             <w:shd w:val="clear" w:color="auto" w:fill="FFFFFF"/>
             <w:vAlign w:val="center"/>
+            <w:tcMar>
+              <w:top w:w="70" w:type="dxa"/>
+              <w:left w:w="70" w:type="dxa"/>
+              <w:bottom w:w="70" w:type="dxa"/>
+              <w:right w:w="70" w:type="dxa"/>
+            </w:tcMar>
+            <w:tcMar>
+              <w:top w:w="70" w:type="dxa"/>
+              <w:left w:w="70" w:type="dxa"/>
+              <w:bottom w:w="70" w:type="dxa"/>
+              <w:right w:w="70" w:type="dxa"/>
+            </w:tcMar>
+            <w:tcMar>
+              <w:top w:w="70" w:type="dxa"/>
+              <w:left w:w="70" w:type="dxa"/>
+              <w:bottom w:w="70" w:type="dxa"/>
+              <w:right w:w="70" w:type="dxa"/>
+            </w:tcMar>
             <w:tcMar>
               <w:top w:w="70" w:type="dxa"/>
               <w:left w:w="70" w:type="dxa"/>
@@ -8770,7 +11233,7 @@
           <w:color w:val="000000"/>
           <w:sz w:val="21"/>
         </w:rPr>
-        <w:t>四关系自由问法v2微调已完成3轮（学习率3e-5、有效batch16、seed42），按验证F1选择第3轮。验证总体F1由89.65%到93.20%，可答F1由88.03%到99.53%，拒答却从95.47%降至70.53%。6904题未见family测试实体F1为69.41%、可答F1为72.48%、拒答58.33%；没有旧B0同测试集对照，不能与原模板测试直接作提升差值。总耗时15632.05秒，进程采样峰值5600MiB；未替换界面默认模型。</w:t>
+        <w:t>四关系自由问法v2微调已完成3轮（学习率3e-5、有效batch16、seed42），按验证F1选择第3轮。验证总体F1由89.65%到93.20%，可答F1由88.03%到99.53%，拒答却从95.47%降至70.53%。6904题混合测试实体F1为69.4081%、可答F1为72.48%、拒答58.33%。其中738题的国家模板已出现于原训练题，不能把全部测试称为未见句式。没有旧B0同测试集对照，不能与原模板测试直接作提升差值。总耗时15632.05秒，进程采样峰值5600 MiB；未替换界面默认模型。</w:t>
       </w:r>
     </w:p>
     <w:p>
@@ -8789,6 +11252,664 @@
           <w:sz w:val="21"/>
         </w:rPr>
         <w:t>P0与D0的20题结果则显示：P0状态匹配为70%高于D0的60%，但计划43.75%低于75%，结构任务50%低于60%，平均延迟约5.95秒。这不是模型规模增大便必然提升的结果；提示约束、属性语义、多电影绑定与证据执行需要分别验收。</w:t>
+      </w:r>
+    </w:p>
+    <w:p>
+      <w:pPr>
+        <w:pStyle w:val="31"/>
+        <w:keepNext/>
+        <w:keepLines w:val="0"/>
+        <w:pageBreakBefore w:val="0"/>
+        <w:widowControl/>
+        <w:spacing w:line="300" w:lineRule="auto" w:before="200" w:after="100"/>
+        <w:jc w:val="left"/>
+      </w:pPr>
+      <w:r>
+        <w:rPr>
+          <w:rFonts w:ascii="Times New Roman" w:hAnsi="Times New Roman" w:eastAsia="宋体"/>
+          <w:b/>
+          <w:i w:val="0"/>
+          <w:color w:val="000000"/>
+          <w:sz w:val="22"/>
+        </w:rPr>
+        <w:t>自由问法模板审计勘误</w:t>
+      </w:r>
+    </w:p>
+    <w:p>
+      <w:pPr>
+        <w:keepNext w:val="0"/>
+        <w:keepLines w:val="0"/>
+        <w:pageBreakBefore w:val="0"/>
+        <w:widowControl/>
+        <w:spacing w:line="300" w:lineRule="auto" w:before="0" w:after="80"/>
+        <w:jc w:val="both"/>
+      </w:pPr>
+      <w:r>
+        <w:rPr>
+          <w:rFonts w:ascii="Times New Roman" w:hAnsi="Times New Roman" w:eastAsia="宋体"/>
+          <w:color w:val="000000"/>
+          <w:sz w:val="21"/>
+        </w:rPr>
+        <w:t>审计比较实际原训练题与新增训练题的合并集合，以片名占位、NFKC、大小写及标点归一后的精确模板匹配分组。电影划分未发现交叉；family名不同并不保证句式未见。以下由原保存预测真实重计分，无重新训练、生成或选模。</w:t>
+      </w:r>
+    </w:p>
+    <w:tbl>
+      <w:tblPr>
+        <w:tblW w:type="auto" w:w="0"/>
+        <w:tblLayout w:type="fixed"/>
+        <w:tblLook w:firstColumn="1" w:firstRow="1" w:lastColumn="0" w:lastRow="0" w:noHBand="0" w:noVBand="1" w:val="04A0"/>
+        <w:tblBorders>
+          <w:top w:val="single" w:sz="4" w:color="D9D9D9"/>
+          <w:left w:val="single" w:sz="4" w:color="D9D9D9"/>
+          <w:bottom w:val="single" w:sz="4" w:color="D9D9D9"/>
+          <w:right w:val="single" w:sz="4" w:color="D9D9D9"/>
+          <w:insideH w:val="single" w:sz="4" w:color="D9D9D9"/>
+          <w:insideV w:val="single" w:sz="4" w:color="D9D9D9"/>
+          <w:top w:val="single" w:sz="4" w:color="D9D9D9"/>
+          <w:left w:val="single" w:sz="4" w:color="D9D9D9"/>
+          <w:bottom w:val="single" w:sz="4" w:color="D9D9D9"/>
+          <w:right w:val="single" w:sz="4" w:color="D9D9D9"/>
+          <w:insideH w:val="single" w:sz="4" w:color="D9D9D9"/>
+          <w:insideV w:val="single" w:sz="4" w:color="D9D9D9"/>
+          <w:top w:val="single" w:sz="4" w:color="D9D9D9"/>
+          <w:left w:val="single" w:sz="4" w:color="D9D9D9"/>
+          <w:bottom w:val="single" w:sz="4" w:color="D9D9D9"/>
+          <w:right w:val="single" w:sz="4" w:color="D9D9D9"/>
+          <w:insideH w:val="single" w:sz="4" w:color="D9D9D9"/>
+          <w:insideV w:val="single" w:sz="4" w:color="D9D9D9"/>
+        </w:tblBorders>
+      </w:tblPr>
+      <w:tblGrid>
+        <w:gridCol w:w="4649"/>
+        <w:gridCol w:w="1814"/>
+        <w:gridCol w:w="2948"/>
+      </w:tblGrid>
+      <w:tr>
+        <w:trPr>
+          <w:tblHeader/>
+          <w:cantSplit/>
+          <w:tblHeader/>
+          <w:tblHeader/>
+        </w:trPr>
+        <w:tc>
+          <w:tcPr>
+            <w:tcW w:type="dxa" w:w="4649"/>
+            <w:vAlign w:val="center"/>
+            <w:tcMar>
+              <w:top w:w="70" w:type="dxa"/>
+              <w:left w:w="70" w:type="dxa"/>
+              <w:bottom w:w="70" w:type="dxa"/>
+              <w:right w:w="70" w:type="dxa"/>
+            </w:tcMar>
+            <w:shd w:fill="E7E6E6"/>
+            <w:tcMar>
+              <w:top w:w="70" w:type="dxa"/>
+              <w:left w:w="70" w:type="dxa"/>
+              <w:bottom w:w="70" w:type="dxa"/>
+              <w:right w:w="70" w:type="dxa"/>
+            </w:tcMar>
+            <w:shd w:fill="E7E6E6"/>
+            <w:tcMar>
+              <w:top w:w="70" w:type="dxa"/>
+              <w:left w:w="70" w:type="dxa"/>
+              <w:bottom w:w="70" w:type="dxa"/>
+              <w:right w:w="70" w:type="dxa"/>
+            </w:tcMar>
+            <w:shd w:fill="E7E6E6"/>
+          </w:tcPr>
+          <w:p>
+            <w:pPr>
+              <w:keepNext/>
+              <w:spacing w:line="276" w:lineRule="auto" w:before="0" w:after="40"/>
+              <w:jc w:val="left"/>
+            </w:pPr>
+            <w:r>
+              <w:rPr>
+                <w:rFonts w:ascii="Times New Roman" w:hAnsi="Times New Roman" w:eastAsia="宋体"/>
+                <w:b/>
+                <w:color w:val="000000"/>
+                <w:sz w:val="19"/>
+              </w:rPr>
+              <w:t>测试分组</w:t>
+            </w:r>
+          </w:p>
+        </w:tc>
+        <w:tc>
+          <w:tcPr>
+            <w:tcW w:type="dxa" w:w="1814"/>
+            <w:vAlign w:val="center"/>
+            <w:tcMar>
+              <w:top w:w="70" w:type="dxa"/>
+              <w:left w:w="70" w:type="dxa"/>
+              <w:bottom w:w="70" w:type="dxa"/>
+              <w:right w:w="70" w:type="dxa"/>
+            </w:tcMar>
+            <w:shd w:fill="E7E6E6"/>
+            <w:tcMar>
+              <w:top w:w="70" w:type="dxa"/>
+              <w:left w:w="70" w:type="dxa"/>
+              <w:bottom w:w="70" w:type="dxa"/>
+              <w:right w:w="70" w:type="dxa"/>
+            </w:tcMar>
+            <w:shd w:fill="E7E6E6"/>
+            <w:tcMar>
+              <w:top w:w="70" w:type="dxa"/>
+              <w:left w:w="70" w:type="dxa"/>
+              <w:bottom w:w="70" w:type="dxa"/>
+              <w:right w:w="70" w:type="dxa"/>
+            </w:tcMar>
+            <w:shd w:fill="E7E6E6"/>
+          </w:tcPr>
+          <w:p>
+            <w:pPr>
+              <w:keepNext/>
+              <w:spacing w:line="276" w:lineRule="auto" w:before="0" w:after="40"/>
+              <w:jc w:val="left"/>
+            </w:pPr>
+            <w:r>
+              <w:rPr>
+                <w:rFonts w:ascii="Times New Roman" w:hAnsi="Times New Roman" w:eastAsia="宋体"/>
+                <w:b/>
+                <w:color w:val="000000"/>
+                <w:sz w:val="19"/>
+              </w:rPr>
+              <w:t>题数</w:t>
+            </w:r>
+          </w:p>
+        </w:tc>
+        <w:tc>
+          <w:tcPr>
+            <w:tcW w:type="dxa" w:w="2948"/>
+            <w:vAlign w:val="center"/>
+            <w:tcMar>
+              <w:top w:w="70" w:type="dxa"/>
+              <w:left w:w="70" w:type="dxa"/>
+              <w:bottom w:w="70" w:type="dxa"/>
+              <w:right w:w="70" w:type="dxa"/>
+            </w:tcMar>
+            <w:shd w:fill="E7E6E6"/>
+            <w:tcMar>
+              <w:top w:w="70" w:type="dxa"/>
+              <w:left w:w="70" w:type="dxa"/>
+              <w:bottom w:w="70" w:type="dxa"/>
+              <w:right w:w="70" w:type="dxa"/>
+            </w:tcMar>
+            <w:shd w:fill="E7E6E6"/>
+            <w:tcMar>
+              <w:top w:w="70" w:type="dxa"/>
+              <w:left w:w="70" w:type="dxa"/>
+              <w:bottom w:w="70" w:type="dxa"/>
+              <w:right w:w="70" w:type="dxa"/>
+            </w:tcMar>
+            <w:shd w:fill="E7E6E6"/>
+          </w:tcPr>
+          <w:p>
+            <w:pPr>
+              <w:keepNext/>
+              <w:spacing w:line="276" w:lineRule="auto" w:before="0" w:after="40"/>
+              <w:jc w:val="left"/>
+            </w:pPr>
+            <w:r>
+              <w:rPr>
+                <w:rFonts w:ascii="Times New Roman" w:hAnsi="Times New Roman" w:eastAsia="宋体"/>
+                <w:b/>
+                <w:color w:val="000000"/>
+                <w:sz w:val="19"/>
+              </w:rPr>
+              <w:t>实体Macro F1</w:t>
+            </w:r>
+          </w:p>
+        </w:tc>
+      </w:tr>
+      <w:tr>
+        <w:trPr>
+          <w:cantSplit/>
+        </w:trPr>
+        <w:tc>
+          <w:tcPr>
+            <w:tcW w:type="dxa" w:w="4649"/>
+            <w:vAlign w:val="center"/>
+            <w:tcMar>
+              <w:top w:w="70" w:type="dxa"/>
+              <w:left w:w="70" w:type="dxa"/>
+              <w:bottom w:w="70" w:type="dxa"/>
+              <w:right w:w="70" w:type="dxa"/>
+            </w:tcMar>
+            <w:tcMar>
+              <w:top w:w="70" w:type="dxa"/>
+              <w:left w:w="70" w:type="dxa"/>
+              <w:bottom w:w="70" w:type="dxa"/>
+              <w:right w:w="70" w:type="dxa"/>
+            </w:tcMar>
+            <w:tcMar>
+              <w:top w:w="70" w:type="dxa"/>
+              <w:left w:w="70" w:type="dxa"/>
+              <w:bottom w:w="70" w:type="dxa"/>
+              <w:right w:w="70" w:type="dxa"/>
+            </w:tcMar>
+          </w:tcPr>
+          <w:p>
+            <w:pPr>
+              <w:keepNext/>
+              <w:spacing w:line="276" w:lineRule="auto" w:before="0" w:after="40"/>
+              <w:jc w:val="left"/>
+            </w:pPr>
+            <w:r>
+              <w:rPr>
+                <w:rFonts w:ascii="Times New Roman" w:hAnsi="Times New Roman" w:eastAsia="宋体"/>
+                <w:b w:val="0"/>
+                <w:color w:val="000000"/>
+                <w:sz w:val="19"/>
+              </w:rPr>
+              <w:t>已见规范化模板</w:t>
+            </w:r>
+          </w:p>
+        </w:tc>
+        <w:tc>
+          <w:tcPr>
+            <w:tcW w:type="dxa" w:w="1814"/>
+            <w:vAlign w:val="center"/>
+            <w:tcMar>
+              <w:top w:w="70" w:type="dxa"/>
+              <w:left w:w="70" w:type="dxa"/>
+              <w:bottom w:w="70" w:type="dxa"/>
+              <w:right w:w="70" w:type="dxa"/>
+            </w:tcMar>
+            <w:tcMar>
+              <w:top w:w="70" w:type="dxa"/>
+              <w:left w:w="70" w:type="dxa"/>
+              <w:bottom w:w="70" w:type="dxa"/>
+              <w:right w:w="70" w:type="dxa"/>
+            </w:tcMar>
+            <w:tcMar>
+              <w:top w:w="70" w:type="dxa"/>
+              <w:left w:w="70" w:type="dxa"/>
+              <w:bottom w:w="70" w:type="dxa"/>
+              <w:right w:w="70" w:type="dxa"/>
+            </w:tcMar>
+          </w:tcPr>
+          <w:p>
+            <w:pPr>
+              <w:keepNext/>
+              <w:spacing w:line="276" w:lineRule="auto" w:before="0" w:after="40"/>
+              <w:jc w:val="left"/>
+            </w:pPr>
+            <w:r>
+              <w:rPr>
+                <w:rFonts w:ascii="Times New Roman" w:hAnsi="Times New Roman" w:eastAsia="宋体"/>
+                <w:b w:val="0"/>
+                <w:color w:val="000000"/>
+                <w:sz w:val="19"/>
+              </w:rPr>
+              <w:t>738</w:t>
+            </w:r>
+          </w:p>
+        </w:tc>
+        <w:tc>
+          <w:tcPr>
+            <w:tcW w:type="dxa" w:w="2948"/>
+            <w:vAlign w:val="center"/>
+            <w:tcMar>
+              <w:top w:w="70" w:type="dxa"/>
+              <w:left w:w="70" w:type="dxa"/>
+              <w:bottom w:w="70" w:type="dxa"/>
+              <w:right w:w="70" w:type="dxa"/>
+            </w:tcMar>
+            <w:tcMar>
+              <w:top w:w="70" w:type="dxa"/>
+              <w:left w:w="70" w:type="dxa"/>
+              <w:bottom w:w="70" w:type="dxa"/>
+              <w:right w:w="70" w:type="dxa"/>
+            </w:tcMar>
+            <w:tcMar>
+              <w:top w:w="70" w:type="dxa"/>
+              <w:left w:w="70" w:type="dxa"/>
+              <w:bottom w:w="70" w:type="dxa"/>
+              <w:right w:w="70" w:type="dxa"/>
+            </w:tcMar>
+          </w:tcPr>
+          <w:p>
+            <w:pPr>
+              <w:keepNext/>
+              <w:spacing w:line="276" w:lineRule="auto" w:before="0" w:after="40"/>
+              <w:jc w:val="left"/>
+            </w:pPr>
+            <w:r>
+              <w:rPr>
+                <w:rFonts w:ascii="Times New Roman" w:hAnsi="Times New Roman" w:eastAsia="宋体"/>
+                <w:b w:val="0"/>
+                <w:color w:val="000000"/>
+                <w:sz w:val="19"/>
+              </w:rPr>
+              <w:t>100.0000%</w:t>
+            </w:r>
+          </w:p>
+        </w:tc>
+      </w:tr>
+      <w:tr>
+        <w:trPr>
+          <w:cantSplit/>
+        </w:trPr>
+        <w:tc>
+          <w:tcPr>
+            <w:tcW w:type="dxa" w:w="4649"/>
+            <w:vAlign w:val="center"/>
+            <w:tcMar>
+              <w:top w:w="70" w:type="dxa"/>
+              <w:left w:w="70" w:type="dxa"/>
+              <w:bottom w:w="70" w:type="dxa"/>
+              <w:right w:w="70" w:type="dxa"/>
+            </w:tcMar>
+            <w:tcMar>
+              <w:top w:w="70" w:type="dxa"/>
+              <w:left w:w="70" w:type="dxa"/>
+              <w:bottom w:w="70" w:type="dxa"/>
+              <w:right w:w="70" w:type="dxa"/>
+            </w:tcMar>
+            <w:tcMar>
+              <w:top w:w="70" w:type="dxa"/>
+              <w:left w:w="70" w:type="dxa"/>
+              <w:bottom w:w="70" w:type="dxa"/>
+              <w:right w:w="70" w:type="dxa"/>
+            </w:tcMar>
+          </w:tcPr>
+          <w:p>
+            <w:pPr>
+              <w:keepNext/>
+              <w:spacing w:line="276" w:lineRule="auto" w:before="0" w:after="40"/>
+              <w:jc w:val="left"/>
+            </w:pPr>
+            <w:r>
+              <w:rPr>
+                <w:rFonts w:ascii="Times New Roman" w:hAnsi="Times New Roman" w:eastAsia="宋体"/>
+                <w:b w:val="0"/>
+                <w:color w:val="000000"/>
+                <w:sz w:val="19"/>
+              </w:rPr>
+              <w:t>其余模板</w:t>
+            </w:r>
+          </w:p>
+        </w:tc>
+        <w:tc>
+          <w:tcPr>
+            <w:tcW w:type="dxa" w:w="1814"/>
+            <w:vAlign w:val="center"/>
+            <w:tcMar>
+              <w:top w:w="70" w:type="dxa"/>
+              <w:left w:w="70" w:type="dxa"/>
+              <w:bottom w:w="70" w:type="dxa"/>
+              <w:right w:w="70" w:type="dxa"/>
+            </w:tcMar>
+            <w:tcMar>
+              <w:top w:w="70" w:type="dxa"/>
+              <w:left w:w="70" w:type="dxa"/>
+              <w:bottom w:w="70" w:type="dxa"/>
+              <w:right w:w="70" w:type="dxa"/>
+            </w:tcMar>
+            <w:tcMar>
+              <w:top w:w="70" w:type="dxa"/>
+              <w:left w:w="70" w:type="dxa"/>
+              <w:bottom w:w="70" w:type="dxa"/>
+              <w:right w:w="70" w:type="dxa"/>
+            </w:tcMar>
+          </w:tcPr>
+          <w:p>
+            <w:pPr>
+              <w:keepNext/>
+              <w:spacing w:line="276" w:lineRule="auto" w:before="0" w:after="40"/>
+              <w:jc w:val="left"/>
+            </w:pPr>
+            <w:r>
+              <w:rPr>
+                <w:rFonts w:ascii="Times New Roman" w:hAnsi="Times New Roman" w:eastAsia="宋体"/>
+                <w:b w:val="0"/>
+                <w:color w:val="000000"/>
+                <w:sz w:val="19"/>
+              </w:rPr>
+              <w:t>6166</w:t>
+            </w:r>
+          </w:p>
+        </w:tc>
+        <w:tc>
+          <w:tcPr>
+            <w:tcW w:type="dxa" w:w="2948"/>
+            <w:vAlign w:val="center"/>
+            <w:tcMar>
+              <w:top w:w="70" w:type="dxa"/>
+              <w:left w:w="70" w:type="dxa"/>
+              <w:bottom w:w="70" w:type="dxa"/>
+              <w:right w:w="70" w:type="dxa"/>
+            </w:tcMar>
+            <w:tcMar>
+              <w:top w:w="70" w:type="dxa"/>
+              <w:left w:w="70" w:type="dxa"/>
+              <w:bottom w:w="70" w:type="dxa"/>
+              <w:right w:w="70" w:type="dxa"/>
+            </w:tcMar>
+            <w:tcMar>
+              <w:top w:w="70" w:type="dxa"/>
+              <w:left w:w="70" w:type="dxa"/>
+              <w:bottom w:w="70" w:type="dxa"/>
+              <w:right w:w="70" w:type="dxa"/>
+            </w:tcMar>
+          </w:tcPr>
+          <w:p>
+            <w:pPr>
+              <w:keepNext/>
+              <w:spacing w:line="276" w:lineRule="auto" w:before="0" w:after="40"/>
+              <w:jc w:val="left"/>
+            </w:pPr>
+            <w:r>
+              <w:rPr>
+                <w:rFonts w:ascii="Times New Roman" w:hAnsi="Times New Roman" w:eastAsia="宋体"/>
+                <w:b w:val="0"/>
+                <w:color w:val="000000"/>
+                <w:sz w:val="19"/>
+              </w:rPr>
+              <w:t>65.7466%</w:t>
+            </w:r>
+          </w:p>
+        </w:tc>
+      </w:tr>
+      <w:tr>
+        <w:trPr>
+          <w:cantSplit/>
+        </w:trPr>
+        <w:tc>
+          <w:tcPr>
+            <w:tcW w:type="dxa" w:w="4649"/>
+            <w:vAlign w:val="center"/>
+            <w:tcMar>
+              <w:top w:w="70" w:type="dxa"/>
+              <w:left w:w="70" w:type="dxa"/>
+              <w:bottom w:w="70" w:type="dxa"/>
+              <w:right w:w="70" w:type="dxa"/>
+            </w:tcMar>
+            <w:tcMar>
+              <w:top w:w="70" w:type="dxa"/>
+              <w:left w:w="70" w:type="dxa"/>
+              <w:bottom w:w="70" w:type="dxa"/>
+              <w:right w:w="70" w:type="dxa"/>
+            </w:tcMar>
+            <w:tcMar>
+              <w:top w:w="70" w:type="dxa"/>
+              <w:left w:w="70" w:type="dxa"/>
+              <w:bottom w:w="70" w:type="dxa"/>
+              <w:right w:w="70" w:type="dxa"/>
+            </w:tcMar>
+          </w:tcPr>
+          <w:p>
+            <w:pPr>
+              <w:keepNext w:val="0"/>
+              <w:spacing w:line="276" w:lineRule="auto" w:before="0" w:after="40"/>
+              <w:jc w:val="left"/>
+            </w:pPr>
+            <w:r>
+              <w:rPr>
+                <w:rFonts w:ascii="Times New Roman" w:hAnsi="Times New Roman" w:eastAsia="宋体"/>
+                <w:b w:val="0"/>
+                <w:color w:val="000000"/>
+                <w:sz w:val="19"/>
+              </w:rPr>
+              <w:t>混合全体</w:t>
+            </w:r>
+          </w:p>
+        </w:tc>
+        <w:tc>
+          <w:tcPr>
+            <w:tcW w:type="dxa" w:w="1814"/>
+            <w:vAlign w:val="center"/>
+            <w:tcMar>
+              <w:top w:w="70" w:type="dxa"/>
+              <w:left w:w="70" w:type="dxa"/>
+              <w:bottom w:w="70" w:type="dxa"/>
+              <w:right w:w="70" w:type="dxa"/>
+            </w:tcMar>
+            <w:tcMar>
+              <w:top w:w="70" w:type="dxa"/>
+              <w:left w:w="70" w:type="dxa"/>
+              <w:bottom w:w="70" w:type="dxa"/>
+              <w:right w:w="70" w:type="dxa"/>
+            </w:tcMar>
+            <w:tcMar>
+              <w:top w:w="70" w:type="dxa"/>
+              <w:left w:w="70" w:type="dxa"/>
+              <w:bottom w:w="70" w:type="dxa"/>
+              <w:right w:w="70" w:type="dxa"/>
+            </w:tcMar>
+          </w:tcPr>
+          <w:p>
+            <w:pPr>
+              <w:keepNext w:val="0"/>
+              <w:spacing w:line="276" w:lineRule="auto" w:before="0" w:after="40"/>
+              <w:jc w:val="left"/>
+            </w:pPr>
+            <w:r>
+              <w:rPr>
+                <w:rFonts w:ascii="Times New Roman" w:hAnsi="Times New Roman" w:eastAsia="宋体"/>
+                <w:b w:val="0"/>
+                <w:color w:val="000000"/>
+                <w:sz w:val="19"/>
+              </w:rPr>
+              <w:t>6904</w:t>
+            </w:r>
+          </w:p>
+        </w:tc>
+        <w:tc>
+          <w:tcPr>
+            <w:tcW w:type="dxa" w:w="2948"/>
+            <w:vAlign w:val="center"/>
+            <w:tcMar>
+              <w:top w:w="70" w:type="dxa"/>
+              <w:left w:w="70" w:type="dxa"/>
+              <w:bottom w:w="70" w:type="dxa"/>
+              <w:right w:w="70" w:type="dxa"/>
+            </w:tcMar>
+            <w:tcMar>
+              <w:top w:w="70" w:type="dxa"/>
+              <w:left w:w="70" w:type="dxa"/>
+              <w:bottom w:w="70" w:type="dxa"/>
+              <w:right w:w="70" w:type="dxa"/>
+            </w:tcMar>
+            <w:tcMar>
+              <w:top w:w="70" w:type="dxa"/>
+              <w:left w:w="70" w:type="dxa"/>
+              <w:bottom w:w="70" w:type="dxa"/>
+              <w:right w:w="70" w:type="dxa"/>
+            </w:tcMar>
+          </w:tcPr>
+          <w:p>
+            <w:pPr>
+              <w:keepNext w:val="0"/>
+              <w:spacing w:line="276" w:lineRule="auto" w:before="0" w:after="40"/>
+              <w:jc w:val="left"/>
+            </w:pPr>
+            <w:r>
+              <w:rPr>
+                <w:rFonts w:ascii="Times New Roman" w:hAnsi="Times New Roman" w:eastAsia="宋体"/>
+                <w:b w:val="0"/>
+                <w:color w:val="000000"/>
+                <w:sz w:val="19"/>
+              </w:rPr>
+              <w:t>69.4081%</w:t>
+            </w:r>
+          </w:p>
+        </w:tc>
+      </w:tr>
+    </w:tbl>
+    <w:p>
+      <w:pPr>
+        <w:keepNext w:val="0"/>
+        <w:keepLines w:val="0"/>
+        <w:pageBreakBefore w:val="0"/>
+        <w:widowControl/>
+        <w:spacing w:line="300" w:lineRule="auto" w:before="0" w:after="80"/>
+        <w:jc w:val="both"/>
+      </w:pPr>
+      <w:r>
+        <w:rPr>
+          <w:rFonts w:ascii="Times New Roman" w:hAnsi="Times New Roman" w:eastAsia="宋体"/>
+          <w:color w:val="000000"/>
+          <w:sz w:val="21"/>
+        </w:rPr>
+        <w:t>738+6166=6904。其余模板仅表示未找到上述规范化精确匹配，不等于独立真人自然问答；6868道验证题的该类重叠为0。原v1/v2冻结数据和原分数保留，v3新增合并训练模板防重叠校验，未据此重新训练。原预测、分组题号和复算脚本见verification/2026-10-31/pr12_audit_fixes/freeform/及scripts/audit_freeform_overlap.py。</w:t>
+      </w:r>
+    </w:p>
+    <w:p>
+      <w:pPr>
+        <w:pStyle w:val="31"/>
+        <w:keepNext/>
+        <w:keepLines w:val="0"/>
+        <w:pageBreakBefore w:val="0"/>
+        <w:widowControl/>
+        <w:spacing w:line="300" w:lineRule="auto" w:before="200" w:after="100"/>
+        <w:jc w:val="left"/>
+      </w:pPr>
+      <w:r>
+        <w:rPr>
+          <w:rFonts w:ascii="Times New Roman" w:hAnsi="Times New Roman" w:eastAsia="宋体"/>
+          <w:b/>
+          <w:i w:val="0"/>
+          <w:color w:val="000000"/>
+          <w:sz w:val="22"/>
+        </w:rPr>
+        <w:t>P0证据回答修订</w:t>
+      </w:r>
+    </w:p>
+    <w:p>
+      <w:pPr>
+        <w:keepNext w:val="0"/>
+        <w:keepLines w:val="0"/>
+        <w:pageBreakBefore w:val="0"/>
+        <w:widowControl/>
+        <w:spacing w:line="300" w:lineRule="auto" w:before="0" w:after="80"/>
+        <w:jc w:val="both"/>
+      </w:pPr>
+      <w:r>
+        <w:rPr>
+          <w:rFonts w:ascii="Times New Roman" w:hAnsi="Times New Roman" w:eastAsia="宋体"/>
+          <w:color w:val="000000"/>
+          <w:sz w:val="21"/>
+        </w:rPr>
+        <w:t>2026年10月31日审计修订后，P0最终展示始终由render_tool按执行结果生成完整受控证据句，模型原文仅存于raw_answer。只有与受控句仅空白不同且引用完全匹配的文本可标为accepted；正确引用不能证明任意附加断言成立。中英文合成控制器测试覆盖导演误写为演员、主客体颠倒及追加无证据获奖信息，均不得进入最终答案。这属于控制器测试，不是声称真实Qwen生成了这些错误。错误计划及图谱缺失仍需分别检查。</w:t>
+      </w:r>
+    </w:p>
+    <w:p>
+      <w:pPr>
+        <w:keepNext w:val="0"/>
+        <w:keepLines w:val="0"/>
+        <w:pageBreakBefore w:val="0"/>
+        <w:widowControl/>
+        <w:spacing w:line="300" w:lineRule="auto" w:before="0" w:after="80"/>
+        <w:jc w:val="both"/>
+      </w:pPr>
+      <w:r>
+        <w:rPr>
+          <w:rFonts w:ascii="Times New Roman" w:hAnsi="Times New Roman" w:eastAsia="宋体"/>
+          <w:color w:val="000000"/>
+          <w:sz w:val="21"/>
+        </w:rPr>
+        <w:t>对原20题保存输出的离线控制器重放使模板回退从11/20变为13/20，原accepted中的2条文本被拦下；没有调用模型、重新执行计划或重新测量延迟。上表11/20及延迟保留原开发运行口径，新重放另存pr12_audit_fixes/p0_guard_replay/，不能解释为模型能力提升。</w:t>
       </w:r>
     </w:p>
     <w:p>
@@ -10518,6 +13639,24 @@
           <w:right w:val="single" w:sz="4" w:space="0" w:color="D9D9D9"/>
           <w:insideH w:val="single" w:sz="4" w:space="0" w:color="D9D9D9"/>
           <w:insideV w:val="single" w:sz="4" w:space="0" w:color="D9D9D9"/>
+          <w:top w:val="single" w:sz="4" w:color="D9D9D9"/>
+          <w:left w:val="single" w:sz="4" w:color="D9D9D9"/>
+          <w:bottom w:val="single" w:sz="4" w:color="D9D9D9"/>
+          <w:right w:val="single" w:sz="4" w:color="D9D9D9"/>
+          <w:insideH w:val="single" w:sz="4" w:color="D9D9D9"/>
+          <w:insideV w:val="single" w:sz="4" w:color="D9D9D9"/>
+          <w:top w:val="single" w:sz="4" w:color="D9D9D9"/>
+          <w:left w:val="single" w:sz="4" w:color="D9D9D9"/>
+          <w:bottom w:val="single" w:sz="4" w:color="D9D9D9"/>
+          <w:right w:val="single" w:sz="4" w:color="D9D9D9"/>
+          <w:insideH w:val="single" w:sz="4" w:color="D9D9D9"/>
+          <w:insideV w:val="single" w:sz="4" w:color="D9D9D9"/>
+          <w:top w:val="single" w:sz="4" w:color="D9D9D9"/>
+          <w:left w:val="single" w:sz="4" w:color="D9D9D9"/>
+          <w:bottom w:val="single" w:sz="4" w:color="D9D9D9"/>
+          <w:right w:val="single" w:sz="4" w:color="D9D9D9"/>
+          <w:insideH w:val="single" w:sz="4" w:color="D9D9D9"/>
+          <w:insideV w:val="single" w:sz="4" w:color="D9D9D9"/>
           <w:top w:val="single" w:sz="4" w:color="D9D9D9"/>
           <w:left w:val="single" w:sz="4" w:color="D9D9D9"/>
           <w:bottom w:val="single" w:sz="4" w:color="D9D9D9"/>
@@ -10542,12 +13681,36 @@
           <w:tblHeader/>
           <w:jc w:val="center"/>
           <w:tblHeader/>
+          <w:tblHeader/>
+          <w:tblHeader/>
+          <w:tblHeader/>
         </w:trPr>
         <w:tc>
           <w:tcPr>
             <w:tcW w:w="2041" w:type="dxa"/>
             <w:shd w:val="clear" w:color="auto" w:fill="E7EDF3"/>
             <w:vAlign w:val="center"/>
+            <w:tcMar>
+              <w:top w:w="70" w:type="dxa"/>
+              <w:left w:w="70" w:type="dxa"/>
+              <w:bottom w:w="70" w:type="dxa"/>
+              <w:right w:w="70" w:type="dxa"/>
+            </w:tcMar>
+            <w:shd w:fill="E7E6E6"/>
+            <w:tcMar>
+              <w:top w:w="70" w:type="dxa"/>
+              <w:left w:w="70" w:type="dxa"/>
+              <w:bottom w:w="70" w:type="dxa"/>
+              <w:right w:w="70" w:type="dxa"/>
+            </w:tcMar>
+            <w:shd w:fill="E7E6E6"/>
+            <w:tcMar>
+              <w:top w:w="70" w:type="dxa"/>
+              <w:left w:w="70" w:type="dxa"/>
+              <w:bottom w:w="70" w:type="dxa"/>
+              <w:right w:w="70" w:type="dxa"/>
+            </w:tcMar>
+            <w:shd w:fill="E7E6E6"/>
             <w:tcMar>
               <w:top w:w="70" w:type="dxa"/>
               <w:left w:w="70" w:type="dxa"/>
@@ -10604,6 +13767,27 @@
               <w:right w:w="70" w:type="dxa"/>
             </w:tcMar>
             <w:shd w:fill="E7E6E6"/>
+            <w:tcMar>
+              <w:top w:w="70" w:type="dxa"/>
+              <w:left w:w="70" w:type="dxa"/>
+              <w:bottom w:w="70" w:type="dxa"/>
+              <w:right w:w="70" w:type="dxa"/>
+            </w:tcMar>
+            <w:shd w:fill="E7E6E6"/>
+            <w:tcMar>
+              <w:top w:w="70" w:type="dxa"/>
+              <w:left w:w="70" w:type="dxa"/>
+              <w:bottom w:w="70" w:type="dxa"/>
+              <w:right w:w="70" w:type="dxa"/>
+            </w:tcMar>
+            <w:shd w:fill="E7E6E6"/>
+            <w:tcMar>
+              <w:top w:w="70" w:type="dxa"/>
+              <w:left w:w="70" w:type="dxa"/>
+              <w:bottom w:w="70" w:type="dxa"/>
+              <w:right w:w="70" w:type="dxa"/>
+            </w:tcMar>
+            <w:shd w:fill="E7E6E6"/>
           </w:tcPr>
           <w:p>
             <w:pPr>
@@ -10628,6 +13812,27 @@
             <w:tcW w:w="1701" w:type="dxa"/>
             <w:shd w:val="clear" w:color="auto" w:fill="E7EDF3"/>
             <w:vAlign w:val="center"/>
+            <w:tcMar>
+              <w:top w:w="70" w:type="dxa"/>
+              <w:left w:w="70" w:type="dxa"/>
+              <w:bottom w:w="70" w:type="dxa"/>
+              <w:right w:w="70" w:type="dxa"/>
+            </w:tcMar>
+            <w:shd w:fill="E7E6E6"/>
+            <w:tcMar>
+              <w:top w:w="70" w:type="dxa"/>
+              <w:left w:w="70" w:type="dxa"/>
+              <w:bottom w:w="70" w:type="dxa"/>
+              <w:right w:w="70" w:type="dxa"/>
+            </w:tcMar>
+            <w:shd w:fill="E7E6E6"/>
+            <w:tcMar>
+              <w:top w:w="70" w:type="dxa"/>
+              <w:left w:w="70" w:type="dxa"/>
+              <w:bottom w:w="70" w:type="dxa"/>
+              <w:right w:w="70" w:type="dxa"/>
+            </w:tcMar>
+            <w:shd w:fill="E7E6E6"/>
             <w:tcMar>
               <w:top w:w="70" w:type="dxa"/>
               <w:left w:w="70" w:type="dxa"/>
@@ -10675,6 +13880,27 @@
               <w:right w:w="70" w:type="dxa"/>
             </w:tcMar>
             <w:shd w:fill="E7E6E6"/>
+            <w:tcMar>
+              <w:top w:w="70" w:type="dxa"/>
+              <w:left w:w="70" w:type="dxa"/>
+              <w:bottom w:w="70" w:type="dxa"/>
+              <w:right w:w="70" w:type="dxa"/>
+            </w:tcMar>
+            <w:shd w:fill="E7E6E6"/>
+            <w:tcMar>
+              <w:top w:w="70" w:type="dxa"/>
+              <w:left w:w="70" w:type="dxa"/>
+              <w:bottom w:w="70" w:type="dxa"/>
+              <w:right w:w="70" w:type="dxa"/>
+            </w:tcMar>
+            <w:shd w:fill="E7E6E6"/>
+            <w:tcMar>
+              <w:top w:w="70" w:type="dxa"/>
+              <w:left w:w="70" w:type="dxa"/>
+              <w:bottom w:w="70" w:type="dxa"/>
+              <w:right w:w="70" w:type="dxa"/>
+            </w:tcMar>
+            <w:shd w:fill="E7E6E6"/>
           </w:tcPr>
           <w:p>
             <w:pPr>
@@ -10715,6 +13941,27 @@
               <w:right w:w="70" w:type="dxa"/>
             </w:tcMar>
             <w:shd w:fill="E7E6E6"/>
+            <w:tcMar>
+              <w:top w:w="70" w:type="dxa"/>
+              <w:left w:w="70" w:type="dxa"/>
+              <w:bottom w:w="70" w:type="dxa"/>
+              <w:right w:w="70" w:type="dxa"/>
+            </w:tcMar>
+            <w:shd w:fill="E7E6E6"/>
+            <w:tcMar>
+              <w:top w:w="70" w:type="dxa"/>
+              <w:left w:w="70" w:type="dxa"/>
+              <w:bottom w:w="70" w:type="dxa"/>
+              <w:right w:w="70" w:type="dxa"/>
+            </w:tcMar>
+            <w:shd w:fill="E7E6E6"/>
+            <w:tcMar>
+              <w:top w:w="70" w:type="dxa"/>
+              <w:left w:w="70" w:type="dxa"/>
+              <w:bottom w:w="70" w:type="dxa"/>
+              <w:right w:w="70" w:type="dxa"/>
+            </w:tcMar>
+            <w:shd w:fill="E7E6E6"/>
           </w:tcPr>
           <w:p>
             <w:pPr>
@@ -10739,6 +13986,27 @@
             <w:tcW w:w="1531" w:type="dxa"/>
             <w:shd w:val="clear" w:color="auto" w:fill="E7EDF3"/>
             <w:vAlign w:val="center"/>
+            <w:tcMar>
+              <w:top w:w="70" w:type="dxa"/>
+              <w:left w:w="70" w:type="dxa"/>
+              <w:bottom w:w="70" w:type="dxa"/>
+              <w:right w:w="70" w:type="dxa"/>
+            </w:tcMar>
+            <w:shd w:fill="E7E6E6"/>
+            <w:tcMar>
+              <w:top w:w="70" w:type="dxa"/>
+              <w:left w:w="70" w:type="dxa"/>
+              <w:bottom w:w="70" w:type="dxa"/>
+              <w:right w:w="70" w:type="dxa"/>
+            </w:tcMar>
+            <w:shd w:fill="E7E6E6"/>
+            <w:tcMar>
+              <w:top w:w="70" w:type="dxa"/>
+              <w:left w:w="70" w:type="dxa"/>
+              <w:bottom w:w="70" w:type="dxa"/>
+              <w:right w:w="70" w:type="dxa"/>
+            </w:tcMar>
+            <w:shd w:fill="E7E6E6"/>
             <w:tcMar>
               <w:top w:w="70" w:type="dxa"/>
               <w:left w:w="70" w:type="dxa"/>
@@ -10776,6 +14044,24 @@
             <w:tcW w:w="2041" w:type="dxa"/>
             <w:shd w:val="clear" w:color="auto" w:fill="FFFFFF"/>
             <w:vAlign w:val="center"/>
+            <w:tcMar>
+              <w:top w:w="70" w:type="dxa"/>
+              <w:left w:w="70" w:type="dxa"/>
+              <w:bottom w:w="70" w:type="dxa"/>
+              <w:right w:w="70" w:type="dxa"/>
+            </w:tcMar>
+            <w:tcMar>
+              <w:top w:w="70" w:type="dxa"/>
+              <w:left w:w="70" w:type="dxa"/>
+              <w:bottom w:w="70" w:type="dxa"/>
+              <w:right w:w="70" w:type="dxa"/>
+            </w:tcMar>
+            <w:tcMar>
+              <w:top w:w="70" w:type="dxa"/>
+              <w:left w:w="70" w:type="dxa"/>
+              <w:bottom w:w="70" w:type="dxa"/>
+              <w:right w:w="70" w:type="dxa"/>
+            </w:tcMar>
             <w:tcMar>
               <w:top w:w="70" w:type="dxa"/>
               <w:left w:w="70" w:type="dxa"/>
@@ -10821,6 +14107,24 @@
               <w:bottom w:w="70" w:type="dxa"/>
               <w:right w:w="70" w:type="dxa"/>
             </w:tcMar>
+            <w:tcMar>
+              <w:top w:w="70" w:type="dxa"/>
+              <w:left w:w="70" w:type="dxa"/>
+              <w:bottom w:w="70" w:type="dxa"/>
+              <w:right w:w="70" w:type="dxa"/>
+            </w:tcMar>
+            <w:tcMar>
+              <w:top w:w="70" w:type="dxa"/>
+              <w:left w:w="70" w:type="dxa"/>
+              <w:bottom w:w="70" w:type="dxa"/>
+              <w:right w:w="70" w:type="dxa"/>
+            </w:tcMar>
+            <w:tcMar>
+              <w:top w:w="70" w:type="dxa"/>
+              <w:left w:w="70" w:type="dxa"/>
+              <w:bottom w:w="70" w:type="dxa"/>
+              <w:right w:w="70" w:type="dxa"/>
+            </w:tcMar>
           </w:tcPr>
           <w:p>
             <w:pPr>
@@ -10851,6 +14155,24 @@
               <w:bottom w:w="70" w:type="dxa"/>
               <w:right w:w="70" w:type="dxa"/>
             </w:tcMar>
+            <w:tcMar>
+              <w:top w:w="70" w:type="dxa"/>
+              <w:left w:w="70" w:type="dxa"/>
+              <w:bottom w:w="70" w:type="dxa"/>
+              <w:right w:w="70" w:type="dxa"/>
+            </w:tcMar>
+            <w:tcMar>
+              <w:top w:w="70" w:type="dxa"/>
+              <w:left w:w="70" w:type="dxa"/>
+              <w:bottom w:w="70" w:type="dxa"/>
+              <w:right w:w="70" w:type="dxa"/>
+            </w:tcMar>
+            <w:tcMar>
+              <w:top w:w="70" w:type="dxa"/>
+              <w:left w:w="70" w:type="dxa"/>
+              <w:bottom w:w="70" w:type="dxa"/>
+              <w:right w:w="70" w:type="dxa"/>
+            </w:tcMar>
           </w:tcPr>
           <w:p>
             <w:pPr>
@@ -10881,6 +14203,24 @@
               <w:bottom w:w="70" w:type="dxa"/>
               <w:right w:w="70" w:type="dxa"/>
             </w:tcMar>
+            <w:tcMar>
+              <w:top w:w="70" w:type="dxa"/>
+              <w:left w:w="70" w:type="dxa"/>
+              <w:bottom w:w="70" w:type="dxa"/>
+              <w:right w:w="70" w:type="dxa"/>
+            </w:tcMar>
+            <w:tcMar>
+              <w:top w:w="70" w:type="dxa"/>
+              <w:left w:w="70" w:type="dxa"/>
+              <w:bottom w:w="70" w:type="dxa"/>
+              <w:right w:w="70" w:type="dxa"/>
+            </w:tcMar>
+            <w:tcMar>
+              <w:top w:w="70" w:type="dxa"/>
+              <w:left w:w="70" w:type="dxa"/>
+              <w:bottom w:w="70" w:type="dxa"/>
+              <w:right w:w="70" w:type="dxa"/>
+            </w:tcMar>
           </w:tcPr>
           <w:p>
             <w:pPr>
@@ -10911,6 +14251,24 @@
               <w:bottom w:w="70" w:type="dxa"/>
               <w:right w:w="70" w:type="dxa"/>
             </w:tcMar>
+            <w:tcMar>
+              <w:top w:w="70" w:type="dxa"/>
+              <w:left w:w="70" w:type="dxa"/>
+              <w:bottom w:w="70" w:type="dxa"/>
+              <w:right w:w="70" w:type="dxa"/>
+            </w:tcMar>
+            <w:tcMar>
+              <w:top w:w="70" w:type="dxa"/>
+              <w:left w:w="70" w:type="dxa"/>
+              <w:bottom w:w="70" w:type="dxa"/>
+              <w:right w:w="70" w:type="dxa"/>
+            </w:tcMar>
+            <w:tcMar>
+              <w:top w:w="70" w:type="dxa"/>
+              <w:left w:w="70" w:type="dxa"/>
+              <w:bottom w:w="70" w:type="dxa"/>
+              <w:right w:w="70" w:type="dxa"/>
+            </w:tcMar>
           </w:tcPr>
           <w:p>
             <w:pPr>
@@ -10935,6 +14293,24 @@
             <w:tcW w:w="1531" w:type="dxa"/>
             <w:shd w:val="clear" w:color="auto" w:fill="FFFFFF"/>
             <w:vAlign w:val="center"/>
+            <w:tcMar>
+              <w:top w:w="70" w:type="dxa"/>
+              <w:left w:w="70" w:type="dxa"/>
+              <w:bottom w:w="70" w:type="dxa"/>
+              <w:right w:w="70" w:type="dxa"/>
+            </w:tcMar>
+            <w:tcMar>
+              <w:top w:w="70" w:type="dxa"/>
+              <w:left w:w="70" w:type="dxa"/>
+              <w:bottom w:w="70" w:type="dxa"/>
+              <w:right w:w="70" w:type="dxa"/>
+            </w:tcMar>
+            <w:tcMar>
+              <w:top w:w="70" w:type="dxa"/>
+              <w:left w:w="70" w:type="dxa"/>
+              <w:bottom w:w="70" w:type="dxa"/>
+              <w:right w:w="70" w:type="dxa"/>
+            </w:tcMar>
             <w:tcMar>
               <w:top w:w="70" w:type="dxa"/>
               <w:left w:w="70" w:type="dxa"/>
@@ -10971,6 +14347,24 @@
             <w:tcW w:w="2041" w:type="dxa"/>
             <w:shd w:val="clear" w:color="auto" w:fill="F5F7FA"/>
             <w:vAlign w:val="center"/>
+            <w:tcMar>
+              <w:top w:w="70" w:type="dxa"/>
+              <w:left w:w="70" w:type="dxa"/>
+              <w:bottom w:w="70" w:type="dxa"/>
+              <w:right w:w="70" w:type="dxa"/>
+            </w:tcMar>
+            <w:tcMar>
+              <w:top w:w="70" w:type="dxa"/>
+              <w:left w:w="70" w:type="dxa"/>
+              <w:bottom w:w="70" w:type="dxa"/>
+              <w:right w:w="70" w:type="dxa"/>
+            </w:tcMar>
+            <w:tcMar>
+              <w:top w:w="70" w:type="dxa"/>
+              <w:left w:w="70" w:type="dxa"/>
+              <w:bottom w:w="70" w:type="dxa"/>
+              <w:right w:w="70" w:type="dxa"/>
+            </w:tcMar>
             <w:tcMar>
               <w:top w:w="70" w:type="dxa"/>
               <w:left w:w="70" w:type="dxa"/>
@@ -11016,6 +14410,24 @@
               <w:bottom w:w="70" w:type="dxa"/>
               <w:right w:w="70" w:type="dxa"/>
             </w:tcMar>
+            <w:tcMar>
+              <w:top w:w="70" w:type="dxa"/>
+              <w:left w:w="70" w:type="dxa"/>
+              <w:bottom w:w="70" w:type="dxa"/>
+              <w:right w:w="70" w:type="dxa"/>
+            </w:tcMar>
+            <w:tcMar>
+              <w:top w:w="70" w:type="dxa"/>
+              <w:left w:w="70" w:type="dxa"/>
+              <w:bottom w:w="70" w:type="dxa"/>
+              <w:right w:w="70" w:type="dxa"/>
+            </w:tcMar>
+            <w:tcMar>
+              <w:top w:w="70" w:type="dxa"/>
+              <w:left w:w="70" w:type="dxa"/>
+              <w:bottom w:w="70" w:type="dxa"/>
+              <w:right w:w="70" w:type="dxa"/>
+            </w:tcMar>
           </w:tcPr>
           <w:p>
             <w:pPr>
@@ -11046,6 +14458,24 @@
               <w:bottom w:w="70" w:type="dxa"/>
               <w:right w:w="70" w:type="dxa"/>
             </w:tcMar>
+            <w:tcMar>
+              <w:top w:w="70" w:type="dxa"/>
+              <w:left w:w="70" w:type="dxa"/>
+              <w:bottom w:w="70" w:type="dxa"/>
+              <w:right w:w="70" w:type="dxa"/>
+            </w:tcMar>
+            <w:tcMar>
+              <w:top w:w="70" w:type="dxa"/>
+              <w:left w:w="70" w:type="dxa"/>
+              <w:bottom w:w="70" w:type="dxa"/>
+              <w:right w:w="70" w:type="dxa"/>
+            </w:tcMar>
+            <w:tcMar>
+              <w:top w:w="70" w:type="dxa"/>
+              <w:left w:w="70" w:type="dxa"/>
+              <w:bottom w:w="70" w:type="dxa"/>
+              <w:right w:w="70" w:type="dxa"/>
+            </w:tcMar>
           </w:tcPr>
           <w:p>
             <w:pPr>
@@ -11076,6 +14506,24 @@
               <w:bottom w:w="70" w:type="dxa"/>
               <w:right w:w="70" w:type="dxa"/>
             </w:tcMar>
+            <w:tcMar>
+              <w:top w:w="70" w:type="dxa"/>
+              <w:left w:w="70" w:type="dxa"/>
+              <w:bottom w:w="70" w:type="dxa"/>
+              <w:right w:w="70" w:type="dxa"/>
+            </w:tcMar>
+            <w:tcMar>
+              <w:top w:w="70" w:type="dxa"/>
+              <w:left w:w="70" w:type="dxa"/>
+              <w:bottom w:w="70" w:type="dxa"/>
+              <w:right w:w="70" w:type="dxa"/>
+            </w:tcMar>
+            <w:tcMar>
+              <w:top w:w="70" w:type="dxa"/>
+              <w:left w:w="70" w:type="dxa"/>
+              <w:bottom w:w="70" w:type="dxa"/>
+              <w:right w:w="70" w:type="dxa"/>
+            </w:tcMar>
           </w:tcPr>
           <w:p>
             <w:pPr>
@@ -11106,6 +14554,24 @@
               <w:bottom w:w="70" w:type="dxa"/>
               <w:right w:w="70" w:type="dxa"/>
             </w:tcMar>
+            <w:tcMar>
+              <w:top w:w="70" w:type="dxa"/>
+              <w:left w:w="70" w:type="dxa"/>
+              <w:bottom w:w="70" w:type="dxa"/>
+              <w:right w:w="70" w:type="dxa"/>
+            </w:tcMar>
+            <w:tcMar>
+              <w:top w:w="70" w:type="dxa"/>
+              <w:left w:w="70" w:type="dxa"/>
+              <w:bottom w:w="70" w:type="dxa"/>
+              <w:right w:w="70" w:type="dxa"/>
+            </w:tcMar>
+            <w:tcMar>
+              <w:top w:w="70" w:type="dxa"/>
+              <w:left w:w="70" w:type="dxa"/>
+              <w:bottom w:w="70" w:type="dxa"/>
+              <w:right w:w="70" w:type="dxa"/>
+            </w:tcMar>
           </w:tcPr>
           <w:p>
             <w:pPr>
@@ -11130,6 +14596,24 @@
             <w:tcW w:w="1531" w:type="dxa"/>
             <w:shd w:val="clear" w:color="auto" w:fill="F5F7FA"/>
             <w:vAlign w:val="center"/>
+            <w:tcMar>
+              <w:top w:w="70" w:type="dxa"/>
+              <w:left w:w="70" w:type="dxa"/>
+              <w:bottom w:w="70" w:type="dxa"/>
+              <w:right w:w="70" w:type="dxa"/>
+            </w:tcMar>
+            <w:tcMar>
+              <w:top w:w="70" w:type="dxa"/>
+              <w:left w:w="70" w:type="dxa"/>
+              <w:bottom w:w="70" w:type="dxa"/>
+              <w:right w:w="70" w:type="dxa"/>
+            </w:tcMar>
+            <w:tcMar>
+              <w:top w:w="70" w:type="dxa"/>
+              <w:left w:w="70" w:type="dxa"/>
+              <w:bottom w:w="70" w:type="dxa"/>
+              <w:right w:w="70" w:type="dxa"/>
+            </w:tcMar>
             <w:tcMar>
               <w:top w:w="70" w:type="dxa"/>
               <w:left w:w="70" w:type="dxa"/>
@@ -11194,6 +14678,24 @@
           <w:right w:val="single" w:sz="4" w:color="D9D9D9"/>
           <w:insideH w:val="single" w:sz="4" w:color="D9D9D9"/>
           <w:insideV w:val="single" w:sz="4" w:color="D9D9D9"/>
+          <w:top w:val="single" w:sz="4" w:color="D9D9D9"/>
+          <w:left w:val="single" w:sz="4" w:color="D9D9D9"/>
+          <w:bottom w:val="single" w:sz="4" w:color="D9D9D9"/>
+          <w:right w:val="single" w:sz="4" w:color="D9D9D9"/>
+          <w:insideH w:val="single" w:sz="4" w:color="D9D9D9"/>
+          <w:insideV w:val="single" w:sz="4" w:color="D9D9D9"/>
+          <w:top w:val="single" w:sz="4" w:color="D9D9D9"/>
+          <w:left w:val="single" w:sz="4" w:color="D9D9D9"/>
+          <w:bottom w:val="single" w:sz="4" w:color="D9D9D9"/>
+          <w:right w:val="single" w:sz="4" w:color="D9D9D9"/>
+          <w:insideH w:val="single" w:sz="4" w:color="D9D9D9"/>
+          <w:insideV w:val="single" w:sz="4" w:color="D9D9D9"/>
+          <w:top w:val="single" w:sz="4" w:color="D9D9D9"/>
+          <w:left w:val="single" w:sz="4" w:color="D9D9D9"/>
+          <w:bottom w:val="single" w:sz="4" w:color="D9D9D9"/>
+          <w:right w:val="single" w:sz="4" w:color="D9D9D9"/>
+          <w:insideH w:val="single" w:sz="4" w:color="D9D9D9"/>
+          <w:insideV w:val="single" w:sz="4" w:color="D9D9D9"/>
         </w:tblBorders>
         <w:tblLayout w:type="fixed"/>
         <w:tblLook w:val="04A0" w:firstRow="1" w:lastRow="0" w:firstColumn="1" w:lastColumn="0" w:noHBand="0" w:noVBand="1"/>
@@ -11211,12 +14713,36 @@
           <w:tblHeader/>
           <w:jc w:val="center"/>
           <w:tblHeader/>
+          <w:tblHeader/>
+          <w:tblHeader/>
+          <w:tblHeader/>
         </w:trPr>
         <w:tc>
           <w:tcPr>
             <w:tcW w:w="1701" w:type="dxa"/>
             <w:shd w:val="clear" w:color="auto" w:fill="E7EDF3"/>
             <w:vAlign w:val="center"/>
+            <w:tcMar>
+              <w:top w:w="70" w:type="dxa"/>
+              <w:left w:w="70" w:type="dxa"/>
+              <w:bottom w:w="70" w:type="dxa"/>
+              <w:right w:w="70" w:type="dxa"/>
+            </w:tcMar>
+            <w:shd w:fill="E7E6E6"/>
+            <w:tcMar>
+              <w:top w:w="70" w:type="dxa"/>
+              <w:left w:w="70" w:type="dxa"/>
+              <w:bottom w:w="70" w:type="dxa"/>
+              <w:right w:w="70" w:type="dxa"/>
+            </w:tcMar>
+            <w:shd w:fill="E7E6E6"/>
+            <w:tcMar>
+              <w:top w:w="70" w:type="dxa"/>
+              <w:left w:w="70" w:type="dxa"/>
+              <w:bottom w:w="70" w:type="dxa"/>
+              <w:right w:w="70" w:type="dxa"/>
+            </w:tcMar>
+            <w:shd w:fill="E7E6E6"/>
             <w:tcMar>
               <w:top w:w="70" w:type="dxa"/>
               <w:left w:w="70" w:type="dxa"/>
@@ -11255,6 +14781,27 @@
               <w:right w:w="70" w:type="dxa"/>
             </w:tcMar>
             <w:shd w:fill="E7E6E6"/>
+            <w:tcMar>
+              <w:top w:w="70" w:type="dxa"/>
+              <w:left w:w="70" w:type="dxa"/>
+              <w:bottom w:w="70" w:type="dxa"/>
+              <w:right w:w="70" w:type="dxa"/>
+            </w:tcMar>
+            <w:shd w:fill="E7E6E6"/>
+            <w:tcMar>
+              <w:top w:w="70" w:type="dxa"/>
+              <w:left w:w="70" w:type="dxa"/>
+              <w:bottom w:w="70" w:type="dxa"/>
+              <w:right w:w="70" w:type="dxa"/>
+            </w:tcMar>
+            <w:shd w:fill="E7E6E6"/>
+            <w:tcMar>
+              <w:top w:w="70" w:type="dxa"/>
+              <w:left w:w="70" w:type="dxa"/>
+              <w:bottom w:w="70" w:type="dxa"/>
+              <w:right w:w="70" w:type="dxa"/>
+            </w:tcMar>
+            <w:shd w:fill="E7E6E6"/>
           </w:tcPr>
           <w:p>
             <w:pPr>
@@ -11279,6 +14826,27 @@
             <w:tcW w:w="1928" w:type="dxa"/>
             <w:shd w:val="clear" w:color="auto" w:fill="E7EDF3"/>
             <w:vAlign w:val="center"/>
+            <w:tcMar>
+              <w:top w:w="70" w:type="dxa"/>
+              <w:left w:w="70" w:type="dxa"/>
+              <w:bottom w:w="70" w:type="dxa"/>
+              <w:right w:w="70" w:type="dxa"/>
+            </w:tcMar>
+            <w:shd w:fill="E7E6E6"/>
+            <w:tcMar>
+              <w:top w:w="70" w:type="dxa"/>
+              <w:left w:w="70" w:type="dxa"/>
+              <w:bottom w:w="70" w:type="dxa"/>
+              <w:right w:w="70" w:type="dxa"/>
+            </w:tcMar>
+            <w:shd w:fill="E7E6E6"/>
+            <w:tcMar>
+              <w:top w:w="70" w:type="dxa"/>
+              <w:left w:w="70" w:type="dxa"/>
+              <w:bottom w:w="70" w:type="dxa"/>
+              <w:right w:w="70" w:type="dxa"/>
+            </w:tcMar>
+            <w:shd w:fill="E7E6E6"/>
             <w:tcMar>
               <w:top w:w="70" w:type="dxa"/>
               <w:left w:w="70" w:type="dxa"/>
@@ -11317,6 +14885,27 @@
               <w:right w:w="70" w:type="dxa"/>
             </w:tcMar>
             <w:shd w:fill="E7E6E6"/>
+            <w:tcMar>
+              <w:top w:w="70" w:type="dxa"/>
+              <w:left w:w="70" w:type="dxa"/>
+              <w:bottom w:w="70" w:type="dxa"/>
+              <w:right w:w="70" w:type="dxa"/>
+            </w:tcMar>
+            <w:shd w:fill="E7E6E6"/>
+            <w:tcMar>
+              <w:top w:w="70" w:type="dxa"/>
+              <w:left w:w="70" w:type="dxa"/>
+              <w:bottom w:w="70" w:type="dxa"/>
+              <w:right w:w="70" w:type="dxa"/>
+            </w:tcMar>
+            <w:shd w:fill="E7E6E6"/>
+            <w:tcMar>
+              <w:top w:w="70" w:type="dxa"/>
+              <w:left w:w="70" w:type="dxa"/>
+              <w:bottom w:w="70" w:type="dxa"/>
+              <w:right w:w="70" w:type="dxa"/>
+            </w:tcMar>
+            <w:shd w:fill="E7E6E6"/>
           </w:tcPr>
           <w:p>
             <w:pPr>
@@ -11341,6 +14930,27 @@
             <w:tcW w:w="1928" w:type="dxa"/>
             <w:shd w:val="clear" w:color="auto" w:fill="E7EDF3"/>
             <w:vAlign w:val="center"/>
+            <w:tcMar>
+              <w:top w:w="70" w:type="dxa"/>
+              <w:left w:w="70" w:type="dxa"/>
+              <w:bottom w:w="70" w:type="dxa"/>
+              <w:right w:w="70" w:type="dxa"/>
+            </w:tcMar>
+            <w:shd w:fill="E7E6E6"/>
+            <w:tcMar>
+              <w:top w:w="70" w:type="dxa"/>
+              <w:left w:w="70" w:type="dxa"/>
+              <w:bottom w:w="70" w:type="dxa"/>
+              <w:right w:w="70" w:type="dxa"/>
+            </w:tcMar>
+            <w:shd w:fill="E7E6E6"/>
+            <w:tcMar>
+              <w:top w:w="70" w:type="dxa"/>
+              <w:left w:w="70" w:type="dxa"/>
+              <w:bottom w:w="70" w:type="dxa"/>
+              <w:right w:w="70" w:type="dxa"/>
+            </w:tcMar>
+            <w:shd w:fill="E7E6E6"/>
             <w:tcMar>
               <w:top w:w="70" w:type="dxa"/>
               <w:left w:w="70" w:type="dxa"/>
@@ -11384,6 +14994,24 @@
               <w:bottom w:w="70" w:type="dxa"/>
               <w:right w:w="70" w:type="dxa"/>
             </w:tcMar>
+            <w:tcMar>
+              <w:top w:w="70" w:type="dxa"/>
+              <w:left w:w="70" w:type="dxa"/>
+              <w:bottom w:w="70" w:type="dxa"/>
+              <w:right w:w="70" w:type="dxa"/>
+            </w:tcMar>
+            <w:tcMar>
+              <w:top w:w="70" w:type="dxa"/>
+              <w:left w:w="70" w:type="dxa"/>
+              <w:bottom w:w="70" w:type="dxa"/>
+              <w:right w:w="70" w:type="dxa"/>
+            </w:tcMar>
+            <w:tcMar>
+              <w:top w:w="70" w:type="dxa"/>
+              <w:left w:w="70" w:type="dxa"/>
+              <w:bottom w:w="70" w:type="dxa"/>
+              <w:right w:w="70" w:type="dxa"/>
+            </w:tcMar>
           </w:tcPr>
           <w:p>
             <w:pPr>
@@ -11414,6 +15042,24 @@
               <w:bottom w:w="70" w:type="dxa"/>
               <w:right w:w="70" w:type="dxa"/>
             </w:tcMar>
+            <w:tcMar>
+              <w:top w:w="70" w:type="dxa"/>
+              <w:left w:w="70" w:type="dxa"/>
+              <w:bottom w:w="70" w:type="dxa"/>
+              <w:right w:w="70" w:type="dxa"/>
+            </w:tcMar>
+            <w:tcMar>
+              <w:top w:w="70" w:type="dxa"/>
+              <w:left w:w="70" w:type="dxa"/>
+              <w:bottom w:w="70" w:type="dxa"/>
+              <w:right w:w="70" w:type="dxa"/>
+            </w:tcMar>
+            <w:tcMar>
+              <w:top w:w="70" w:type="dxa"/>
+              <w:left w:w="70" w:type="dxa"/>
+              <w:bottom w:w="70" w:type="dxa"/>
+              <w:right w:w="70" w:type="dxa"/>
+            </w:tcMar>
           </w:tcPr>
           <w:p>
             <w:pPr>
@@ -11444,6 +15090,24 @@
               <w:bottom w:w="70" w:type="dxa"/>
               <w:right w:w="70" w:type="dxa"/>
             </w:tcMar>
+            <w:tcMar>
+              <w:top w:w="70" w:type="dxa"/>
+              <w:left w:w="70" w:type="dxa"/>
+              <w:bottom w:w="70" w:type="dxa"/>
+              <w:right w:w="70" w:type="dxa"/>
+            </w:tcMar>
+            <w:tcMar>
+              <w:top w:w="70" w:type="dxa"/>
+              <w:left w:w="70" w:type="dxa"/>
+              <w:bottom w:w="70" w:type="dxa"/>
+              <w:right w:w="70" w:type="dxa"/>
+            </w:tcMar>
+            <w:tcMar>
+              <w:top w:w="70" w:type="dxa"/>
+              <w:left w:w="70" w:type="dxa"/>
+              <w:bottom w:w="70" w:type="dxa"/>
+              <w:right w:w="70" w:type="dxa"/>
+            </w:tcMar>
           </w:tcPr>
           <w:p>
             <w:pPr>
@@ -11474,6 +15138,24 @@
               <w:bottom w:w="70" w:type="dxa"/>
               <w:right w:w="70" w:type="dxa"/>
             </w:tcMar>
+            <w:tcMar>
+              <w:top w:w="70" w:type="dxa"/>
+              <w:left w:w="70" w:type="dxa"/>
+              <w:bottom w:w="70" w:type="dxa"/>
+              <w:right w:w="70" w:type="dxa"/>
+            </w:tcMar>
+            <w:tcMar>
+              <w:top w:w="70" w:type="dxa"/>
+              <w:left w:w="70" w:type="dxa"/>
+              <w:bottom w:w="70" w:type="dxa"/>
+              <w:right w:w="70" w:type="dxa"/>
+            </w:tcMar>
+            <w:tcMar>
+              <w:top w:w="70" w:type="dxa"/>
+              <w:left w:w="70" w:type="dxa"/>
+              <w:bottom w:w="70" w:type="dxa"/>
+              <w:right w:w="70" w:type="dxa"/>
+            </w:tcMar>
           </w:tcPr>
           <w:p>
             <w:pPr>
@@ -11498,6 +15180,24 @@
             <w:tcW w:w="1928" w:type="dxa"/>
             <w:shd w:val="clear" w:color="auto" w:fill="FFFFFF"/>
             <w:vAlign w:val="center"/>
+            <w:tcMar>
+              <w:top w:w="70" w:type="dxa"/>
+              <w:left w:w="70" w:type="dxa"/>
+              <w:bottom w:w="70" w:type="dxa"/>
+              <w:right w:w="70" w:type="dxa"/>
+            </w:tcMar>
+            <w:tcMar>
+              <w:top w:w="70" w:type="dxa"/>
+              <w:left w:w="70" w:type="dxa"/>
+              <w:bottom w:w="70" w:type="dxa"/>
+              <w:right w:w="70" w:type="dxa"/>
+            </w:tcMar>
+            <w:tcMar>
+              <w:top w:w="70" w:type="dxa"/>
+              <w:left w:w="70" w:type="dxa"/>
+              <w:bottom w:w="70" w:type="dxa"/>
+              <w:right w:w="70" w:type="dxa"/>
+            </w:tcMar>
             <w:tcMar>
               <w:top w:w="70" w:type="dxa"/>
               <w:left w:w="70" w:type="dxa"/>
@@ -11540,6 +15240,24 @@
               <w:bottom w:w="70" w:type="dxa"/>
               <w:right w:w="70" w:type="dxa"/>
             </w:tcMar>
+            <w:tcMar>
+              <w:top w:w="70" w:type="dxa"/>
+              <w:left w:w="70" w:type="dxa"/>
+              <w:bottom w:w="70" w:type="dxa"/>
+              <w:right w:w="70" w:type="dxa"/>
+            </w:tcMar>
+            <w:tcMar>
+              <w:top w:w="70" w:type="dxa"/>
+              <w:left w:w="70" w:type="dxa"/>
+              <w:bottom w:w="70" w:type="dxa"/>
+              <w:right w:w="70" w:type="dxa"/>
+            </w:tcMar>
+            <w:tcMar>
+              <w:top w:w="70" w:type="dxa"/>
+              <w:left w:w="70" w:type="dxa"/>
+              <w:bottom w:w="70" w:type="dxa"/>
+              <w:right w:w="70" w:type="dxa"/>
+            </w:tcMar>
           </w:tcPr>
           <w:p>
             <w:pPr>
@@ -11570,6 +15288,24 @@
               <w:bottom w:w="70" w:type="dxa"/>
               <w:right w:w="70" w:type="dxa"/>
             </w:tcMar>
+            <w:tcMar>
+              <w:top w:w="70" w:type="dxa"/>
+              <w:left w:w="70" w:type="dxa"/>
+              <w:bottom w:w="70" w:type="dxa"/>
+              <w:right w:w="70" w:type="dxa"/>
+            </w:tcMar>
+            <w:tcMar>
+              <w:top w:w="70" w:type="dxa"/>
+              <w:left w:w="70" w:type="dxa"/>
+              <w:bottom w:w="70" w:type="dxa"/>
+              <w:right w:w="70" w:type="dxa"/>
+            </w:tcMar>
+            <w:tcMar>
+              <w:top w:w="70" w:type="dxa"/>
+              <w:left w:w="70" w:type="dxa"/>
+              <w:bottom w:w="70" w:type="dxa"/>
+              <w:right w:w="70" w:type="dxa"/>
+            </w:tcMar>
           </w:tcPr>
           <w:p>
             <w:pPr>
@@ -11600,6 +15336,24 @@
               <w:bottom w:w="70" w:type="dxa"/>
               <w:right w:w="70" w:type="dxa"/>
             </w:tcMar>
+            <w:tcMar>
+              <w:top w:w="70" w:type="dxa"/>
+              <w:left w:w="70" w:type="dxa"/>
+              <w:bottom w:w="70" w:type="dxa"/>
+              <w:right w:w="70" w:type="dxa"/>
+            </w:tcMar>
+            <w:tcMar>
+              <w:top w:w="70" w:type="dxa"/>
+              <w:left w:w="70" w:type="dxa"/>
+              <w:bottom w:w="70" w:type="dxa"/>
+              <w:right w:w="70" w:type="dxa"/>
+            </w:tcMar>
+            <w:tcMar>
+              <w:top w:w="70" w:type="dxa"/>
+              <w:left w:w="70" w:type="dxa"/>
+              <w:bottom w:w="70" w:type="dxa"/>
+              <w:right w:w="70" w:type="dxa"/>
+            </w:tcMar>
           </w:tcPr>
           <w:p>
             <w:pPr>
@@ -11630,6 +15384,24 @@
               <w:bottom w:w="70" w:type="dxa"/>
               <w:right w:w="70" w:type="dxa"/>
             </w:tcMar>
+            <w:tcMar>
+              <w:top w:w="70" w:type="dxa"/>
+              <w:left w:w="70" w:type="dxa"/>
+              <w:bottom w:w="70" w:type="dxa"/>
+              <w:right w:w="70" w:type="dxa"/>
+            </w:tcMar>
+            <w:tcMar>
+              <w:top w:w="70" w:type="dxa"/>
+              <w:left w:w="70" w:type="dxa"/>
+              <w:bottom w:w="70" w:type="dxa"/>
+              <w:right w:w="70" w:type="dxa"/>
+            </w:tcMar>
+            <w:tcMar>
+              <w:top w:w="70" w:type="dxa"/>
+              <w:left w:w="70" w:type="dxa"/>
+              <w:bottom w:w="70" w:type="dxa"/>
+              <w:right w:w="70" w:type="dxa"/>
+            </w:tcMar>
           </w:tcPr>
           <w:p>
             <w:pPr>
@@ -11654,6 +15426,24 @@
             <w:tcW w:w="1928" w:type="dxa"/>
             <w:shd w:val="clear" w:color="auto" w:fill="F5F7FA"/>
             <w:vAlign w:val="center"/>
+            <w:tcMar>
+              <w:top w:w="70" w:type="dxa"/>
+              <w:left w:w="70" w:type="dxa"/>
+              <w:bottom w:w="70" w:type="dxa"/>
+              <w:right w:w="70" w:type="dxa"/>
+            </w:tcMar>
+            <w:tcMar>
+              <w:top w:w="70" w:type="dxa"/>
+              <w:left w:w="70" w:type="dxa"/>
+              <w:bottom w:w="70" w:type="dxa"/>
+              <w:right w:w="70" w:type="dxa"/>
+            </w:tcMar>
+            <w:tcMar>
+              <w:top w:w="70" w:type="dxa"/>
+              <w:left w:w="70" w:type="dxa"/>
+              <w:bottom w:w="70" w:type="dxa"/>
+              <w:right w:w="70" w:type="dxa"/>
+            </w:tcMar>
             <w:tcMar>
               <w:top w:w="70" w:type="dxa"/>
               <w:left w:w="70" w:type="dxa"/>
@@ -11801,6 +15591,24 @@
           <w:right w:val="single" w:sz="4" w:color="D9D9D9"/>
           <w:insideH w:val="single" w:sz="4" w:color="D9D9D9"/>
           <w:insideV w:val="single" w:sz="4" w:color="D9D9D9"/>
+          <w:top w:val="single" w:sz="4" w:color="D9D9D9"/>
+          <w:left w:val="single" w:sz="4" w:color="D9D9D9"/>
+          <w:bottom w:val="single" w:sz="4" w:color="D9D9D9"/>
+          <w:right w:val="single" w:sz="4" w:color="D9D9D9"/>
+          <w:insideH w:val="single" w:sz="4" w:color="D9D9D9"/>
+          <w:insideV w:val="single" w:sz="4" w:color="D9D9D9"/>
+          <w:top w:val="single" w:sz="4" w:color="D9D9D9"/>
+          <w:left w:val="single" w:sz="4" w:color="D9D9D9"/>
+          <w:bottom w:val="single" w:sz="4" w:color="D9D9D9"/>
+          <w:right w:val="single" w:sz="4" w:color="D9D9D9"/>
+          <w:insideH w:val="single" w:sz="4" w:color="D9D9D9"/>
+          <w:insideV w:val="single" w:sz="4" w:color="D9D9D9"/>
+          <w:top w:val="single" w:sz="4" w:color="D9D9D9"/>
+          <w:left w:val="single" w:sz="4" w:color="D9D9D9"/>
+          <w:bottom w:val="single" w:sz="4" w:color="D9D9D9"/>
+          <w:right w:val="single" w:sz="4" w:color="D9D9D9"/>
+          <w:insideH w:val="single" w:sz="4" w:color="D9D9D9"/>
+          <w:insideV w:val="single" w:sz="4" w:color="D9D9D9"/>
         </w:tblBorders>
         <w:tblLayout w:type="fixed"/>
         <w:tblLook w:val="04A0" w:firstRow="1" w:lastRow="0" w:firstColumn="1" w:lastColumn="0" w:noHBand="0" w:noVBand="1"/>
@@ -11817,12 +15625,36 @@
           <w:tblHeader/>
           <w:jc w:val="center"/>
           <w:tblHeader/>
+          <w:tblHeader/>
+          <w:tblHeader/>
+          <w:tblHeader/>
         </w:trPr>
         <w:tc>
           <w:tcPr>
             <w:tcW w:w="1417" w:type="dxa"/>
             <w:shd w:val="clear" w:color="auto" w:fill="E7EDF3"/>
             <w:vAlign w:val="center"/>
+            <w:tcMar>
+              <w:top w:w="70" w:type="dxa"/>
+              <w:left w:w="70" w:type="dxa"/>
+              <w:bottom w:w="70" w:type="dxa"/>
+              <w:right w:w="70" w:type="dxa"/>
+            </w:tcMar>
+            <w:shd w:fill="E7E6E6"/>
+            <w:tcMar>
+              <w:top w:w="70" w:type="dxa"/>
+              <w:left w:w="70" w:type="dxa"/>
+              <w:bottom w:w="70" w:type="dxa"/>
+              <w:right w:w="70" w:type="dxa"/>
+            </w:tcMar>
+            <w:shd w:fill="E7E6E6"/>
+            <w:tcMar>
+              <w:top w:w="70" w:type="dxa"/>
+              <w:left w:w="70" w:type="dxa"/>
+              <w:bottom w:w="70" w:type="dxa"/>
+              <w:right w:w="70" w:type="dxa"/>
+            </w:tcMar>
+            <w:shd w:fill="E7E6E6"/>
             <w:tcMar>
               <w:top w:w="70" w:type="dxa"/>
               <w:left w:w="70" w:type="dxa"/>
@@ -11861,6 +15693,27 @@
               <w:right w:w="70" w:type="dxa"/>
             </w:tcMar>
             <w:shd w:fill="E7E6E6"/>
+            <w:tcMar>
+              <w:top w:w="70" w:type="dxa"/>
+              <w:left w:w="70" w:type="dxa"/>
+              <w:bottom w:w="70" w:type="dxa"/>
+              <w:right w:w="70" w:type="dxa"/>
+            </w:tcMar>
+            <w:shd w:fill="E7E6E6"/>
+            <w:tcMar>
+              <w:top w:w="70" w:type="dxa"/>
+              <w:left w:w="70" w:type="dxa"/>
+              <w:bottom w:w="70" w:type="dxa"/>
+              <w:right w:w="70" w:type="dxa"/>
+            </w:tcMar>
+            <w:shd w:fill="E7E6E6"/>
+            <w:tcMar>
+              <w:top w:w="70" w:type="dxa"/>
+              <w:left w:w="70" w:type="dxa"/>
+              <w:bottom w:w="70" w:type="dxa"/>
+              <w:right w:w="70" w:type="dxa"/>
+            </w:tcMar>
+            <w:shd w:fill="E7E6E6"/>
           </w:tcPr>
           <w:p>
             <w:pPr>
@@ -11885,6 +15738,27 @@
             <w:tcW w:w="3288" w:type="dxa"/>
             <w:shd w:val="clear" w:color="auto" w:fill="E7EDF3"/>
             <w:vAlign w:val="center"/>
+            <w:tcMar>
+              <w:top w:w="70" w:type="dxa"/>
+              <w:left w:w="70" w:type="dxa"/>
+              <w:bottom w:w="70" w:type="dxa"/>
+              <w:right w:w="70" w:type="dxa"/>
+            </w:tcMar>
+            <w:shd w:fill="E7E6E6"/>
+            <w:tcMar>
+              <w:top w:w="70" w:type="dxa"/>
+              <w:left w:w="70" w:type="dxa"/>
+              <w:bottom w:w="70" w:type="dxa"/>
+              <w:right w:w="70" w:type="dxa"/>
+            </w:tcMar>
+            <w:shd w:fill="E7E6E6"/>
+            <w:tcMar>
+              <w:top w:w="70" w:type="dxa"/>
+              <w:left w:w="70" w:type="dxa"/>
+              <w:bottom w:w="70" w:type="dxa"/>
+              <w:right w:w="70" w:type="dxa"/>
+            </w:tcMar>
+            <w:shd w:fill="E7E6E6"/>
             <w:tcMar>
               <w:top w:w="70" w:type="dxa"/>
               <w:left w:w="70" w:type="dxa"/>
@@ -11941,6 +15815,27 @@
               <w:right w:w="70" w:type="dxa"/>
             </w:tcMar>
             <w:shd w:fill="E7E6E6"/>
+            <w:tcMar>
+              <w:top w:w="70" w:type="dxa"/>
+              <w:left w:w="70" w:type="dxa"/>
+              <w:bottom w:w="70" w:type="dxa"/>
+              <w:right w:w="70" w:type="dxa"/>
+            </w:tcMar>
+            <w:shd w:fill="E7E6E6"/>
+            <w:tcMar>
+              <w:top w:w="70" w:type="dxa"/>
+              <w:left w:w="70" w:type="dxa"/>
+              <w:bottom w:w="70" w:type="dxa"/>
+              <w:right w:w="70" w:type="dxa"/>
+            </w:tcMar>
+            <w:shd w:fill="E7E6E6"/>
+            <w:tcMar>
+              <w:top w:w="70" w:type="dxa"/>
+              <w:left w:w="70" w:type="dxa"/>
+              <w:bottom w:w="70" w:type="dxa"/>
+              <w:right w:w="70" w:type="dxa"/>
+            </w:tcMar>
+            <w:shd w:fill="E7E6E6"/>
           </w:tcPr>
           <w:p>
             <w:pPr>
@@ -11986,6 +15881,24 @@
               <w:bottom w:w="70" w:type="dxa"/>
               <w:right w:w="70" w:type="dxa"/>
             </w:tcMar>
+            <w:tcMar>
+              <w:top w:w="70" w:type="dxa"/>
+              <w:left w:w="70" w:type="dxa"/>
+              <w:bottom w:w="70" w:type="dxa"/>
+              <w:right w:w="70" w:type="dxa"/>
+            </w:tcMar>
+            <w:tcMar>
+              <w:top w:w="70" w:type="dxa"/>
+              <w:left w:w="70" w:type="dxa"/>
+              <w:bottom w:w="70" w:type="dxa"/>
+              <w:right w:w="70" w:type="dxa"/>
+            </w:tcMar>
+            <w:tcMar>
+              <w:top w:w="70" w:type="dxa"/>
+              <w:left w:w="70" w:type="dxa"/>
+              <w:bottom w:w="70" w:type="dxa"/>
+              <w:right w:w="70" w:type="dxa"/>
+            </w:tcMar>
           </w:tcPr>
           <w:p>
             <w:pPr>
@@ -12016,6 +15929,24 @@
               <w:bottom w:w="70" w:type="dxa"/>
               <w:right w:w="70" w:type="dxa"/>
             </w:tcMar>
+            <w:tcMar>
+              <w:top w:w="70" w:type="dxa"/>
+              <w:left w:w="70" w:type="dxa"/>
+              <w:bottom w:w="70" w:type="dxa"/>
+              <w:right w:w="70" w:type="dxa"/>
+            </w:tcMar>
+            <w:tcMar>
+              <w:top w:w="70" w:type="dxa"/>
+              <w:left w:w="70" w:type="dxa"/>
+              <w:bottom w:w="70" w:type="dxa"/>
+              <w:right w:w="70" w:type="dxa"/>
+            </w:tcMar>
+            <w:tcMar>
+              <w:top w:w="70" w:type="dxa"/>
+              <w:left w:w="70" w:type="dxa"/>
+              <w:bottom w:w="70" w:type="dxa"/>
+              <w:right w:w="70" w:type="dxa"/>
+            </w:tcMar>
           </w:tcPr>
           <w:p>
             <w:pPr>
@@ -12046,6 +15977,24 @@
               <w:bottom w:w="70" w:type="dxa"/>
               <w:right w:w="70" w:type="dxa"/>
             </w:tcMar>
+            <w:tcMar>
+              <w:top w:w="70" w:type="dxa"/>
+              <w:left w:w="70" w:type="dxa"/>
+              <w:bottom w:w="70" w:type="dxa"/>
+              <w:right w:w="70" w:type="dxa"/>
+            </w:tcMar>
+            <w:tcMar>
+              <w:top w:w="70" w:type="dxa"/>
+              <w:left w:w="70" w:type="dxa"/>
+              <w:bottom w:w="70" w:type="dxa"/>
+              <w:right w:w="70" w:type="dxa"/>
+            </w:tcMar>
+            <w:tcMar>
+              <w:top w:w="70" w:type="dxa"/>
+              <w:left w:w="70" w:type="dxa"/>
+              <w:bottom w:w="70" w:type="dxa"/>
+              <w:right w:w="70" w:type="dxa"/>
+            </w:tcMar>
           </w:tcPr>
           <w:p>
             <w:pPr>
@@ -12070,6 +16019,24 @@
             <w:tcW w:w="3345" w:type="dxa"/>
             <w:shd w:val="clear" w:color="auto" w:fill="FFFFFF"/>
             <w:vAlign w:val="center"/>
+            <w:tcMar>
+              <w:top w:w="70" w:type="dxa"/>
+              <w:left w:w="70" w:type="dxa"/>
+              <w:bottom w:w="70" w:type="dxa"/>
+              <w:right w:w="70" w:type="dxa"/>
+            </w:tcMar>
+            <w:tcMar>
+              <w:top w:w="70" w:type="dxa"/>
+              <w:left w:w="70" w:type="dxa"/>
+              <w:bottom w:w="70" w:type="dxa"/>
+              <w:right w:w="70" w:type="dxa"/>
+            </w:tcMar>
+            <w:tcMar>
+              <w:top w:w="70" w:type="dxa"/>
+              <w:left w:w="70" w:type="dxa"/>
+              <w:bottom w:w="70" w:type="dxa"/>
+              <w:right w:w="70" w:type="dxa"/>
+            </w:tcMar>
             <w:tcMar>
               <w:top w:w="70" w:type="dxa"/>
               <w:left w:w="70" w:type="dxa"/>
@@ -12112,6 +16079,24 @@
               <w:bottom w:w="70" w:type="dxa"/>
               <w:right w:w="70" w:type="dxa"/>
             </w:tcMar>
+            <w:tcMar>
+              <w:top w:w="70" w:type="dxa"/>
+              <w:left w:w="70" w:type="dxa"/>
+              <w:bottom w:w="70" w:type="dxa"/>
+              <w:right w:w="70" w:type="dxa"/>
+            </w:tcMar>
+            <w:tcMar>
+              <w:top w:w="70" w:type="dxa"/>
+              <w:left w:w="70" w:type="dxa"/>
+              <w:bottom w:w="70" w:type="dxa"/>
+              <w:right w:w="70" w:type="dxa"/>
+            </w:tcMar>
+            <w:tcMar>
+              <w:top w:w="70" w:type="dxa"/>
+              <w:left w:w="70" w:type="dxa"/>
+              <w:bottom w:w="70" w:type="dxa"/>
+              <w:right w:w="70" w:type="dxa"/>
+            </w:tcMar>
           </w:tcPr>
           <w:p>
             <w:pPr>
@@ -12142,6 +16127,24 @@
               <w:bottom w:w="70" w:type="dxa"/>
               <w:right w:w="70" w:type="dxa"/>
             </w:tcMar>
+            <w:tcMar>
+              <w:top w:w="70" w:type="dxa"/>
+              <w:left w:w="70" w:type="dxa"/>
+              <w:bottom w:w="70" w:type="dxa"/>
+              <w:right w:w="70" w:type="dxa"/>
+            </w:tcMar>
+            <w:tcMar>
+              <w:top w:w="70" w:type="dxa"/>
+              <w:left w:w="70" w:type="dxa"/>
+              <w:bottom w:w="70" w:type="dxa"/>
+              <w:right w:w="70" w:type="dxa"/>
+            </w:tcMar>
+            <w:tcMar>
+              <w:top w:w="70" w:type="dxa"/>
+              <w:left w:w="70" w:type="dxa"/>
+              <w:bottom w:w="70" w:type="dxa"/>
+              <w:right w:w="70" w:type="dxa"/>
+            </w:tcMar>
           </w:tcPr>
           <w:p>
             <w:pPr>
@@ -12172,6 +16175,24 @@
               <w:bottom w:w="70" w:type="dxa"/>
               <w:right w:w="70" w:type="dxa"/>
             </w:tcMar>
+            <w:tcMar>
+              <w:top w:w="70" w:type="dxa"/>
+              <w:left w:w="70" w:type="dxa"/>
+              <w:bottom w:w="70" w:type="dxa"/>
+              <w:right w:w="70" w:type="dxa"/>
+            </w:tcMar>
+            <w:tcMar>
+              <w:top w:w="70" w:type="dxa"/>
+              <w:left w:w="70" w:type="dxa"/>
+              <w:bottom w:w="70" w:type="dxa"/>
+              <w:right w:w="70" w:type="dxa"/>
+            </w:tcMar>
+            <w:tcMar>
+              <w:top w:w="70" w:type="dxa"/>
+              <w:left w:w="70" w:type="dxa"/>
+              <w:bottom w:w="70" w:type="dxa"/>
+              <w:right w:w="70" w:type="dxa"/>
+            </w:tcMar>
           </w:tcPr>
           <w:p>
             <w:pPr>
@@ -12196,6 +16217,24 @@
             <w:tcW w:w="3345" w:type="dxa"/>
             <w:shd w:val="clear" w:color="auto" w:fill="F5F7FA"/>
             <w:vAlign w:val="center"/>
+            <w:tcMar>
+              <w:top w:w="70" w:type="dxa"/>
+              <w:left w:w="70" w:type="dxa"/>
+              <w:bottom w:w="70" w:type="dxa"/>
+              <w:right w:w="70" w:type="dxa"/>
+            </w:tcMar>
+            <w:tcMar>
+              <w:top w:w="70" w:type="dxa"/>
+              <w:left w:w="70" w:type="dxa"/>
+              <w:bottom w:w="70" w:type="dxa"/>
+              <w:right w:w="70" w:type="dxa"/>
+            </w:tcMar>
+            <w:tcMar>
+              <w:top w:w="70" w:type="dxa"/>
+              <w:left w:w="70" w:type="dxa"/>
+              <w:bottom w:w="70" w:type="dxa"/>
+              <w:right w:w="70" w:type="dxa"/>
+            </w:tcMar>
             <w:tcMar>
               <w:top w:w="70" w:type="dxa"/>
               <w:left w:w="70" w:type="dxa"/>
@@ -12238,6 +16277,24 @@
               <w:bottom w:w="70" w:type="dxa"/>
               <w:right w:w="70" w:type="dxa"/>
             </w:tcMar>
+            <w:tcMar>
+              <w:top w:w="70" w:type="dxa"/>
+              <w:left w:w="70" w:type="dxa"/>
+              <w:bottom w:w="70" w:type="dxa"/>
+              <w:right w:w="70" w:type="dxa"/>
+            </w:tcMar>
+            <w:tcMar>
+              <w:top w:w="70" w:type="dxa"/>
+              <w:left w:w="70" w:type="dxa"/>
+              <w:bottom w:w="70" w:type="dxa"/>
+              <w:right w:w="70" w:type="dxa"/>
+            </w:tcMar>
+            <w:tcMar>
+              <w:top w:w="70" w:type="dxa"/>
+              <w:left w:w="70" w:type="dxa"/>
+              <w:bottom w:w="70" w:type="dxa"/>
+              <w:right w:w="70" w:type="dxa"/>
+            </w:tcMar>
           </w:tcPr>
           <w:p>
             <w:pPr>
@@ -12268,6 +16325,24 @@
               <w:bottom w:w="70" w:type="dxa"/>
               <w:right w:w="70" w:type="dxa"/>
             </w:tcMar>
+            <w:tcMar>
+              <w:top w:w="70" w:type="dxa"/>
+              <w:left w:w="70" w:type="dxa"/>
+              <w:bottom w:w="70" w:type="dxa"/>
+              <w:right w:w="70" w:type="dxa"/>
+            </w:tcMar>
+            <w:tcMar>
+              <w:top w:w="70" w:type="dxa"/>
+              <w:left w:w="70" w:type="dxa"/>
+              <w:bottom w:w="70" w:type="dxa"/>
+              <w:right w:w="70" w:type="dxa"/>
+            </w:tcMar>
+            <w:tcMar>
+              <w:top w:w="70" w:type="dxa"/>
+              <w:left w:w="70" w:type="dxa"/>
+              <w:bottom w:w="70" w:type="dxa"/>
+              <w:right w:w="70" w:type="dxa"/>
+            </w:tcMar>
           </w:tcPr>
           <w:p>
             <w:pPr>
@@ -12298,6 +16373,24 @@
               <w:bottom w:w="70" w:type="dxa"/>
               <w:right w:w="70" w:type="dxa"/>
             </w:tcMar>
+            <w:tcMar>
+              <w:top w:w="70" w:type="dxa"/>
+              <w:left w:w="70" w:type="dxa"/>
+              <w:bottom w:w="70" w:type="dxa"/>
+              <w:right w:w="70" w:type="dxa"/>
+            </w:tcMar>
+            <w:tcMar>
+              <w:top w:w="70" w:type="dxa"/>
+              <w:left w:w="70" w:type="dxa"/>
+              <w:bottom w:w="70" w:type="dxa"/>
+              <w:right w:w="70" w:type="dxa"/>
+            </w:tcMar>
+            <w:tcMar>
+              <w:top w:w="70" w:type="dxa"/>
+              <w:left w:w="70" w:type="dxa"/>
+              <w:bottom w:w="70" w:type="dxa"/>
+              <w:right w:w="70" w:type="dxa"/>
+            </w:tcMar>
           </w:tcPr>
           <w:p>
             <w:pPr>
@@ -12322,6 +16415,24 @@
             <w:tcW w:w="3345" w:type="dxa"/>
             <w:shd w:val="clear" w:color="auto" w:fill="FFFFFF"/>
             <w:vAlign w:val="center"/>
+            <w:tcMar>
+              <w:top w:w="70" w:type="dxa"/>
+              <w:left w:w="70" w:type="dxa"/>
+              <w:bottom w:w="70" w:type="dxa"/>
+              <w:right w:w="70" w:type="dxa"/>
+            </w:tcMar>
+            <w:tcMar>
+              <w:top w:w="70" w:type="dxa"/>
+              <w:left w:w="70" w:type="dxa"/>
+              <w:bottom w:w="70" w:type="dxa"/>
+              <w:right w:w="70" w:type="dxa"/>
+            </w:tcMar>
+            <w:tcMar>
+              <w:top w:w="70" w:type="dxa"/>
+              <w:left w:w="70" w:type="dxa"/>
+              <w:bottom w:w="70" w:type="dxa"/>
+              <w:right w:w="70" w:type="dxa"/>
+            </w:tcMar>
             <w:tcMar>
               <w:top w:w="70" w:type="dxa"/>
               <w:left w:w="70" w:type="dxa"/>
@@ -12364,6 +16475,24 @@
               <w:bottom w:w="70" w:type="dxa"/>
               <w:right w:w="70" w:type="dxa"/>
             </w:tcMar>
+            <w:tcMar>
+              <w:top w:w="70" w:type="dxa"/>
+              <w:left w:w="70" w:type="dxa"/>
+              <w:bottom w:w="70" w:type="dxa"/>
+              <w:right w:w="70" w:type="dxa"/>
+            </w:tcMar>
+            <w:tcMar>
+              <w:top w:w="70" w:type="dxa"/>
+              <w:left w:w="70" w:type="dxa"/>
+              <w:bottom w:w="70" w:type="dxa"/>
+              <w:right w:w="70" w:type="dxa"/>
+            </w:tcMar>
+            <w:tcMar>
+              <w:top w:w="70" w:type="dxa"/>
+              <w:left w:w="70" w:type="dxa"/>
+              <w:bottom w:w="70" w:type="dxa"/>
+              <w:right w:w="70" w:type="dxa"/>
+            </w:tcMar>
           </w:tcPr>
           <w:p>
             <w:pPr>
@@ -12394,6 +16523,24 @@
               <w:bottom w:w="70" w:type="dxa"/>
               <w:right w:w="70" w:type="dxa"/>
             </w:tcMar>
+            <w:tcMar>
+              <w:top w:w="70" w:type="dxa"/>
+              <w:left w:w="70" w:type="dxa"/>
+              <w:bottom w:w="70" w:type="dxa"/>
+              <w:right w:w="70" w:type="dxa"/>
+            </w:tcMar>
+            <w:tcMar>
+              <w:top w:w="70" w:type="dxa"/>
+              <w:left w:w="70" w:type="dxa"/>
+              <w:bottom w:w="70" w:type="dxa"/>
+              <w:right w:w="70" w:type="dxa"/>
+            </w:tcMar>
+            <w:tcMar>
+              <w:top w:w="70" w:type="dxa"/>
+              <w:left w:w="70" w:type="dxa"/>
+              <w:bottom w:w="70" w:type="dxa"/>
+              <w:right w:w="70" w:type="dxa"/>
+            </w:tcMar>
           </w:tcPr>
           <w:p>
             <w:pPr>
@@ -12424,6 +16571,24 @@
               <w:bottom w:w="70" w:type="dxa"/>
               <w:right w:w="70" w:type="dxa"/>
             </w:tcMar>
+            <w:tcMar>
+              <w:top w:w="70" w:type="dxa"/>
+              <w:left w:w="70" w:type="dxa"/>
+              <w:bottom w:w="70" w:type="dxa"/>
+              <w:right w:w="70" w:type="dxa"/>
+            </w:tcMar>
+            <w:tcMar>
+              <w:top w:w="70" w:type="dxa"/>
+              <w:left w:w="70" w:type="dxa"/>
+              <w:bottom w:w="70" w:type="dxa"/>
+              <w:right w:w="70" w:type="dxa"/>
+            </w:tcMar>
+            <w:tcMar>
+              <w:top w:w="70" w:type="dxa"/>
+              <w:left w:w="70" w:type="dxa"/>
+              <w:bottom w:w="70" w:type="dxa"/>
+              <w:right w:w="70" w:type="dxa"/>
+            </w:tcMar>
           </w:tcPr>
           <w:p>
             <w:pPr>
@@ -12448,6 +16613,24 @@
             <w:tcW w:w="3345" w:type="dxa"/>
             <w:shd w:val="clear" w:color="auto" w:fill="F5F7FA"/>
             <w:vAlign w:val="center"/>
+            <w:tcMar>
+              <w:top w:w="70" w:type="dxa"/>
+              <w:left w:w="70" w:type="dxa"/>
+              <w:bottom w:w="70" w:type="dxa"/>
+              <w:right w:w="70" w:type="dxa"/>
+            </w:tcMar>
+            <w:tcMar>
+              <w:top w:w="70" w:type="dxa"/>
+              <w:left w:w="70" w:type="dxa"/>
+              <w:bottom w:w="70" w:type="dxa"/>
+              <w:right w:w="70" w:type="dxa"/>
+            </w:tcMar>
+            <w:tcMar>
+              <w:top w:w="70" w:type="dxa"/>
+              <w:left w:w="70" w:type="dxa"/>
+              <w:bottom w:w="70" w:type="dxa"/>
+              <w:right w:w="70" w:type="dxa"/>
+            </w:tcMar>
             <w:tcMar>
               <w:top w:w="70" w:type="dxa"/>
               <w:left w:w="70" w:type="dxa"/>
@@ -12490,6 +16673,24 @@
               <w:bottom w:w="70" w:type="dxa"/>
               <w:right w:w="70" w:type="dxa"/>
             </w:tcMar>
+            <w:tcMar>
+              <w:top w:w="70" w:type="dxa"/>
+              <w:left w:w="70" w:type="dxa"/>
+              <w:bottom w:w="70" w:type="dxa"/>
+              <w:right w:w="70" w:type="dxa"/>
+            </w:tcMar>
+            <w:tcMar>
+              <w:top w:w="70" w:type="dxa"/>
+              <w:left w:w="70" w:type="dxa"/>
+              <w:bottom w:w="70" w:type="dxa"/>
+              <w:right w:w="70" w:type="dxa"/>
+            </w:tcMar>
+            <w:tcMar>
+              <w:top w:w="70" w:type="dxa"/>
+              <w:left w:w="70" w:type="dxa"/>
+              <w:bottom w:w="70" w:type="dxa"/>
+              <w:right w:w="70" w:type="dxa"/>
+            </w:tcMar>
           </w:tcPr>
           <w:p>
             <w:pPr>
@@ -12520,6 +16721,24 @@
               <w:bottom w:w="70" w:type="dxa"/>
               <w:right w:w="70" w:type="dxa"/>
             </w:tcMar>
+            <w:tcMar>
+              <w:top w:w="70" w:type="dxa"/>
+              <w:left w:w="70" w:type="dxa"/>
+              <w:bottom w:w="70" w:type="dxa"/>
+              <w:right w:w="70" w:type="dxa"/>
+            </w:tcMar>
+            <w:tcMar>
+              <w:top w:w="70" w:type="dxa"/>
+              <w:left w:w="70" w:type="dxa"/>
+              <w:bottom w:w="70" w:type="dxa"/>
+              <w:right w:w="70" w:type="dxa"/>
+            </w:tcMar>
+            <w:tcMar>
+              <w:top w:w="70" w:type="dxa"/>
+              <w:left w:w="70" w:type="dxa"/>
+              <w:bottom w:w="70" w:type="dxa"/>
+              <w:right w:w="70" w:type="dxa"/>
+            </w:tcMar>
           </w:tcPr>
           <w:p>
             <w:pPr>
@@ -12550,6 +16769,24 @@
               <w:bottom w:w="70" w:type="dxa"/>
               <w:right w:w="70" w:type="dxa"/>
             </w:tcMar>
+            <w:tcMar>
+              <w:top w:w="70" w:type="dxa"/>
+              <w:left w:w="70" w:type="dxa"/>
+              <w:bottom w:w="70" w:type="dxa"/>
+              <w:right w:w="70" w:type="dxa"/>
+            </w:tcMar>
+            <w:tcMar>
+              <w:top w:w="70" w:type="dxa"/>
+              <w:left w:w="70" w:type="dxa"/>
+              <w:bottom w:w="70" w:type="dxa"/>
+              <w:right w:w="70" w:type="dxa"/>
+            </w:tcMar>
+            <w:tcMar>
+              <w:top w:w="70" w:type="dxa"/>
+              <w:left w:w="70" w:type="dxa"/>
+              <w:bottom w:w="70" w:type="dxa"/>
+              <w:right w:w="70" w:type="dxa"/>
+            </w:tcMar>
           </w:tcPr>
           <w:p>
             <w:pPr>
@@ -12574,6 +16811,24 @@
             <w:tcW w:w="3345" w:type="dxa"/>
             <w:shd w:val="clear" w:color="auto" w:fill="FFFFFF"/>
             <w:vAlign w:val="center"/>
+            <w:tcMar>
+              <w:top w:w="70" w:type="dxa"/>
+              <w:left w:w="70" w:type="dxa"/>
+              <w:bottom w:w="70" w:type="dxa"/>
+              <w:right w:w="70" w:type="dxa"/>
+            </w:tcMar>
+            <w:tcMar>
+              <w:top w:w="70" w:type="dxa"/>
+              <w:left w:w="70" w:type="dxa"/>
+              <w:bottom w:w="70" w:type="dxa"/>
+              <w:right w:w="70" w:type="dxa"/>
+            </w:tcMar>
+            <w:tcMar>
+              <w:top w:w="70" w:type="dxa"/>
+              <w:left w:w="70" w:type="dxa"/>
+              <w:bottom w:w="70" w:type="dxa"/>
+              <w:right w:w="70" w:type="dxa"/>
+            </w:tcMar>
             <w:tcMar>
               <w:top w:w="70" w:type="dxa"/>
               <w:left w:w="70" w:type="dxa"/>
@@ -12731,6 +16986,24 @@
           <w:right w:val="single" w:sz="4" w:color="D9D9D9"/>
           <w:insideH w:val="single" w:sz="4" w:color="D9D9D9"/>
           <w:insideV w:val="single" w:sz="4" w:color="D9D9D9"/>
+          <w:top w:val="single" w:sz="4" w:color="D9D9D9"/>
+          <w:left w:val="single" w:sz="4" w:color="D9D9D9"/>
+          <w:bottom w:val="single" w:sz="4" w:color="D9D9D9"/>
+          <w:right w:val="single" w:sz="4" w:color="D9D9D9"/>
+          <w:insideH w:val="single" w:sz="4" w:color="D9D9D9"/>
+          <w:insideV w:val="single" w:sz="4" w:color="D9D9D9"/>
+          <w:top w:val="single" w:sz="4" w:color="D9D9D9"/>
+          <w:left w:val="single" w:sz="4" w:color="D9D9D9"/>
+          <w:bottom w:val="single" w:sz="4" w:color="D9D9D9"/>
+          <w:right w:val="single" w:sz="4" w:color="D9D9D9"/>
+          <w:insideH w:val="single" w:sz="4" w:color="D9D9D9"/>
+          <w:insideV w:val="single" w:sz="4" w:color="D9D9D9"/>
+          <w:top w:val="single" w:sz="4" w:color="D9D9D9"/>
+          <w:left w:val="single" w:sz="4" w:color="D9D9D9"/>
+          <w:bottom w:val="single" w:sz="4" w:color="D9D9D9"/>
+          <w:right w:val="single" w:sz="4" w:color="D9D9D9"/>
+          <w:insideH w:val="single" w:sz="4" w:color="D9D9D9"/>
+          <w:insideV w:val="single" w:sz="4" w:color="D9D9D9"/>
         </w:tblBorders>
         <w:tblLayout w:type="fixed"/>
         <w:tblLook w:val="04A0" w:firstRow="1" w:lastRow="0" w:firstColumn="1" w:lastColumn="0" w:noHBand="0" w:noVBand="1"/>
@@ -12747,12 +17020,36 @@
           <w:tblHeader/>
           <w:jc w:val="center"/>
           <w:tblHeader/>
+          <w:tblHeader/>
+          <w:tblHeader/>
+          <w:tblHeader/>
         </w:trPr>
         <w:tc>
           <w:tcPr>
             <w:tcW w:w="2268" w:type="dxa"/>
             <w:shd w:val="clear" w:color="auto" w:fill="E7EDF3"/>
             <w:vAlign w:val="center"/>
+            <w:tcMar>
+              <w:top w:w="70" w:type="dxa"/>
+              <w:left w:w="70" w:type="dxa"/>
+              <w:bottom w:w="70" w:type="dxa"/>
+              <w:right w:w="70" w:type="dxa"/>
+            </w:tcMar>
+            <w:shd w:fill="E7E6E6"/>
+            <w:tcMar>
+              <w:top w:w="70" w:type="dxa"/>
+              <w:left w:w="70" w:type="dxa"/>
+              <w:bottom w:w="70" w:type="dxa"/>
+              <w:right w:w="70" w:type="dxa"/>
+            </w:tcMar>
+            <w:shd w:fill="E7E6E6"/>
+            <w:tcMar>
+              <w:top w:w="70" w:type="dxa"/>
+              <w:left w:w="70" w:type="dxa"/>
+              <w:bottom w:w="70" w:type="dxa"/>
+              <w:right w:w="70" w:type="dxa"/>
+            </w:tcMar>
+            <w:shd w:fill="E7E6E6"/>
             <w:tcMar>
               <w:top w:w="70" w:type="dxa"/>
               <w:left w:w="70" w:type="dxa"/>
@@ -12791,6 +17088,27 @@
               <w:right w:w="70" w:type="dxa"/>
             </w:tcMar>
             <w:shd w:fill="E7E6E6"/>
+            <w:tcMar>
+              <w:top w:w="70" w:type="dxa"/>
+              <w:left w:w="70" w:type="dxa"/>
+              <w:bottom w:w="70" w:type="dxa"/>
+              <w:right w:w="70" w:type="dxa"/>
+            </w:tcMar>
+            <w:shd w:fill="E7E6E6"/>
+            <w:tcMar>
+              <w:top w:w="70" w:type="dxa"/>
+              <w:left w:w="70" w:type="dxa"/>
+              <w:bottom w:w="70" w:type="dxa"/>
+              <w:right w:w="70" w:type="dxa"/>
+            </w:tcMar>
+            <w:shd w:fill="E7E6E6"/>
+            <w:tcMar>
+              <w:top w:w="70" w:type="dxa"/>
+              <w:left w:w="70" w:type="dxa"/>
+              <w:bottom w:w="70" w:type="dxa"/>
+              <w:right w:w="70" w:type="dxa"/>
+            </w:tcMar>
+            <w:shd w:fill="E7E6E6"/>
           </w:tcPr>
           <w:p>
             <w:pPr>
@@ -12815,6 +17133,27 @@
             <w:tcW w:w="2268" w:type="dxa"/>
             <w:shd w:val="clear" w:color="auto" w:fill="E7EDF3"/>
             <w:vAlign w:val="center"/>
+            <w:tcMar>
+              <w:top w:w="70" w:type="dxa"/>
+              <w:left w:w="70" w:type="dxa"/>
+              <w:bottom w:w="70" w:type="dxa"/>
+              <w:right w:w="70" w:type="dxa"/>
+            </w:tcMar>
+            <w:shd w:fill="E7E6E6"/>
+            <w:tcMar>
+              <w:top w:w="70" w:type="dxa"/>
+              <w:left w:w="70" w:type="dxa"/>
+              <w:bottom w:w="70" w:type="dxa"/>
+              <w:right w:w="70" w:type="dxa"/>
+            </w:tcMar>
+            <w:shd w:fill="E7E6E6"/>
+            <w:tcMar>
+              <w:top w:w="70" w:type="dxa"/>
+              <w:left w:w="70" w:type="dxa"/>
+              <w:bottom w:w="70" w:type="dxa"/>
+              <w:right w:w="70" w:type="dxa"/>
+            </w:tcMar>
+            <w:shd w:fill="E7E6E6"/>
             <w:tcMar>
               <w:top w:w="70" w:type="dxa"/>
               <w:left w:w="70" w:type="dxa"/>
@@ -12846,6 +17185,27 @@
             <w:tcW w:w="3515" w:type="dxa"/>
             <w:shd w:val="clear" w:color="auto" w:fill="E7EDF3"/>
             <w:vAlign w:val="center"/>
+            <w:tcMar>
+              <w:top w:w="70" w:type="dxa"/>
+              <w:left w:w="70" w:type="dxa"/>
+              <w:bottom w:w="70" w:type="dxa"/>
+              <w:right w:w="70" w:type="dxa"/>
+            </w:tcMar>
+            <w:shd w:fill="E7E6E6"/>
+            <w:tcMar>
+              <w:top w:w="70" w:type="dxa"/>
+              <w:left w:w="70" w:type="dxa"/>
+              <w:bottom w:w="70" w:type="dxa"/>
+              <w:right w:w="70" w:type="dxa"/>
+            </w:tcMar>
+            <w:shd w:fill="E7E6E6"/>
+            <w:tcMar>
+              <w:top w:w="70" w:type="dxa"/>
+              <w:left w:w="70" w:type="dxa"/>
+              <w:bottom w:w="70" w:type="dxa"/>
+              <w:right w:w="70" w:type="dxa"/>
+            </w:tcMar>
+            <w:shd w:fill="E7E6E6"/>
             <w:tcMar>
               <w:top w:w="70" w:type="dxa"/>
               <w:left w:w="70" w:type="dxa"/>
@@ -12898,6 +17258,24 @@
               <w:bottom w:w="70" w:type="dxa"/>
               <w:right w:w="70" w:type="dxa"/>
             </w:tcMar>
+            <w:tcMar>
+              <w:top w:w="70" w:type="dxa"/>
+              <w:left w:w="70" w:type="dxa"/>
+              <w:bottom w:w="70" w:type="dxa"/>
+              <w:right w:w="70" w:type="dxa"/>
+            </w:tcMar>
+            <w:tcMar>
+              <w:top w:w="70" w:type="dxa"/>
+              <w:left w:w="70" w:type="dxa"/>
+              <w:bottom w:w="70" w:type="dxa"/>
+              <w:right w:w="70" w:type="dxa"/>
+            </w:tcMar>
+            <w:tcMar>
+              <w:top w:w="70" w:type="dxa"/>
+              <w:left w:w="70" w:type="dxa"/>
+              <w:bottom w:w="70" w:type="dxa"/>
+              <w:right w:w="70" w:type="dxa"/>
+            </w:tcMar>
           </w:tcPr>
           <w:p>
             <w:pPr>
@@ -12937,6 +17315,24 @@
               <w:bottom w:w="70" w:type="dxa"/>
               <w:right w:w="70" w:type="dxa"/>
             </w:tcMar>
+            <w:tcMar>
+              <w:top w:w="70" w:type="dxa"/>
+              <w:left w:w="70" w:type="dxa"/>
+              <w:bottom w:w="70" w:type="dxa"/>
+              <w:right w:w="70" w:type="dxa"/>
+            </w:tcMar>
+            <w:tcMar>
+              <w:top w:w="70" w:type="dxa"/>
+              <w:left w:w="70" w:type="dxa"/>
+              <w:bottom w:w="70" w:type="dxa"/>
+              <w:right w:w="70" w:type="dxa"/>
+            </w:tcMar>
+            <w:tcMar>
+              <w:top w:w="70" w:type="dxa"/>
+              <w:left w:w="70" w:type="dxa"/>
+              <w:bottom w:w="70" w:type="dxa"/>
+              <w:right w:w="70" w:type="dxa"/>
+            </w:tcMar>
           </w:tcPr>
           <w:p>
             <w:pPr>
@@ -12967,6 +17363,24 @@
               <w:bottom w:w="70" w:type="dxa"/>
               <w:right w:w="70" w:type="dxa"/>
             </w:tcMar>
+            <w:tcMar>
+              <w:top w:w="70" w:type="dxa"/>
+              <w:left w:w="70" w:type="dxa"/>
+              <w:bottom w:w="70" w:type="dxa"/>
+              <w:right w:w="70" w:type="dxa"/>
+            </w:tcMar>
+            <w:tcMar>
+              <w:top w:w="70" w:type="dxa"/>
+              <w:left w:w="70" w:type="dxa"/>
+              <w:bottom w:w="70" w:type="dxa"/>
+              <w:right w:w="70" w:type="dxa"/>
+            </w:tcMar>
+            <w:tcMar>
+              <w:top w:w="70" w:type="dxa"/>
+              <w:left w:w="70" w:type="dxa"/>
+              <w:bottom w:w="70" w:type="dxa"/>
+              <w:right w:w="70" w:type="dxa"/>
+            </w:tcMar>
           </w:tcPr>
           <w:p>
             <w:pPr>
@@ -12991,6 +17405,24 @@
             <w:tcW w:w="3515" w:type="dxa"/>
             <w:shd w:val="clear" w:color="auto" w:fill="FFFFFF"/>
             <w:vAlign w:val="center"/>
+            <w:tcMar>
+              <w:top w:w="70" w:type="dxa"/>
+              <w:left w:w="70" w:type="dxa"/>
+              <w:bottom w:w="70" w:type="dxa"/>
+              <w:right w:w="70" w:type="dxa"/>
+            </w:tcMar>
+            <w:tcMar>
+              <w:top w:w="70" w:type="dxa"/>
+              <w:left w:w="70" w:type="dxa"/>
+              <w:bottom w:w="70" w:type="dxa"/>
+              <w:right w:w="70" w:type="dxa"/>
+            </w:tcMar>
+            <w:tcMar>
+              <w:top w:w="70" w:type="dxa"/>
+              <w:left w:w="70" w:type="dxa"/>
+              <w:bottom w:w="70" w:type="dxa"/>
+              <w:right w:w="70" w:type="dxa"/>
+            </w:tcMar>
             <w:tcMar>
               <w:top w:w="70" w:type="dxa"/>
               <w:left w:w="70" w:type="dxa"/>
@@ -13027,6 +17459,24 @@
             <w:tcW w:w="2268" w:type="dxa"/>
             <w:shd w:val="clear" w:color="auto" w:fill="F5F7FA"/>
             <w:vAlign w:val="center"/>
+            <w:tcMar>
+              <w:top w:w="70" w:type="dxa"/>
+              <w:left w:w="70" w:type="dxa"/>
+              <w:bottom w:w="70" w:type="dxa"/>
+              <w:right w:w="70" w:type="dxa"/>
+            </w:tcMar>
+            <w:tcMar>
+              <w:top w:w="70" w:type="dxa"/>
+              <w:left w:w="70" w:type="dxa"/>
+              <w:bottom w:w="70" w:type="dxa"/>
+              <w:right w:w="70" w:type="dxa"/>
+            </w:tcMar>
+            <w:tcMar>
+              <w:top w:w="70" w:type="dxa"/>
+              <w:left w:w="70" w:type="dxa"/>
+              <w:bottom w:w="70" w:type="dxa"/>
+              <w:right w:w="70" w:type="dxa"/>
+            </w:tcMar>
             <w:tcMar>
               <w:top w:w="70" w:type="dxa"/>
               <w:left w:w="70" w:type="dxa"/>
@@ -13072,6 +17522,24 @@
               <w:bottom w:w="70" w:type="dxa"/>
               <w:right w:w="70" w:type="dxa"/>
             </w:tcMar>
+            <w:tcMar>
+              <w:top w:w="70" w:type="dxa"/>
+              <w:left w:w="70" w:type="dxa"/>
+              <w:bottom w:w="70" w:type="dxa"/>
+              <w:right w:w="70" w:type="dxa"/>
+            </w:tcMar>
+            <w:tcMar>
+              <w:top w:w="70" w:type="dxa"/>
+              <w:left w:w="70" w:type="dxa"/>
+              <w:bottom w:w="70" w:type="dxa"/>
+              <w:right w:w="70" w:type="dxa"/>
+            </w:tcMar>
+            <w:tcMar>
+              <w:top w:w="70" w:type="dxa"/>
+              <w:left w:w="70" w:type="dxa"/>
+              <w:bottom w:w="70" w:type="dxa"/>
+              <w:right w:w="70" w:type="dxa"/>
+            </w:tcMar>
           </w:tcPr>
           <w:p>
             <w:pPr>
@@ -13102,6 +17570,24 @@
               <w:bottom w:w="70" w:type="dxa"/>
               <w:right w:w="70" w:type="dxa"/>
             </w:tcMar>
+            <w:tcMar>
+              <w:top w:w="70" w:type="dxa"/>
+              <w:left w:w="70" w:type="dxa"/>
+              <w:bottom w:w="70" w:type="dxa"/>
+              <w:right w:w="70" w:type="dxa"/>
+            </w:tcMar>
+            <w:tcMar>
+              <w:top w:w="70" w:type="dxa"/>
+              <w:left w:w="70" w:type="dxa"/>
+              <w:bottom w:w="70" w:type="dxa"/>
+              <w:right w:w="70" w:type="dxa"/>
+            </w:tcMar>
+            <w:tcMar>
+              <w:top w:w="70" w:type="dxa"/>
+              <w:left w:w="70" w:type="dxa"/>
+              <w:bottom w:w="70" w:type="dxa"/>
+              <w:right w:w="70" w:type="dxa"/>
+            </w:tcMar>
           </w:tcPr>
           <w:p>
             <w:pPr>
@@ -13126,6 +17612,24 @@
             <w:tcW w:w="3515" w:type="dxa"/>
             <w:shd w:val="clear" w:color="auto" w:fill="F5F7FA"/>
             <w:vAlign w:val="center"/>
+            <w:tcMar>
+              <w:top w:w="70" w:type="dxa"/>
+              <w:left w:w="70" w:type="dxa"/>
+              <w:bottom w:w="70" w:type="dxa"/>
+              <w:right w:w="70" w:type="dxa"/>
+            </w:tcMar>
+            <w:tcMar>
+              <w:top w:w="70" w:type="dxa"/>
+              <w:left w:w="70" w:type="dxa"/>
+              <w:bottom w:w="70" w:type="dxa"/>
+              <w:right w:w="70" w:type="dxa"/>
+            </w:tcMar>
+            <w:tcMar>
+              <w:top w:w="70" w:type="dxa"/>
+              <w:left w:w="70" w:type="dxa"/>
+              <w:bottom w:w="70" w:type="dxa"/>
+              <w:right w:w="70" w:type="dxa"/>
+            </w:tcMar>
             <w:tcMar>
               <w:top w:w="70" w:type="dxa"/>
               <w:left w:w="70" w:type="dxa"/>
@@ -13162,6 +17666,24 @@
             <w:tcW w:w="2268" w:type="dxa"/>
             <w:shd w:val="clear" w:color="auto" w:fill="FFFFFF"/>
             <w:vAlign w:val="center"/>
+            <w:tcMar>
+              <w:top w:w="70" w:type="dxa"/>
+              <w:left w:w="70" w:type="dxa"/>
+              <w:bottom w:w="70" w:type="dxa"/>
+              <w:right w:w="70" w:type="dxa"/>
+            </w:tcMar>
+            <w:tcMar>
+              <w:top w:w="70" w:type="dxa"/>
+              <w:left w:w="70" w:type="dxa"/>
+              <w:bottom w:w="70" w:type="dxa"/>
+              <w:right w:w="70" w:type="dxa"/>
+            </w:tcMar>
+            <w:tcMar>
+              <w:top w:w="70" w:type="dxa"/>
+              <w:left w:w="70" w:type="dxa"/>
+              <w:bottom w:w="70" w:type="dxa"/>
+              <w:right w:w="70" w:type="dxa"/>
+            </w:tcMar>
             <w:tcMar>
               <w:top w:w="70" w:type="dxa"/>
               <w:left w:w="70" w:type="dxa"/>
@@ -13207,6 +17729,24 @@
               <w:bottom w:w="70" w:type="dxa"/>
               <w:right w:w="70" w:type="dxa"/>
             </w:tcMar>
+            <w:tcMar>
+              <w:top w:w="70" w:type="dxa"/>
+              <w:left w:w="70" w:type="dxa"/>
+              <w:bottom w:w="70" w:type="dxa"/>
+              <w:right w:w="70" w:type="dxa"/>
+            </w:tcMar>
+            <w:tcMar>
+              <w:top w:w="70" w:type="dxa"/>
+              <w:left w:w="70" w:type="dxa"/>
+              <w:bottom w:w="70" w:type="dxa"/>
+              <w:right w:w="70" w:type="dxa"/>
+            </w:tcMar>
+            <w:tcMar>
+              <w:top w:w="70" w:type="dxa"/>
+              <w:left w:w="70" w:type="dxa"/>
+              <w:bottom w:w="70" w:type="dxa"/>
+              <w:right w:w="70" w:type="dxa"/>
+            </w:tcMar>
           </w:tcPr>
           <w:p>
             <w:pPr>
@@ -13237,6 +17777,24 @@
               <w:bottom w:w="70" w:type="dxa"/>
               <w:right w:w="70" w:type="dxa"/>
             </w:tcMar>
+            <w:tcMar>
+              <w:top w:w="70" w:type="dxa"/>
+              <w:left w:w="70" w:type="dxa"/>
+              <w:bottom w:w="70" w:type="dxa"/>
+              <w:right w:w="70" w:type="dxa"/>
+            </w:tcMar>
+            <w:tcMar>
+              <w:top w:w="70" w:type="dxa"/>
+              <w:left w:w="70" w:type="dxa"/>
+              <w:bottom w:w="70" w:type="dxa"/>
+              <w:right w:w="70" w:type="dxa"/>
+            </w:tcMar>
+            <w:tcMar>
+              <w:top w:w="70" w:type="dxa"/>
+              <w:left w:w="70" w:type="dxa"/>
+              <w:bottom w:w="70" w:type="dxa"/>
+              <w:right w:w="70" w:type="dxa"/>
+            </w:tcMar>
           </w:tcPr>
           <w:p>
             <w:pPr>
@@ -13261,6 +17819,24 @@
             <w:tcW w:w="3515" w:type="dxa"/>
             <w:shd w:val="clear" w:color="auto" w:fill="FFFFFF"/>
             <w:vAlign w:val="center"/>
+            <w:tcMar>
+              <w:top w:w="70" w:type="dxa"/>
+              <w:left w:w="70" w:type="dxa"/>
+              <w:bottom w:w="70" w:type="dxa"/>
+              <w:right w:w="70" w:type="dxa"/>
+            </w:tcMar>
+            <w:tcMar>
+              <w:top w:w="70" w:type="dxa"/>
+              <w:left w:w="70" w:type="dxa"/>
+              <w:bottom w:w="70" w:type="dxa"/>
+              <w:right w:w="70" w:type="dxa"/>
+            </w:tcMar>
+            <w:tcMar>
+              <w:top w:w="70" w:type="dxa"/>
+              <w:left w:w="70" w:type="dxa"/>
+              <w:bottom w:w="70" w:type="dxa"/>
+              <w:right w:w="70" w:type="dxa"/>
+            </w:tcMar>
             <w:tcMar>
               <w:top w:w="70" w:type="dxa"/>
               <w:left w:w="70" w:type="dxa"/>
@@ -13297,6 +17873,24 @@
             <w:tcW w:w="2268" w:type="dxa"/>
             <w:shd w:val="clear" w:color="auto" w:fill="F5F7FA"/>
             <w:vAlign w:val="center"/>
+            <w:tcMar>
+              <w:top w:w="70" w:type="dxa"/>
+              <w:left w:w="70" w:type="dxa"/>
+              <w:bottom w:w="70" w:type="dxa"/>
+              <w:right w:w="70" w:type="dxa"/>
+            </w:tcMar>
+            <w:tcMar>
+              <w:top w:w="70" w:type="dxa"/>
+              <w:left w:w="70" w:type="dxa"/>
+              <w:bottom w:w="70" w:type="dxa"/>
+              <w:right w:w="70" w:type="dxa"/>
+            </w:tcMar>
+            <w:tcMar>
+              <w:top w:w="70" w:type="dxa"/>
+              <w:left w:w="70" w:type="dxa"/>
+              <w:bottom w:w="70" w:type="dxa"/>
+              <w:right w:w="70" w:type="dxa"/>
+            </w:tcMar>
             <w:tcMar>
               <w:top w:w="70" w:type="dxa"/>
               <w:left w:w="70" w:type="dxa"/>
@@ -13342,6 +17936,24 @@
               <w:bottom w:w="70" w:type="dxa"/>
               <w:right w:w="70" w:type="dxa"/>
             </w:tcMar>
+            <w:tcMar>
+              <w:top w:w="70" w:type="dxa"/>
+              <w:left w:w="70" w:type="dxa"/>
+              <w:bottom w:w="70" w:type="dxa"/>
+              <w:right w:w="70" w:type="dxa"/>
+            </w:tcMar>
+            <w:tcMar>
+              <w:top w:w="70" w:type="dxa"/>
+              <w:left w:w="70" w:type="dxa"/>
+              <w:bottom w:w="70" w:type="dxa"/>
+              <w:right w:w="70" w:type="dxa"/>
+            </w:tcMar>
+            <w:tcMar>
+              <w:top w:w="70" w:type="dxa"/>
+              <w:left w:w="70" w:type="dxa"/>
+              <w:bottom w:w="70" w:type="dxa"/>
+              <w:right w:w="70" w:type="dxa"/>
+            </w:tcMar>
           </w:tcPr>
           <w:p>
             <w:pPr>
@@ -13372,6 +17984,24 @@
               <w:bottom w:w="70" w:type="dxa"/>
               <w:right w:w="70" w:type="dxa"/>
             </w:tcMar>
+            <w:tcMar>
+              <w:top w:w="70" w:type="dxa"/>
+              <w:left w:w="70" w:type="dxa"/>
+              <w:bottom w:w="70" w:type="dxa"/>
+              <w:right w:w="70" w:type="dxa"/>
+            </w:tcMar>
+            <w:tcMar>
+              <w:top w:w="70" w:type="dxa"/>
+              <w:left w:w="70" w:type="dxa"/>
+              <w:bottom w:w="70" w:type="dxa"/>
+              <w:right w:w="70" w:type="dxa"/>
+            </w:tcMar>
+            <w:tcMar>
+              <w:top w:w="70" w:type="dxa"/>
+              <w:left w:w="70" w:type="dxa"/>
+              <w:bottom w:w="70" w:type="dxa"/>
+              <w:right w:w="70" w:type="dxa"/>
+            </w:tcMar>
           </w:tcPr>
           <w:p>
             <w:pPr>
@@ -13396,6 +18026,24 @@
             <w:tcW w:w="3515" w:type="dxa"/>
             <w:shd w:val="clear" w:color="auto" w:fill="F5F7FA"/>
             <w:vAlign w:val="center"/>
+            <w:tcMar>
+              <w:top w:w="70" w:type="dxa"/>
+              <w:left w:w="70" w:type="dxa"/>
+              <w:bottom w:w="70" w:type="dxa"/>
+              <w:right w:w="70" w:type="dxa"/>
+            </w:tcMar>
+            <w:tcMar>
+              <w:top w:w="70" w:type="dxa"/>
+              <w:left w:w="70" w:type="dxa"/>
+              <w:bottom w:w="70" w:type="dxa"/>
+              <w:right w:w="70" w:type="dxa"/>
+            </w:tcMar>
+            <w:tcMar>
+              <w:top w:w="70" w:type="dxa"/>
+              <w:left w:w="70" w:type="dxa"/>
+              <w:bottom w:w="70" w:type="dxa"/>
+              <w:right w:w="70" w:type="dxa"/>
+            </w:tcMar>
             <w:tcMar>
               <w:top w:w="70" w:type="dxa"/>
               <w:left w:w="70" w:type="dxa"/>
@@ -13432,6 +18080,24 @@
             <w:tcW w:w="2268" w:type="dxa"/>
             <w:shd w:val="clear" w:color="auto" w:fill="FFFFFF"/>
             <w:vAlign w:val="center"/>
+            <w:tcMar>
+              <w:top w:w="70" w:type="dxa"/>
+              <w:left w:w="70" w:type="dxa"/>
+              <w:bottom w:w="70" w:type="dxa"/>
+              <w:right w:w="70" w:type="dxa"/>
+            </w:tcMar>
+            <w:tcMar>
+              <w:top w:w="70" w:type="dxa"/>
+              <w:left w:w="70" w:type="dxa"/>
+              <w:bottom w:w="70" w:type="dxa"/>
+              <w:right w:w="70" w:type="dxa"/>
+            </w:tcMar>
+            <w:tcMar>
+              <w:top w:w="70" w:type="dxa"/>
+              <w:left w:w="70" w:type="dxa"/>
+              <w:bottom w:w="70" w:type="dxa"/>
+              <w:right w:w="70" w:type="dxa"/>
+            </w:tcMar>
             <w:tcMar>
               <w:top w:w="70" w:type="dxa"/>
               <w:left w:w="70" w:type="dxa"/>
@@ -13477,6 +18143,24 @@
               <w:bottom w:w="70" w:type="dxa"/>
               <w:right w:w="70" w:type="dxa"/>
             </w:tcMar>
+            <w:tcMar>
+              <w:top w:w="70" w:type="dxa"/>
+              <w:left w:w="70" w:type="dxa"/>
+              <w:bottom w:w="70" w:type="dxa"/>
+              <w:right w:w="70" w:type="dxa"/>
+            </w:tcMar>
+            <w:tcMar>
+              <w:top w:w="70" w:type="dxa"/>
+              <w:left w:w="70" w:type="dxa"/>
+              <w:bottom w:w="70" w:type="dxa"/>
+              <w:right w:w="70" w:type="dxa"/>
+            </w:tcMar>
+            <w:tcMar>
+              <w:top w:w="70" w:type="dxa"/>
+              <w:left w:w="70" w:type="dxa"/>
+              <w:bottom w:w="70" w:type="dxa"/>
+              <w:right w:w="70" w:type="dxa"/>
+            </w:tcMar>
           </w:tcPr>
           <w:p>
             <w:pPr>
@@ -13507,6 +18191,24 @@
               <w:bottom w:w="70" w:type="dxa"/>
               <w:right w:w="70" w:type="dxa"/>
             </w:tcMar>
+            <w:tcMar>
+              <w:top w:w="70" w:type="dxa"/>
+              <w:left w:w="70" w:type="dxa"/>
+              <w:bottom w:w="70" w:type="dxa"/>
+              <w:right w:w="70" w:type="dxa"/>
+            </w:tcMar>
+            <w:tcMar>
+              <w:top w:w="70" w:type="dxa"/>
+              <w:left w:w="70" w:type="dxa"/>
+              <w:bottom w:w="70" w:type="dxa"/>
+              <w:right w:w="70" w:type="dxa"/>
+            </w:tcMar>
+            <w:tcMar>
+              <w:top w:w="70" w:type="dxa"/>
+              <w:left w:w="70" w:type="dxa"/>
+              <w:bottom w:w="70" w:type="dxa"/>
+              <w:right w:w="70" w:type="dxa"/>
+            </w:tcMar>
           </w:tcPr>
           <w:p>
             <w:pPr>
@@ -13531,6 +18233,24 @@
             <w:tcW w:w="3515" w:type="dxa"/>
             <w:shd w:val="clear" w:color="auto" w:fill="FFFFFF"/>
             <w:vAlign w:val="center"/>
+            <w:tcMar>
+              <w:top w:w="70" w:type="dxa"/>
+              <w:left w:w="70" w:type="dxa"/>
+              <w:bottom w:w="70" w:type="dxa"/>
+              <w:right w:w="70" w:type="dxa"/>
+            </w:tcMar>
+            <w:tcMar>
+              <w:top w:w="70" w:type="dxa"/>
+              <w:left w:w="70" w:type="dxa"/>
+              <w:bottom w:w="70" w:type="dxa"/>
+              <w:right w:w="70" w:type="dxa"/>
+            </w:tcMar>
+            <w:tcMar>
+              <w:top w:w="70" w:type="dxa"/>
+              <w:left w:w="70" w:type="dxa"/>
+              <w:bottom w:w="70" w:type="dxa"/>
+              <w:right w:w="70" w:type="dxa"/>
+            </w:tcMar>
             <w:tcMar>
               <w:top w:w="70" w:type="dxa"/>
               <w:left w:w="70" w:type="dxa"/>
@@ -13567,6 +18287,24 @@
             <w:tcW w:w="2268" w:type="dxa"/>
             <w:shd w:val="clear" w:color="auto" w:fill="F5F7FA"/>
             <w:vAlign w:val="center"/>
+            <w:tcMar>
+              <w:top w:w="70" w:type="dxa"/>
+              <w:left w:w="70" w:type="dxa"/>
+              <w:bottom w:w="70" w:type="dxa"/>
+              <w:right w:w="70" w:type="dxa"/>
+            </w:tcMar>
+            <w:tcMar>
+              <w:top w:w="70" w:type="dxa"/>
+              <w:left w:w="70" w:type="dxa"/>
+              <w:bottom w:w="70" w:type="dxa"/>
+              <w:right w:w="70" w:type="dxa"/>
+            </w:tcMar>
+            <w:tcMar>
+              <w:top w:w="70" w:type="dxa"/>
+              <w:left w:w="70" w:type="dxa"/>
+              <w:bottom w:w="70" w:type="dxa"/>
+              <w:right w:w="70" w:type="dxa"/>
+            </w:tcMar>
             <w:tcMar>
               <w:top w:w="70" w:type="dxa"/>
               <w:left w:w="70" w:type="dxa"/>
@@ -13612,6 +18350,24 @@
               <w:bottom w:w="70" w:type="dxa"/>
               <w:right w:w="70" w:type="dxa"/>
             </w:tcMar>
+            <w:tcMar>
+              <w:top w:w="70" w:type="dxa"/>
+              <w:left w:w="70" w:type="dxa"/>
+              <w:bottom w:w="70" w:type="dxa"/>
+              <w:right w:w="70" w:type="dxa"/>
+            </w:tcMar>
+            <w:tcMar>
+              <w:top w:w="70" w:type="dxa"/>
+              <w:left w:w="70" w:type="dxa"/>
+              <w:bottom w:w="70" w:type="dxa"/>
+              <w:right w:w="70" w:type="dxa"/>
+            </w:tcMar>
+            <w:tcMar>
+              <w:top w:w="70" w:type="dxa"/>
+              <w:left w:w="70" w:type="dxa"/>
+              <w:bottom w:w="70" w:type="dxa"/>
+              <w:right w:w="70" w:type="dxa"/>
+            </w:tcMar>
           </w:tcPr>
           <w:p>
             <w:pPr>
@@ -13642,6 +18398,24 @@
               <w:bottom w:w="70" w:type="dxa"/>
               <w:right w:w="70" w:type="dxa"/>
             </w:tcMar>
+            <w:tcMar>
+              <w:top w:w="70" w:type="dxa"/>
+              <w:left w:w="70" w:type="dxa"/>
+              <w:bottom w:w="70" w:type="dxa"/>
+              <w:right w:w="70" w:type="dxa"/>
+            </w:tcMar>
+            <w:tcMar>
+              <w:top w:w="70" w:type="dxa"/>
+              <w:left w:w="70" w:type="dxa"/>
+              <w:bottom w:w="70" w:type="dxa"/>
+              <w:right w:w="70" w:type="dxa"/>
+            </w:tcMar>
+            <w:tcMar>
+              <w:top w:w="70" w:type="dxa"/>
+              <w:left w:w="70" w:type="dxa"/>
+              <w:bottom w:w="70" w:type="dxa"/>
+              <w:right w:w="70" w:type="dxa"/>
+            </w:tcMar>
           </w:tcPr>
           <w:p>
             <w:pPr>
@@ -13666,6 +18440,24 @@
             <w:tcW w:w="3515" w:type="dxa"/>
             <w:shd w:val="clear" w:color="auto" w:fill="F5F7FA"/>
             <w:vAlign w:val="center"/>
+            <w:tcMar>
+              <w:top w:w="70" w:type="dxa"/>
+              <w:left w:w="70" w:type="dxa"/>
+              <w:bottom w:w="70" w:type="dxa"/>
+              <w:right w:w="70" w:type="dxa"/>
+            </w:tcMar>
+            <w:tcMar>
+              <w:top w:w="70" w:type="dxa"/>
+              <w:left w:w="70" w:type="dxa"/>
+              <w:bottom w:w="70" w:type="dxa"/>
+              <w:right w:w="70" w:type="dxa"/>
+            </w:tcMar>
+            <w:tcMar>
+              <w:top w:w="70" w:type="dxa"/>
+              <w:left w:w="70" w:type="dxa"/>
+              <w:bottom w:w="70" w:type="dxa"/>
+              <w:right w:w="70" w:type="dxa"/>
+            </w:tcMar>
             <w:tcMar>
               <w:top w:w="70" w:type="dxa"/>
               <w:left w:w="70" w:type="dxa"/>
@@ -13947,7 +18739,121 @@
           <w:color w:val="000000"/>
           <w:sz w:val="21"/>
         </w:rPr>
-        <w:t>本机完整代码回归716项通过（39.21秒）。协议模拟、Schema、执行器及Web测试证明工程行为，不能代替真实模型自然语言能力评价。</w:t>
+        <w:t>本轮审计修订的完整代码回归740项通过（37.94秒），Ruff检查通过。协议模拟、Schema、执行器及Web测试验证工程行为，不能代替真实模型自然语言能力评价。旧716项运行记录保留原日期及上下文。</w:t>
+      </w:r>
+    </w:p>
+    <w:p>
+      <w:pPr>
+        <w:pStyle w:val="31"/>
+        <w:keepNext/>
+        <w:keepLines w:val="0"/>
+        <w:pageBreakBefore w:val="0"/>
+        <w:widowControl/>
+        <w:spacing w:line="300" w:lineRule="auto" w:before="200" w:after="100"/>
+        <w:jc w:val="left"/>
+      </w:pPr>
+      <w:r>
+        <w:rPr>
+          <w:rFonts w:ascii="Times New Roman" w:hAnsi="Times New Roman" w:eastAsia="宋体"/>
+          <w:b/>
+          <w:i w:val="0"/>
+          <w:color w:val="000000"/>
+          <w:sz w:val="22"/>
+        </w:rPr>
+        <w:t>开发复杂度与部署成本比较</w:t>
+      </w:r>
+    </w:p>
+    <w:p>
+      <w:pPr>
+        <w:keepNext w:val="0"/>
+        <w:keepLines w:val="0"/>
+        <w:pageBreakBefore w:val="0"/>
+        <w:widowControl/>
+        <w:spacing w:line="300" w:lineRule="auto" w:before="0" w:after="80"/>
+        <w:jc w:val="both"/>
+      </w:pPr>
+      <w:r>
+        <w:rPr>
+          <w:rFonts w:ascii="Times New Roman" w:hAnsi="Times New Roman" w:eastAsia="宋体"/>
+          <w:color w:val="000000"/>
+          <w:sz w:val="21"/>
+        </w:rPr>
+        <w:t>A0由名称词典、TF-IDF关系分类器、事实查询及答案模板组成，依赖与部署较轻；增加属性和新问法时需要维护分类标签、别名及模板。B0除数据清洗外，还需要TransE映射、预训练权重、结构投影、训练与验证选模、解码和检查点管理，显存、依赖兼容与复现环节更多。本轮B0/C0同分说明额外结构模块并不保证收益，需结合实际结果决定维护价值。</w:t>
+      </w:r>
+    </w:p>
+    <w:p>
+      <w:pPr>
+        <w:keepNext w:val="0"/>
+        <w:keepLines w:val="0"/>
+        <w:pageBreakBefore w:val="0"/>
+        <w:widowControl/>
+        <w:spacing w:line="300" w:lineRule="auto" w:before="0" w:after="80"/>
+        <w:jc w:val="both"/>
+      </w:pPr>
+      <w:r>
+        <w:rPr>
+          <w:rFonts w:ascii="Times New Roman" w:hAnsi="Times New Roman" w:eastAsia="宋体"/>
+          <w:color w:val="000000"/>
+          <w:sz w:val="21"/>
+        </w:rPr>
+        <w:t>P0不做梯度训练，但增加模型服务、候选绑定、计划Schema、确定性执行、超时处理和证据审计；免训练减少训练环节，仍有较多开发与部署工作，原20题平均约5.95秒也增加交互成本。比较依据为实际kgqa/pipeline.py、neural.py、semantic_qa.py等模块及运行记录，未编造个人工时或按代码行数估算开发时间。</w:t>
+      </w:r>
+    </w:p>
+    <w:p>
+      <w:pPr>
+        <w:pStyle w:val="31"/>
+        <w:keepNext/>
+        <w:keepLines w:val="0"/>
+        <w:pageBreakBefore w:val="0"/>
+        <w:widowControl/>
+        <w:spacing w:line="300" w:lineRule="auto" w:before="200" w:after="100"/>
+        <w:jc w:val="left"/>
+      </w:pPr>
+      <w:r>
+        <w:rPr>
+          <w:rFonts w:ascii="Times New Roman" w:hAnsi="Times New Roman" w:eastAsia="宋体"/>
+          <w:b/>
+          <w:i w:val="0"/>
+          <w:color w:val="000000"/>
+          <w:sz w:val="22"/>
+        </w:rPr>
+        <w:t>人工评价与复现材料状态</w:t>
+      </w:r>
+    </w:p>
+    <w:p>
+      <w:pPr>
+        <w:keepNext w:val="0"/>
+        <w:keepLines w:val="0"/>
+        <w:pageBreakBefore w:val="0"/>
+        <w:widowControl/>
+        <w:spacing w:line="300" w:lineRule="auto" w:before="0" w:after="80"/>
+        <w:jc w:val="both"/>
+      </w:pPr>
+      <w:r>
+        <w:rPr>
+          <w:rFonts w:ascii="Times New Roman" w:hAnsi="Times New Roman" w:eastAsia="宋体"/>
+          <w:color w:val="000000"/>
+          <w:sz w:val="21"/>
+        </w:rPr>
+        <w:t>课程任务书第4项明确要求人工评价准确性、完整性和流畅度。当前匿名样本已准备，尚无完整真人评分结果，因此本报告不声称该项要求已完成。至少一名真实评价者对相同100题的A0/B0共200份答案评分；准确性与完整性各0—2、流畅度1—5、无依据断言0/1。记录实际人数；多人独立评分时另报一致性，单人不计算一致性。空白不当零分，不用自动指标或LLM代填。</w:t>
+      </w:r>
+    </w:p>
+    <w:p>
+      <w:pPr>
+        <w:keepNext w:val="0"/>
+        <w:keepLines w:val="0"/>
+        <w:pageBreakBefore w:val="0"/>
+        <w:widowControl/>
+        <w:spacing w:line="300" w:lineRule="auto" w:before="0" w:after="80"/>
+        <w:jc w:val="both"/>
+      </w:pPr>
+      <w:r>
+        <w:rPr>
+          <w:rFonts w:ascii="Times New Roman" w:hAnsi="Times New Roman" w:eastAsia="宋体"/>
+          <w:color w:val="000000"/>
+          <w:sz w:val="21"/>
+        </w:rPr>
+        <w:t>冻结V2图谱及自由问法v2数据、逐题预测、验证选中检查点和配套TransE已另行发布，清单为configs/submission-assets-20261031.json，下载页为GitHub Release submission-assets-20261031。按清单恢复并逐文件校验；重采Wikidata属于新版本。检查点支持推理，不含优化器状态，不能声称可精确续训。课程代码包继续排除完整数据、大型权重与缓存。</w:t>
       </w:r>
     </w:p>
     <w:p>
@@ -14203,24 +19109,20 @@
     </w:p>
     <w:p>
       <w:pPr>
-        <w:pStyle w:val="21"/>
-        <w:keepNext/>
+        <w:keepNext w:val="0"/>
         <w:keepLines w:val="0"/>
         <w:pageBreakBefore w:val="0"/>
         <w:widowControl/>
-        <w:spacing w:line="300" w:lineRule="auto" w:before="200" w:after="100"/>
-        <w:jc w:val="left"/>
+        <w:spacing w:line="300" w:lineRule="auto" w:before="0" w:after="80"/>
+        <w:jc w:val="both"/>
       </w:pPr>
       <w:r>
         <w:rPr>
           <w:rFonts w:ascii="Times New Roman" w:hAnsi="Times New Roman" w:eastAsia="宋体"/>
-          <w:b/>
-          <w:i w:val="0"/>
-          <w:color w:val="000000"/>
-          <w:sz w:val="24"/>
-        </w:rPr>
-        <w:lastRenderedPageBreak/>
-        <w:t>待补材料</w:t>
+          <w:color w:val="000000"/>
+          <w:sz w:val="21"/>
+        </w:rPr>
+        <w:t>最新报告责任范围为：5000电影数据与来源核验、TransE、B0—B3/C0训练、自由问法微调复核、冻结模型服务、证据生成与运行环境。两人按模块均衡承担报告解释、复现与答辩，约各占一半；共同核对数据划分、评价口径、CI和结论。该分配依据当前交付模块组织，不追溯原始贡献，也不据此声称每人独立执行过全部服务器任务。</w:t>
       </w:r>
     </w:p>
     <w:p>
@@ -14238,43 +19140,7 @@
           <w:color w:val="000000"/>
           <w:sz w:val="21"/>
         </w:rPr>
-        <w:t>两张实际浏览器模型测试截图已移入5.1，图号为图5-1、图5-2。人工评价计划尚待两位评价者独立完成，空白评分表表示未评；还需补入1张真实操作系统终端环境截图，显示实际Python、依赖版本和项目运行目录。</w:t>
-      </w:r>
-    </w:p>
-    <w:p>
-      <w:pPr>
-        <w:keepNext w:val="0"/>
-        <w:keepLines w:val="0"/>
-        <w:pageBreakBefore w:val="0"/>
-        <w:widowControl/>
-        <w:spacing w:line="300" w:lineRule="auto" w:before="0" w:after="80"/>
-        <w:jc w:val="both"/>
-      </w:pPr>
-      <w:r>
-        <w:rPr>
-          <w:rFonts w:ascii="Times New Roman" w:hAnsi="Times New Roman" w:eastAsia="宋体"/>
-          <w:color w:val="000000"/>
-          <w:sz w:val="21"/>
-        </w:rPr>
-        <w:t>最新报告责任范围为：5000电影数据与来源核验、TransE、B0—B3/C0训练、自由问法微调复核、冻结模型服务、证据生成与运行环境。两人按模块均衡承担报告解释、复现与答辩，约各占一半；共同核对数据划分、评价口径、CI和结论。该分配依据当前交付模块组织，不追溯原始贡献，也不据此声称每人独立执行过全部服务器任务。</w:t>
-      </w:r>
-    </w:p>
-    <w:p>
-      <w:pPr>
-        <w:keepNext w:val="0"/>
-        <w:keepLines w:val="0"/>
-        <w:pageBreakBefore w:val="0"/>
-        <w:widowControl/>
-        <w:spacing w:line="300" w:lineRule="auto" w:before="0" w:after="80"/>
-        <w:jc w:val="both"/>
-      </w:pPr>
-      <w:r>
-        <w:rPr>
-          <w:rFonts w:ascii="Times New Roman" w:hAnsi="Times New Roman" w:eastAsia="宋体"/>
-          <w:color w:val="000000"/>
-          <w:sz w:val="21"/>
-        </w:rPr>
-        <w:t>人工评分仍为空，真实终端环境截图尚需补入。报告完成日期填写2026年10月30日，10月31日扩展按真实日期单列为补充记录。课程代码包不含完整数据和模型，运行资产按manifest另取。</w:t>
+        <w:t>本报告完成日期为2026年10月30日；10月31日扩展与审计按真实日期单列。人工评分和终端环境截图尚未完成，相关课程要求不能记为已满足。评分与环境采集入口见本轮修订说明。</w:t>
       </w:r>
     </w:p>
     <w:p>

--- a/reports/夏俊杰_实验报告.docx
+++ b/reports/夏俊杰_实验报告.docx
@@ -6050,14 +6050,7 @@
         <w:jc w:val="left"/>
       </w:pPr>
       <w:r>
-        <w:rPr>
-          <w:rFonts w:ascii="Times New Roman" w:hAnsi="Times New Roman" w:eastAsia="宋体" w:cs="Times New Roman"/>
-          <w:b/>
-          <w:i w:val="0"/>
-          <w:color w:val="000000"/>
-          <w:sz w:val="24"/>
-        </w:rPr>
-        <w:t>4.5 主观评价样本与评分规则</w:t>
+        <w:t>4.5 辅助评价样本与评分规则</w:t>
       </w:r>
     </w:p>
     <w:p>
@@ -6065,18 +6058,17 @@
         <w:keepNext w:val="0"/>
         <w:widowControl/>
         <w:spacing w:before="0" w:after="90" w:line="300" w:lineRule="auto"/>
-        <w:ind w:left="0" w:right="0" w:firstLine="420"/>
+        <w:ind w:firstLine="420" w:left="0" w:right="0"/>
         <w:jc w:val="both"/>
       </w:pPr>
       <w:r>
         <w:rPr>
-          <w:rFonts w:ascii="Times New Roman" w:hAnsi="Times New Roman" w:eastAsia="宋体" w:cs="Times New Roman"/>
-          <w:b w:val="0"/>
-          <w:i w:val="0"/>
-          <w:color w:val="000000"/>
-          <w:sz w:val="21"/>
-        </w:rPr>
-        <w:t>主观评价采用两人共同整理的同一组100道问题，覆盖100部电影，抽样种子为42，导演P57、类型P136、制作国家P495和原始语言P364各25题。每题保留A0与验证集选定B0的原始英文答案各一条，共200条匿名答案；问题、参考答案、答案位置和系统映射保持固定。两份报告采用相同样本与评分规则，评价结果应依据同一批实际评分记录统计。</w:t>
+          <w:rFonts w:ascii="Times New Roman" w:hAnsi="Times New Roman" w:eastAsia="宋体"/>
+          <w:b w:val="0"/>
+          <w:color w:val="000000"/>
+          <w:sz w:val="21"/>
+        </w:rPr>
+        <w:t>评价沿用两人共同整理的100道问题，覆盖100部电影，抽样种子为42，导演P57、类型P136、制作国家P495和原始语言P364各25题。每题保留A0与验证集选定B0的原始英文答案各一条，共200条匿名答案；问题、参考答案、答案位置和系统映射保持固定。该样本用于四类关系的覆盖性诊断，评价对象不含名称恢复后的文本、中文自由问答或P0输出。两份报告使用同一批评分记录。</w:t>
       </w:r>
     </w:p>
     <w:p>
@@ -6084,18 +6076,35 @@
         <w:keepNext w:val="0"/>
         <w:widowControl/>
         <w:spacing w:before="0" w:after="90" w:line="300" w:lineRule="auto"/>
-        <w:ind w:left="0" w:right="0" w:firstLine="420"/>
+        <w:ind w:firstLine="420" w:left="0" w:right="0"/>
         <w:jc w:val="both"/>
       </w:pPr>
       <w:r>
         <w:rPr>
-          <w:rFonts w:ascii="Times New Roman" w:hAnsi="Times New Roman" w:eastAsia="宋体" w:cs="Times New Roman"/>
-          <w:b w:val="0"/>
-          <w:i w:val="0"/>
-          <w:color w:val="000000"/>
-          <w:sz w:val="21"/>
-        </w:rPr>
-        <w:t>准确性与完整性均为0—2分，分别判断事实是否正确以及是否覆盖所问的全部内容；流畅度为1—5分，从难以理解到表达自然；无依据断言记为0或1，分别表示未发现或存在参考事实不支持的断言。记录实际评价人数与评分日期，保留原始逐条评分；多人评价时另报一致性，单人不计算一致性。空白表示未评价，不计为零分。</w:t>
+          <w:rFonts w:ascii="Times New Roman" w:hAnsi="Times New Roman" w:eastAsia="宋体"/>
+          <w:b w:val="0"/>
+          <w:color w:val="000000"/>
+          <w:sz w:val="21"/>
+        </w:rPr>
+        <w:t>2026年10月31日，采用两个独立上下文中的gpt-6.1-sol完成AI辅助评价，推理强度均为ultra。每个上下文逐条评价全部200条答案，合计形成400条记录，每条含四项分值和具体依据。评分时仅提供题目、两种参考表达和匿名答案，未提供系统身份、另一上下文评分或项目既有成绩，也未联网核验电影事实；评分完成后再按固定映射汇总。</w:t>
+      </w:r>
+    </w:p>
+    <w:p>
+      <w:pPr>
+        <w:keepNext w:val="0"/>
+        <w:widowControl/>
+        <w:spacing w:before="0" w:after="90" w:line="300" w:lineRule="auto"/>
+        <w:ind w:firstLine="420" w:left="0" w:right="0"/>
+        <w:jc w:val="both"/>
+      </w:pPr>
+      <w:r>
+        <w:rPr>
+          <w:rFonts w:ascii="Times New Roman" w:hAnsi="Times New Roman" w:eastAsia="宋体"/>
+          <w:b w:val="0"/>
+          <w:color w:val="000000"/>
+          <w:sz w:val="21"/>
+        </w:rPr>
+        <w:t>准确性与完整性均为0—2分，分别检查已回答的关系与实体是否正确，以及是否覆盖参考支持的全部所问内容；流畅度为1—5分，评价实际英语表达。无依据断言为0或1，表示是否存在给定参考不能支持的新增事实，该项不等于外部事实核验。两组原判分别保留，不协商消除分歧，并以同一答案的四项分值是否完全相同计算一致率。两个模型上下文不代表两名真人评价者，本次结果不替代课程要求的人工评价；目前尚无完整真人评分记录。</w:t>
       </w:r>
     </w:p>
     <w:p>
@@ -19946,14 +19955,7 @@
         <w:jc w:val="left"/>
       </w:pPr>
       <w:r>
-        <w:rPr>
-          <w:rFonts w:ascii="Times New Roman" w:hAnsi="Times New Roman" w:eastAsia="宋体" w:cs="Times New Roman"/>
-          <w:b/>
-          <w:i w:val="0"/>
-          <w:color w:val="000000"/>
-          <w:sz w:val="22"/>
-        </w:rPr>
-        <w:t>主观评价与复现材料状态</w:t>
+        <w:t>双独立AI辅助评价结果</w:t>
       </w:r>
     </w:p>
     <w:p>
@@ -19968,13 +19970,1678 @@
       </w:pPr>
       <w:r>
         <w:rPr>
-          <w:rFonts w:ascii="Times New Roman" w:hAnsi="Times New Roman" w:eastAsia="宋体" w:cs="Times New Roman"/>
-          <w:b w:val="0"/>
-          <w:i w:val="0"/>
-          <w:color w:val="000000"/>
-          <w:sz w:val="21"/>
-        </w:rPr>
-        <w:t>主观评价的样本与规则已按第4.5节统一。当前尚未取得实际评价者完整填写的逐条评分，因此本报告不列主观评价均值或评价者一致性结果；本章已有的实体F1、BLEU和ROUGE-L均来自自动评价。</w:t>
+          <w:rFonts w:ascii="Times New Roman" w:hAnsi="Times New Roman" w:eastAsia="宋体"/>
+          <w:b w:val="0"/>
+          <w:color w:val="000000"/>
+          <w:sz w:val="21"/>
+        </w:rPr>
+        <w:t>按照第4.5节的方法，两组辅助评审均完成200条答案评价。表12按模型上下文和系统分别列出结果，每行对应100条答案。前三项报告均值，无依据断言报告被标记的答案数；这些分数单独统计，不计入实体F1、BLEU或ROUGE-L。</w:t>
+      </w:r>
+    </w:p>
+    <w:p>
+      <w:pPr>
+        <w:pStyle w:val="af7"/>
+        <w:keepNext/>
+        <w:spacing w:line="240" w:lineRule="auto" w:before="60" w:after="90"/>
+        <w:ind w:firstLine="0" w:left="0" w:right="0"/>
+        <w:jc w:val="center"/>
+      </w:pPr>
+      <w:r>
+        <w:rPr>
+          <w:rFonts w:ascii="Times New Roman" w:hAnsi="Times New Roman" w:eastAsia="宋体"/>
+          <w:b w:val="0"/>
+          <w:color w:val="000000"/>
+          <w:sz w:val="19"/>
+        </w:rPr>
+        <w:t>表12 双独立模型上下文的AI辅助评价结果</w:t>
+      </w:r>
+    </w:p>
+    <w:tbl>
+      <w:tblPr>
+        <w:tblW w:type="auto" w:w="0"/>
+        <w:jc w:val="center"/>
+        <w:tblLayout w:type="fixed"/>
+        <w:tblLook w:firstColumn="1" w:firstRow="1" w:lastColumn="0" w:lastRow="0" w:noHBand="0" w:noVBand="1" w:val="04A0"/>
+        <w:tblBorders>
+          <w:top w:val="single" w:sz="4" w:color="D9D9D9"/>
+          <w:left w:val="single" w:sz="4" w:color="D9D9D9"/>
+          <w:bottom w:val="single" w:sz="4" w:color="D9D9D9"/>
+          <w:right w:val="single" w:sz="4" w:color="D9D9D9"/>
+          <w:insideH w:val="single" w:sz="4" w:color="D9D9D9"/>
+          <w:insideV w:val="single" w:sz="4" w:color="D9D9D9"/>
+        </w:tblBorders>
+        <w:tblCellMar>
+          <w:top w:w="75" w:type="dxa"/>
+          <w:bottom w:w="75" w:type="dxa"/>
+          <w:left w:w="90" w:type="dxa"/>
+          <w:right w:w="90" w:type="dxa"/>
+        </w:tblCellMar>
+      </w:tblPr>
+      <w:tblGrid>
+        <w:gridCol w:w="1191"/>
+        <w:gridCol w:w="624"/>
+        <w:gridCol w:w="794"/>
+        <w:gridCol w:w="1587"/>
+        <w:gridCol w:w="1587"/>
+        <w:gridCol w:w="1587"/>
+        <w:gridCol w:w="1587"/>
+      </w:tblGrid>
+      <w:tr>
+        <w:trPr>
+          <w:cantSplit/>
+          <w:tblHeader/>
+        </w:trPr>
+        <w:tc>
+          <w:tcPr>
+            <w:tcW w:type="dxa" w:w="1191"/>
+            <w:vAlign w:val="center"/>
+            <w:shd w:fill="E7E6E6"/>
+          </w:tcPr>
+          <w:p>
+            <w:pPr>
+              <w:keepNext/>
+              <w:spacing w:line="240" w:lineRule="auto" w:before="40" w:after="40"/>
+              <w:ind w:firstLine="0" w:left="0" w:right="0"/>
+              <w:jc w:val="center"/>
+            </w:pPr>
+            <w:r>
+              <w:rPr>
+                <w:rFonts w:ascii="Times New Roman" w:hAnsi="Times New Roman" w:eastAsia="宋体"/>
+                <w:b/>
+                <w:color w:val="000000"/>
+                <w:sz w:val="19"/>
+              </w:rPr>
+              <w:t>模型上下文</w:t>
+            </w:r>
+          </w:p>
+        </w:tc>
+        <w:tc>
+          <w:tcPr>
+            <w:tcW w:type="dxa" w:w="624"/>
+            <w:vAlign w:val="center"/>
+            <w:shd w:fill="E7E6E6"/>
+          </w:tcPr>
+          <w:p>
+            <w:pPr>
+              <w:keepNext/>
+              <w:spacing w:line="240" w:lineRule="auto" w:before="40" w:after="40"/>
+              <w:ind w:firstLine="0" w:left="0" w:right="0"/>
+              <w:jc w:val="center"/>
+            </w:pPr>
+            <w:r>
+              <w:rPr>
+                <w:rFonts w:ascii="Times New Roman" w:hAnsi="Times New Roman" w:eastAsia="宋体"/>
+                <w:b/>
+                <w:color w:val="000000"/>
+                <w:sz w:val="19"/>
+              </w:rPr>
+              <w:t>系统</w:t>
+            </w:r>
+          </w:p>
+        </w:tc>
+        <w:tc>
+          <w:tcPr>
+            <w:tcW w:type="dxa" w:w="794"/>
+            <w:vAlign w:val="center"/>
+            <w:shd w:fill="E7E6E6"/>
+          </w:tcPr>
+          <w:p>
+            <w:pPr>
+              <w:keepNext/>
+              <w:spacing w:line="240" w:lineRule="auto" w:before="40" w:after="40"/>
+              <w:ind w:firstLine="0" w:left="0" w:right="0"/>
+              <w:jc w:val="center"/>
+            </w:pPr>
+            <w:r>
+              <w:rPr>
+                <w:rFonts w:ascii="Times New Roman" w:hAnsi="Times New Roman" w:eastAsia="宋体"/>
+                <w:b/>
+                <w:color w:val="000000"/>
+                <w:sz w:val="19"/>
+              </w:rPr>
+              <w:t>答案数</w:t>
+            </w:r>
+          </w:p>
+        </w:tc>
+        <w:tc>
+          <w:tcPr>
+            <w:tcW w:type="dxa" w:w="1587"/>
+            <w:vAlign w:val="center"/>
+            <w:shd w:fill="E7E6E6"/>
+          </w:tcPr>
+          <w:p>
+            <w:pPr>
+              <w:keepNext/>
+              <w:spacing w:line="240" w:lineRule="auto" w:before="40" w:after="40"/>
+              <w:ind w:firstLine="0" w:left="0" w:right="0"/>
+              <w:jc w:val="center"/>
+            </w:pPr>
+            <w:r>
+              <w:rPr>
+                <w:rFonts w:ascii="Times New Roman" w:hAnsi="Times New Roman" w:eastAsia="宋体"/>
+                <w:b/>
+                <w:color w:val="000000"/>
+                <w:sz w:val="19"/>
+              </w:rPr>
+              <w:t>准确性均值</w:t>
+              <w:br/>
+              <w:t>0—2分</w:t>
+            </w:r>
+          </w:p>
+        </w:tc>
+        <w:tc>
+          <w:tcPr>
+            <w:tcW w:type="dxa" w:w="1587"/>
+            <w:vAlign w:val="center"/>
+            <w:shd w:fill="E7E6E6"/>
+          </w:tcPr>
+          <w:p>
+            <w:pPr>
+              <w:keepNext/>
+              <w:spacing w:line="240" w:lineRule="auto" w:before="40" w:after="40"/>
+              <w:ind w:firstLine="0" w:left="0" w:right="0"/>
+              <w:jc w:val="center"/>
+            </w:pPr>
+            <w:r>
+              <w:rPr>
+                <w:rFonts w:ascii="Times New Roman" w:hAnsi="Times New Roman" w:eastAsia="宋体"/>
+                <w:b/>
+                <w:color w:val="000000"/>
+                <w:sz w:val="19"/>
+              </w:rPr>
+              <w:t>完整性均值</w:t>
+              <w:br/>
+              <w:t>0—2分</w:t>
+            </w:r>
+          </w:p>
+        </w:tc>
+        <w:tc>
+          <w:tcPr>
+            <w:tcW w:type="dxa" w:w="1587"/>
+            <w:vAlign w:val="center"/>
+            <w:shd w:fill="E7E6E6"/>
+          </w:tcPr>
+          <w:p>
+            <w:pPr>
+              <w:keepNext/>
+              <w:spacing w:line="240" w:lineRule="auto" w:before="40" w:after="40"/>
+              <w:ind w:firstLine="0" w:left="0" w:right="0"/>
+              <w:jc w:val="center"/>
+            </w:pPr>
+            <w:r>
+              <w:rPr>
+                <w:rFonts w:ascii="Times New Roman" w:hAnsi="Times New Roman" w:eastAsia="宋体"/>
+                <w:b/>
+                <w:color w:val="000000"/>
+                <w:sz w:val="19"/>
+              </w:rPr>
+              <w:t>流畅度均值</w:t>
+              <w:br/>
+              <w:t>1—5分</w:t>
+            </w:r>
+          </w:p>
+        </w:tc>
+        <w:tc>
+          <w:tcPr>
+            <w:tcW w:type="dxa" w:w="1587"/>
+            <w:vAlign w:val="center"/>
+            <w:shd w:fill="E7E6E6"/>
+          </w:tcPr>
+          <w:p>
+            <w:pPr>
+              <w:keepNext/>
+              <w:spacing w:line="240" w:lineRule="auto" w:before="40" w:after="40"/>
+              <w:ind w:firstLine="0" w:left="0" w:right="0"/>
+              <w:jc w:val="center"/>
+            </w:pPr>
+            <w:r>
+              <w:rPr>
+                <w:rFonts w:ascii="Times New Roman" w:hAnsi="Times New Roman" w:eastAsia="宋体"/>
+                <w:b/>
+                <w:color w:val="000000"/>
+                <w:sz w:val="19"/>
+              </w:rPr>
+              <w:t>无依据断言</w:t>
+              <w:br/>
+              <w:t>条数</w:t>
+            </w:r>
+          </w:p>
+        </w:tc>
+      </w:tr>
+      <w:tr>
+        <w:trPr>
+          <w:cantSplit/>
+        </w:trPr>
+        <w:tc>
+          <w:tcPr>
+            <w:tcW w:type="dxa" w:w="1191"/>
+            <w:vAlign w:val="center"/>
+            <w:shd w:fill="FFFFFF"/>
+          </w:tcPr>
+          <w:p>
+            <w:pPr>
+              <w:keepNext/>
+              <w:spacing w:line="240" w:lineRule="auto" w:before="40" w:after="40"/>
+              <w:ind w:firstLine="0" w:left="0" w:right="0"/>
+              <w:jc w:val="center"/>
+            </w:pPr>
+            <w:r>
+              <w:rPr>
+                <w:rFonts w:ascii="Times New Roman" w:hAnsi="Times New Roman" w:eastAsia="宋体"/>
+                <w:b w:val="0"/>
+                <w:color w:val="000000"/>
+                <w:sz w:val="19"/>
+              </w:rPr>
+              <w:t>01</w:t>
+            </w:r>
+          </w:p>
+        </w:tc>
+        <w:tc>
+          <w:tcPr>
+            <w:tcW w:type="dxa" w:w="624"/>
+            <w:vAlign w:val="center"/>
+            <w:shd w:fill="FFFFFF"/>
+          </w:tcPr>
+          <w:p>
+            <w:pPr>
+              <w:keepNext/>
+              <w:spacing w:line="240" w:lineRule="auto" w:before="40" w:after="40"/>
+              <w:ind w:firstLine="0" w:left="0" w:right="0"/>
+              <w:jc w:val="center"/>
+            </w:pPr>
+            <w:r>
+              <w:rPr>
+                <w:rFonts w:ascii="Times New Roman" w:hAnsi="Times New Roman" w:eastAsia="宋体"/>
+                <w:b w:val="0"/>
+                <w:color w:val="000000"/>
+                <w:sz w:val="19"/>
+              </w:rPr>
+              <w:t>A0</w:t>
+            </w:r>
+          </w:p>
+        </w:tc>
+        <w:tc>
+          <w:tcPr>
+            <w:tcW w:type="dxa" w:w="794"/>
+            <w:vAlign w:val="center"/>
+            <w:shd w:fill="FFFFFF"/>
+          </w:tcPr>
+          <w:p>
+            <w:pPr>
+              <w:keepNext/>
+              <w:spacing w:line="240" w:lineRule="auto" w:before="40" w:after="40"/>
+              <w:ind w:firstLine="0" w:left="0" w:right="0"/>
+              <w:jc w:val="center"/>
+            </w:pPr>
+            <w:r>
+              <w:rPr>
+                <w:rFonts w:ascii="Times New Roman" w:hAnsi="Times New Roman" w:eastAsia="宋体"/>
+                <w:b w:val="0"/>
+                <w:color w:val="000000"/>
+                <w:sz w:val="19"/>
+              </w:rPr>
+              <w:t>100</w:t>
+            </w:r>
+          </w:p>
+        </w:tc>
+        <w:tc>
+          <w:tcPr>
+            <w:tcW w:type="dxa" w:w="1587"/>
+            <w:vAlign w:val="center"/>
+            <w:shd w:fill="FFFFFF"/>
+          </w:tcPr>
+          <w:p>
+            <w:pPr>
+              <w:keepNext/>
+              <w:spacing w:line="240" w:lineRule="auto" w:before="40" w:after="40"/>
+              <w:ind w:firstLine="0" w:left="0" w:right="0"/>
+              <w:jc w:val="center"/>
+            </w:pPr>
+            <w:r>
+              <w:rPr>
+                <w:rFonts w:ascii="Times New Roman" w:hAnsi="Times New Roman" w:eastAsia="宋体"/>
+                <w:b w:val="0"/>
+                <w:color w:val="000000"/>
+                <w:sz w:val="19"/>
+              </w:rPr>
+              <w:t>2.00</w:t>
+            </w:r>
+          </w:p>
+        </w:tc>
+        <w:tc>
+          <w:tcPr>
+            <w:tcW w:type="dxa" w:w="1587"/>
+            <w:vAlign w:val="center"/>
+            <w:shd w:fill="FFFFFF"/>
+          </w:tcPr>
+          <w:p>
+            <w:pPr>
+              <w:keepNext/>
+              <w:spacing w:line="240" w:lineRule="auto" w:before="40" w:after="40"/>
+              <w:ind w:firstLine="0" w:left="0" w:right="0"/>
+              <w:jc w:val="center"/>
+            </w:pPr>
+            <w:r>
+              <w:rPr>
+                <w:rFonts w:ascii="Times New Roman" w:hAnsi="Times New Roman" w:eastAsia="宋体"/>
+                <w:b w:val="0"/>
+                <w:color w:val="000000"/>
+                <w:sz w:val="19"/>
+              </w:rPr>
+              <w:t>2.00</w:t>
+            </w:r>
+          </w:p>
+        </w:tc>
+        <w:tc>
+          <w:tcPr>
+            <w:tcW w:type="dxa" w:w="1587"/>
+            <w:vAlign w:val="center"/>
+            <w:shd w:fill="FFFFFF"/>
+          </w:tcPr>
+          <w:p>
+            <w:pPr>
+              <w:keepNext/>
+              <w:spacing w:line="240" w:lineRule="auto" w:before="40" w:after="40"/>
+              <w:ind w:firstLine="0" w:left="0" w:right="0"/>
+              <w:jc w:val="center"/>
+            </w:pPr>
+            <w:r>
+              <w:rPr>
+                <w:rFonts w:ascii="Times New Roman" w:hAnsi="Times New Roman" w:eastAsia="宋体"/>
+                <w:b w:val="0"/>
+                <w:color w:val="000000"/>
+                <w:sz w:val="19"/>
+              </w:rPr>
+              <w:t>4.46</w:t>
+            </w:r>
+          </w:p>
+        </w:tc>
+        <w:tc>
+          <w:tcPr>
+            <w:tcW w:type="dxa" w:w="1587"/>
+            <w:vAlign w:val="center"/>
+            <w:shd w:fill="FFFFFF"/>
+          </w:tcPr>
+          <w:p>
+            <w:pPr>
+              <w:keepNext/>
+              <w:spacing w:line="240" w:lineRule="auto" w:before="40" w:after="40"/>
+              <w:ind w:firstLine="0" w:left="0" w:right="0"/>
+              <w:jc w:val="center"/>
+            </w:pPr>
+            <w:r>
+              <w:rPr>
+                <w:rFonts w:ascii="Times New Roman" w:hAnsi="Times New Roman" w:eastAsia="宋体"/>
+                <w:b w:val="0"/>
+                <w:color w:val="000000"/>
+                <w:sz w:val="19"/>
+              </w:rPr>
+              <w:t>0/100</w:t>
+            </w:r>
+          </w:p>
+        </w:tc>
+      </w:tr>
+      <w:tr>
+        <w:trPr>
+          <w:cantSplit/>
+        </w:trPr>
+        <w:tc>
+          <w:tcPr>
+            <w:tcW w:type="dxa" w:w="1191"/>
+            <w:vAlign w:val="center"/>
+            <w:shd w:fill="FFFFFF"/>
+          </w:tcPr>
+          <w:p>
+            <w:pPr>
+              <w:keepNext/>
+              <w:spacing w:line="240" w:lineRule="auto" w:before="40" w:after="40"/>
+              <w:ind w:firstLine="0" w:left="0" w:right="0"/>
+              <w:jc w:val="center"/>
+            </w:pPr>
+            <w:r>
+              <w:rPr>
+                <w:rFonts w:ascii="Times New Roman" w:hAnsi="Times New Roman" w:eastAsia="宋体"/>
+                <w:b w:val="0"/>
+                <w:color w:val="000000"/>
+                <w:sz w:val="19"/>
+              </w:rPr>
+              <w:t>01</w:t>
+            </w:r>
+          </w:p>
+        </w:tc>
+        <w:tc>
+          <w:tcPr>
+            <w:tcW w:type="dxa" w:w="624"/>
+            <w:vAlign w:val="center"/>
+            <w:shd w:fill="FFFFFF"/>
+          </w:tcPr>
+          <w:p>
+            <w:pPr>
+              <w:keepNext/>
+              <w:spacing w:line="240" w:lineRule="auto" w:before="40" w:after="40"/>
+              <w:ind w:firstLine="0" w:left="0" w:right="0"/>
+              <w:jc w:val="center"/>
+            </w:pPr>
+            <w:r>
+              <w:rPr>
+                <w:rFonts w:ascii="Times New Roman" w:hAnsi="Times New Roman" w:eastAsia="宋体"/>
+                <w:b w:val="0"/>
+                <w:color w:val="000000"/>
+                <w:sz w:val="19"/>
+              </w:rPr>
+              <w:t>B0</w:t>
+            </w:r>
+          </w:p>
+        </w:tc>
+        <w:tc>
+          <w:tcPr>
+            <w:tcW w:type="dxa" w:w="794"/>
+            <w:vAlign w:val="center"/>
+            <w:shd w:fill="FFFFFF"/>
+          </w:tcPr>
+          <w:p>
+            <w:pPr>
+              <w:keepNext/>
+              <w:spacing w:line="240" w:lineRule="auto" w:before="40" w:after="40"/>
+              <w:ind w:firstLine="0" w:left="0" w:right="0"/>
+              <w:jc w:val="center"/>
+            </w:pPr>
+            <w:r>
+              <w:rPr>
+                <w:rFonts w:ascii="Times New Roman" w:hAnsi="Times New Roman" w:eastAsia="宋体"/>
+                <w:b w:val="0"/>
+                <w:color w:val="000000"/>
+                <w:sz w:val="19"/>
+              </w:rPr>
+              <w:t>100</w:t>
+            </w:r>
+          </w:p>
+        </w:tc>
+        <w:tc>
+          <w:tcPr>
+            <w:tcW w:type="dxa" w:w="1587"/>
+            <w:vAlign w:val="center"/>
+            <w:shd w:fill="FFFFFF"/>
+          </w:tcPr>
+          <w:p>
+            <w:pPr>
+              <w:keepNext/>
+              <w:spacing w:line="240" w:lineRule="auto" w:before="40" w:after="40"/>
+              <w:ind w:firstLine="0" w:left="0" w:right="0"/>
+              <w:jc w:val="center"/>
+            </w:pPr>
+            <w:r>
+              <w:rPr>
+                <w:rFonts w:ascii="Times New Roman" w:hAnsi="Times New Roman" w:eastAsia="宋体"/>
+                <w:b w:val="0"/>
+                <w:color w:val="000000"/>
+                <w:sz w:val="19"/>
+              </w:rPr>
+              <w:t>1.99</w:t>
+            </w:r>
+          </w:p>
+        </w:tc>
+        <w:tc>
+          <w:tcPr>
+            <w:tcW w:type="dxa" w:w="1587"/>
+            <w:vAlign w:val="center"/>
+            <w:shd w:fill="FFFFFF"/>
+          </w:tcPr>
+          <w:p>
+            <w:pPr>
+              <w:keepNext/>
+              <w:spacing w:line="240" w:lineRule="auto" w:before="40" w:after="40"/>
+              <w:ind w:firstLine="0" w:left="0" w:right="0"/>
+              <w:jc w:val="center"/>
+            </w:pPr>
+            <w:r>
+              <w:rPr>
+                <w:rFonts w:ascii="Times New Roman" w:hAnsi="Times New Roman" w:eastAsia="宋体"/>
+                <w:b w:val="0"/>
+                <w:color w:val="000000"/>
+                <w:sz w:val="19"/>
+              </w:rPr>
+              <w:t>1.99</w:t>
+            </w:r>
+          </w:p>
+        </w:tc>
+        <w:tc>
+          <w:tcPr>
+            <w:tcW w:type="dxa" w:w="1587"/>
+            <w:vAlign w:val="center"/>
+            <w:shd w:fill="FFFFFF"/>
+          </w:tcPr>
+          <w:p>
+            <w:pPr>
+              <w:keepNext/>
+              <w:spacing w:line="240" w:lineRule="auto" w:before="40" w:after="40"/>
+              <w:ind w:firstLine="0" w:left="0" w:right="0"/>
+              <w:jc w:val="center"/>
+            </w:pPr>
+            <w:r>
+              <w:rPr>
+                <w:rFonts w:ascii="Times New Roman" w:hAnsi="Times New Roman" w:eastAsia="宋体"/>
+                <w:b w:val="0"/>
+                <w:color w:val="000000"/>
+                <w:sz w:val="19"/>
+              </w:rPr>
+              <w:t>4.45</w:t>
+            </w:r>
+          </w:p>
+        </w:tc>
+        <w:tc>
+          <w:tcPr>
+            <w:tcW w:type="dxa" w:w="1587"/>
+            <w:vAlign w:val="center"/>
+            <w:shd w:fill="FFFFFF"/>
+          </w:tcPr>
+          <w:p>
+            <w:pPr>
+              <w:keepNext/>
+              <w:spacing w:line="240" w:lineRule="auto" w:before="40" w:after="40"/>
+              <w:ind w:firstLine="0" w:left="0" w:right="0"/>
+              <w:jc w:val="center"/>
+            </w:pPr>
+            <w:r>
+              <w:rPr>
+                <w:rFonts w:ascii="Times New Roman" w:hAnsi="Times New Roman" w:eastAsia="宋体"/>
+                <w:b w:val="0"/>
+                <w:color w:val="000000"/>
+                <w:sz w:val="19"/>
+              </w:rPr>
+              <w:t>0/100</w:t>
+            </w:r>
+          </w:p>
+        </w:tc>
+      </w:tr>
+      <w:tr>
+        <w:trPr>
+          <w:cantSplit/>
+        </w:trPr>
+        <w:tc>
+          <w:tcPr>
+            <w:tcW w:type="dxa" w:w="1191"/>
+            <w:vAlign w:val="center"/>
+            <w:shd w:fill="FFFFFF"/>
+          </w:tcPr>
+          <w:p>
+            <w:pPr>
+              <w:keepNext/>
+              <w:spacing w:line="240" w:lineRule="auto" w:before="40" w:after="40"/>
+              <w:ind w:firstLine="0" w:left="0" w:right="0"/>
+              <w:jc w:val="center"/>
+            </w:pPr>
+            <w:r>
+              <w:rPr>
+                <w:rFonts w:ascii="Times New Roman" w:hAnsi="Times New Roman" w:eastAsia="宋体"/>
+                <w:b w:val="0"/>
+                <w:color w:val="000000"/>
+                <w:sz w:val="19"/>
+              </w:rPr>
+              <w:t>02</w:t>
+            </w:r>
+          </w:p>
+        </w:tc>
+        <w:tc>
+          <w:tcPr>
+            <w:tcW w:type="dxa" w:w="624"/>
+            <w:vAlign w:val="center"/>
+            <w:shd w:fill="FFFFFF"/>
+          </w:tcPr>
+          <w:p>
+            <w:pPr>
+              <w:keepNext/>
+              <w:spacing w:line="240" w:lineRule="auto" w:before="40" w:after="40"/>
+              <w:ind w:firstLine="0" w:left="0" w:right="0"/>
+              <w:jc w:val="center"/>
+            </w:pPr>
+            <w:r>
+              <w:rPr>
+                <w:rFonts w:ascii="Times New Roman" w:hAnsi="Times New Roman" w:eastAsia="宋体"/>
+                <w:b w:val="0"/>
+                <w:color w:val="000000"/>
+                <w:sz w:val="19"/>
+              </w:rPr>
+              <w:t>A0</w:t>
+            </w:r>
+          </w:p>
+        </w:tc>
+        <w:tc>
+          <w:tcPr>
+            <w:tcW w:type="dxa" w:w="794"/>
+            <w:vAlign w:val="center"/>
+            <w:shd w:fill="FFFFFF"/>
+          </w:tcPr>
+          <w:p>
+            <w:pPr>
+              <w:keepNext/>
+              <w:spacing w:line="240" w:lineRule="auto" w:before="40" w:after="40"/>
+              <w:ind w:firstLine="0" w:left="0" w:right="0"/>
+              <w:jc w:val="center"/>
+            </w:pPr>
+            <w:r>
+              <w:rPr>
+                <w:rFonts w:ascii="Times New Roman" w:hAnsi="Times New Roman" w:eastAsia="宋体"/>
+                <w:b w:val="0"/>
+                <w:color w:val="000000"/>
+                <w:sz w:val="19"/>
+              </w:rPr>
+              <w:t>100</w:t>
+            </w:r>
+          </w:p>
+        </w:tc>
+        <w:tc>
+          <w:tcPr>
+            <w:tcW w:type="dxa" w:w="1587"/>
+            <w:vAlign w:val="center"/>
+            <w:shd w:fill="FFFFFF"/>
+          </w:tcPr>
+          <w:p>
+            <w:pPr>
+              <w:keepNext/>
+              <w:spacing w:line="240" w:lineRule="auto" w:before="40" w:after="40"/>
+              <w:ind w:firstLine="0" w:left="0" w:right="0"/>
+              <w:jc w:val="center"/>
+            </w:pPr>
+            <w:r>
+              <w:rPr>
+                <w:rFonts w:ascii="Times New Roman" w:hAnsi="Times New Roman" w:eastAsia="宋体"/>
+                <w:b w:val="0"/>
+                <w:color w:val="000000"/>
+                <w:sz w:val="19"/>
+              </w:rPr>
+              <w:t>2.00</w:t>
+            </w:r>
+          </w:p>
+        </w:tc>
+        <w:tc>
+          <w:tcPr>
+            <w:tcW w:type="dxa" w:w="1587"/>
+            <w:vAlign w:val="center"/>
+            <w:shd w:fill="FFFFFF"/>
+          </w:tcPr>
+          <w:p>
+            <w:pPr>
+              <w:keepNext/>
+              <w:spacing w:line="240" w:lineRule="auto" w:before="40" w:after="40"/>
+              <w:ind w:firstLine="0" w:left="0" w:right="0"/>
+              <w:jc w:val="center"/>
+            </w:pPr>
+            <w:r>
+              <w:rPr>
+                <w:rFonts w:ascii="Times New Roman" w:hAnsi="Times New Roman" w:eastAsia="宋体"/>
+                <w:b w:val="0"/>
+                <w:color w:val="000000"/>
+                <w:sz w:val="19"/>
+              </w:rPr>
+              <w:t>2.00</w:t>
+            </w:r>
+          </w:p>
+        </w:tc>
+        <w:tc>
+          <w:tcPr>
+            <w:tcW w:type="dxa" w:w="1587"/>
+            <w:vAlign w:val="center"/>
+            <w:shd w:fill="FFFFFF"/>
+          </w:tcPr>
+          <w:p>
+            <w:pPr>
+              <w:keepNext/>
+              <w:spacing w:line="240" w:lineRule="auto" w:before="40" w:after="40"/>
+              <w:ind w:firstLine="0" w:left="0" w:right="0"/>
+              <w:jc w:val="center"/>
+            </w:pPr>
+            <w:r>
+              <w:rPr>
+                <w:rFonts w:ascii="Times New Roman" w:hAnsi="Times New Roman" w:eastAsia="宋体"/>
+                <w:b w:val="0"/>
+                <w:color w:val="000000"/>
+                <w:sz w:val="19"/>
+              </w:rPr>
+              <w:t>4.46</w:t>
+            </w:r>
+          </w:p>
+        </w:tc>
+        <w:tc>
+          <w:tcPr>
+            <w:tcW w:type="dxa" w:w="1587"/>
+            <w:vAlign w:val="center"/>
+            <w:shd w:fill="FFFFFF"/>
+          </w:tcPr>
+          <w:p>
+            <w:pPr>
+              <w:keepNext/>
+              <w:spacing w:line="240" w:lineRule="auto" w:before="40" w:after="40"/>
+              <w:ind w:firstLine="0" w:left="0" w:right="0"/>
+              <w:jc w:val="center"/>
+            </w:pPr>
+            <w:r>
+              <w:rPr>
+                <w:rFonts w:ascii="Times New Roman" w:hAnsi="Times New Roman" w:eastAsia="宋体"/>
+                <w:b w:val="0"/>
+                <w:color w:val="000000"/>
+                <w:sz w:val="19"/>
+              </w:rPr>
+              <w:t>0/100</w:t>
+            </w:r>
+          </w:p>
+        </w:tc>
+      </w:tr>
+      <w:tr>
+        <w:trPr>
+          <w:cantSplit/>
+        </w:trPr>
+        <w:tc>
+          <w:tcPr>
+            <w:tcW w:type="dxa" w:w="1191"/>
+            <w:vAlign w:val="center"/>
+            <w:shd w:fill="FFFFFF"/>
+          </w:tcPr>
+          <w:p>
+            <w:pPr>
+              <w:keepNext w:val="0"/>
+              <w:spacing w:line="240" w:lineRule="auto" w:before="40" w:after="40"/>
+              <w:ind w:firstLine="0" w:left="0" w:right="0"/>
+              <w:jc w:val="center"/>
+            </w:pPr>
+            <w:r>
+              <w:rPr>
+                <w:rFonts w:ascii="Times New Roman" w:hAnsi="Times New Roman" w:eastAsia="宋体"/>
+                <w:b w:val="0"/>
+                <w:color w:val="000000"/>
+                <w:sz w:val="19"/>
+              </w:rPr>
+              <w:t>02</w:t>
+            </w:r>
+          </w:p>
+        </w:tc>
+        <w:tc>
+          <w:tcPr>
+            <w:tcW w:type="dxa" w:w="624"/>
+            <w:vAlign w:val="center"/>
+            <w:shd w:fill="FFFFFF"/>
+          </w:tcPr>
+          <w:p>
+            <w:pPr>
+              <w:keepNext w:val="0"/>
+              <w:spacing w:line="240" w:lineRule="auto" w:before="40" w:after="40"/>
+              <w:ind w:firstLine="0" w:left="0" w:right="0"/>
+              <w:jc w:val="center"/>
+            </w:pPr>
+            <w:r>
+              <w:rPr>
+                <w:rFonts w:ascii="Times New Roman" w:hAnsi="Times New Roman" w:eastAsia="宋体"/>
+                <w:b w:val="0"/>
+                <w:color w:val="000000"/>
+                <w:sz w:val="19"/>
+              </w:rPr>
+              <w:t>B0</w:t>
+            </w:r>
+          </w:p>
+        </w:tc>
+        <w:tc>
+          <w:tcPr>
+            <w:tcW w:type="dxa" w:w="794"/>
+            <w:vAlign w:val="center"/>
+            <w:shd w:fill="FFFFFF"/>
+          </w:tcPr>
+          <w:p>
+            <w:pPr>
+              <w:keepNext w:val="0"/>
+              <w:spacing w:line="240" w:lineRule="auto" w:before="40" w:after="40"/>
+              <w:ind w:firstLine="0" w:left="0" w:right="0"/>
+              <w:jc w:val="center"/>
+            </w:pPr>
+            <w:r>
+              <w:rPr>
+                <w:rFonts w:ascii="Times New Roman" w:hAnsi="Times New Roman" w:eastAsia="宋体"/>
+                <w:b w:val="0"/>
+                <w:color w:val="000000"/>
+                <w:sz w:val="19"/>
+              </w:rPr>
+              <w:t>100</w:t>
+            </w:r>
+          </w:p>
+        </w:tc>
+        <w:tc>
+          <w:tcPr>
+            <w:tcW w:type="dxa" w:w="1587"/>
+            <w:vAlign w:val="center"/>
+            <w:shd w:fill="FFFFFF"/>
+          </w:tcPr>
+          <w:p>
+            <w:pPr>
+              <w:keepNext w:val="0"/>
+              <w:spacing w:line="240" w:lineRule="auto" w:before="40" w:after="40"/>
+              <w:ind w:firstLine="0" w:left="0" w:right="0"/>
+              <w:jc w:val="center"/>
+            </w:pPr>
+            <w:r>
+              <w:rPr>
+                <w:rFonts w:ascii="Times New Roman" w:hAnsi="Times New Roman" w:eastAsia="宋体"/>
+                <w:b w:val="0"/>
+                <w:color w:val="000000"/>
+                <w:sz w:val="19"/>
+              </w:rPr>
+              <w:t>2.00</w:t>
+            </w:r>
+          </w:p>
+        </w:tc>
+        <w:tc>
+          <w:tcPr>
+            <w:tcW w:type="dxa" w:w="1587"/>
+            <w:vAlign w:val="center"/>
+            <w:shd w:fill="FFFFFF"/>
+          </w:tcPr>
+          <w:p>
+            <w:pPr>
+              <w:keepNext w:val="0"/>
+              <w:spacing w:line="240" w:lineRule="auto" w:before="40" w:after="40"/>
+              <w:ind w:firstLine="0" w:left="0" w:right="0"/>
+              <w:jc w:val="center"/>
+            </w:pPr>
+            <w:r>
+              <w:rPr>
+                <w:rFonts w:ascii="Times New Roman" w:hAnsi="Times New Roman" w:eastAsia="宋体"/>
+                <w:b w:val="0"/>
+                <w:color w:val="000000"/>
+                <w:sz w:val="19"/>
+              </w:rPr>
+              <w:t>2.00</w:t>
+            </w:r>
+          </w:p>
+        </w:tc>
+        <w:tc>
+          <w:tcPr>
+            <w:tcW w:type="dxa" w:w="1587"/>
+            <w:vAlign w:val="center"/>
+            <w:shd w:fill="FFFFFF"/>
+          </w:tcPr>
+          <w:p>
+            <w:pPr>
+              <w:keepNext w:val="0"/>
+              <w:spacing w:line="240" w:lineRule="auto" w:before="40" w:after="40"/>
+              <w:ind w:firstLine="0" w:left="0" w:right="0"/>
+              <w:jc w:val="center"/>
+            </w:pPr>
+            <w:r>
+              <w:rPr>
+                <w:rFonts w:ascii="Times New Roman" w:hAnsi="Times New Roman" w:eastAsia="宋体"/>
+                <w:b w:val="0"/>
+                <w:color w:val="000000"/>
+                <w:sz w:val="19"/>
+              </w:rPr>
+              <w:t>4.45</w:t>
+            </w:r>
+          </w:p>
+        </w:tc>
+        <w:tc>
+          <w:tcPr>
+            <w:tcW w:type="dxa" w:w="1587"/>
+            <w:vAlign w:val="center"/>
+            <w:shd w:fill="FFFFFF"/>
+          </w:tcPr>
+          <w:p>
+            <w:pPr>
+              <w:keepNext w:val="0"/>
+              <w:spacing w:line="240" w:lineRule="auto" w:before="40" w:after="40"/>
+              <w:ind w:firstLine="0" w:left="0" w:right="0"/>
+              <w:jc w:val="center"/>
+            </w:pPr>
+            <w:r>
+              <w:rPr>
+                <w:rFonts w:ascii="Times New Roman" w:hAnsi="Times New Roman" w:eastAsia="宋体"/>
+                <w:b w:val="0"/>
+                <w:color w:val="000000"/>
+                <w:sz w:val="19"/>
+              </w:rPr>
+              <w:t>0/100</w:t>
+            </w:r>
+          </w:p>
+        </w:tc>
+      </w:tr>
+    </w:tbl>
+    <w:p>
+      <w:pPr>
+        <w:keepNext w:val="0"/>
+        <w:widowControl/>
+        <w:spacing w:before="0" w:after="90" w:line="300" w:lineRule="auto"/>
+        <w:ind w:firstLine="420" w:left="0" w:right="0"/>
+        <w:jc w:val="both"/>
+      </w:pPr>
+      <w:r>
+        <w:rPr>
+          <w:rFonts w:ascii="Times New Roman" w:hAnsi="Times New Roman" w:eastAsia="宋体"/>
+          <w:b w:val="0"/>
+          <w:color w:val="000000"/>
+          <w:sz w:val="21"/>
+        </w:rPr>
+        <w:t>A0在两次评审中的准确性与完整性均为2.00分；B0在上下文01中均为1.99分，在上下文02中均为2.00分。两次评审的流畅度均值相同，A0为4.46分、B0为4.45分，差距仅0.01分，当前样本不足以支持稳定的语言质量优劣判断。常见扣分理由是国名前缺少定冠词，以及单一语言或类型配复数句式。两组均未标记无依据断言，仅表示在给定参考范围内未发现新增事实。</w:t>
+      </w:r>
+    </w:p>
+    <w:p>
+      <w:pPr>
+        <w:keepNext w:val="0"/>
+        <w:widowControl/>
+        <w:spacing w:before="0" w:after="90" w:line="300" w:lineRule="auto"/>
+        <w:ind w:firstLine="420" w:left="0" w:right="0"/>
+        <w:jc w:val="both"/>
+      </w:pPr>
+      <w:r>
+        <w:rPr>
+          <w:rFonts w:ascii="Times New Roman" w:hAnsi="Times New Roman" w:eastAsia="宋体"/>
+          <w:b w:val="0"/>
+          <w:color w:val="000000"/>
+          <w:sz w:val="21"/>
+        </w:rPr>
+        <w:t>表13以200条被评答案为比较单位。199条答案的四项分值全部相同，完全一致率为99.5%；400是两次评分记录的总数，不是该一致率的分母。</w:t>
+      </w:r>
+    </w:p>
+    <w:p>
+      <w:pPr>
+        <w:pStyle w:val="af7"/>
+        <w:keepNext/>
+        <w:spacing w:line="240" w:lineRule="auto" w:before="60" w:after="90"/>
+        <w:ind w:firstLine="0" w:left="0" w:right="0"/>
+        <w:jc w:val="center"/>
+      </w:pPr>
+      <w:r>
+        <w:rPr>
+          <w:rFonts w:ascii="Times New Roman" w:hAnsi="Times New Roman" w:eastAsia="宋体"/>
+          <w:b w:val="0"/>
+          <w:color w:val="000000"/>
+          <w:sz w:val="19"/>
+        </w:rPr>
+        <w:t>表13 两次辅助评分的完全一致情况</w:t>
+      </w:r>
+    </w:p>
+    <w:tbl>
+      <w:tblPr>
+        <w:tblW w:type="auto" w:w="0"/>
+        <w:jc w:val="center"/>
+        <w:tblLayout w:type="fixed"/>
+        <w:tblLook w:firstColumn="1" w:firstRow="1" w:lastColumn="0" w:lastRow="0" w:noHBand="0" w:noVBand="1" w:val="04A0"/>
+        <w:tblBorders>
+          <w:top w:val="single" w:sz="4" w:color="D9D9D9"/>
+          <w:left w:val="single" w:sz="4" w:color="D9D9D9"/>
+          <w:bottom w:val="single" w:sz="4" w:color="D9D9D9"/>
+          <w:right w:val="single" w:sz="4" w:color="D9D9D9"/>
+          <w:insideH w:val="single" w:sz="4" w:color="D9D9D9"/>
+          <w:insideV w:val="single" w:sz="4" w:color="D9D9D9"/>
+        </w:tblBorders>
+        <w:tblCellMar>
+          <w:top w:w="75" w:type="dxa"/>
+          <w:bottom w:w="75" w:type="dxa"/>
+          <w:left w:w="90" w:type="dxa"/>
+          <w:right w:w="90" w:type="dxa"/>
+        </w:tblCellMar>
+      </w:tblPr>
+      <w:tblGrid>
+        <w:gridCol w:w="2494"/>
+        <w:gridCol w:w="2154"/>
+        <w:gridCol w:w="2154"/>
+        <w:gridCol w:w="2154"/>
+      </w:tblGrid>
+      <w:tr>
+        <w:trPr>
+          <w:cantSplit/>
+          <w:tblHeader/>
+        </w:trPr>
+        <w:tc>
+          <w:tcPr>
+            <w:tcW w:type="dxa" w:w="2494"/>
+            <w:vAlign w:val="center"/>
+            <w:shd w:fill="E7E6E6"/>
+          </w:tcPr>
+          <w:p>
+            <w:pPr>
+              <w:keepNext/>
+              <w:spacing w:line="240" w:lineRule="auto" w:before="40" w:after="40"/>
+              <w:ind w:firstLine="0" w:left="0" w:right="0"/>
+              <w:jc w:val="center"/>
+            </w:pPr>
+            <w:r>
+              <w:rPr>
+                <w:rFonts w:ascii="Times New Roman" w:hAnsi="Times New Roman" w:eastAsia="宋体"/>
+                <w:b/>
+                <w:color w:val="000000"/>
+                <w:sz w:val="19"/>
+              </w:rPr>
+              <w:t>比较项目</w:t>
+            </w:r>
+          </w:p>
+        </w:tc>
+        <w:tc>
+          <w:tcPr>
+            <w:tcW w:type="dxa" w:w="2154"/>
+            <w:vAlign w:val="center"/>
+            <w:shd w:fill="E7E6E6"/>
+          </w:tcPr>
+          <w:p>
+            <w:pPr>
+              <w:keepNext/>
+              <w:spacing w:line="240" w:lineRule="auto" w:before="40" w:after="40"/>
+              <w:ind w:firstLine="0" w:left="0" w:right="0"/>
+              <w:jc w:val="center"/>
+            </w:pPr>
+            <w:r>
+              <w:rPr>
+                <w:rFonts w:ascii="Times New Roman" w:hAnsi="Times New Roman" w:eastAsia="宋体"/>
+                <w:b/>
+                <w:color w:val="000000"/>
+                <w:sz w:val="19"/>
+              </w:rPr>
+              <w:t>完全相同条数</w:t>
+            </w:r>
+          </w:p>
+        </w:tc>
+        <w:tc>
+          <w:tcPr>
+            <w:tcW w:type="dxa" w:w="2154"/>
+            <w:vAlign w:val="center"/>
+            <w:shd w:fill="E7E6E6"/>
+          </w:tcPr>
+          <w:p>
+            <w:pPr>
+              <w:keepNext/>
+              <w:spacing w:line="240" w:lineRule="auto" w:before="40" w:after="40"/>
+              <w:ind w:firstLine="0" w:left="0" w:right="0"/>
+              <w:jc w:val="center"/>
+            </w:pPr>
+            <w:r>
+              <w:rPr>
+                <w:rFonts w:ascii="Times New Roman" w:hAnsi="Times New Roman" w:eastAsia="宋体"/>
+                <w:b/>
+                <w:color w:val="000000"/>
+                <w:sz w:val="19"/>
+              </w:rPr>
+              <w:t>比较答案数</w:t>
+            </w:r>
+          </w:p>
+        </w:tc>
+        <w:tc>
+          <w:tcPr>
+            <w:tcW w:type="dxa" w:w="2154"/>
+            <w:vAlign w:val="center"/>
+            <w:shd w:fill="E7E6E6"/>
+          </w:tcPr>
+          <w:p>
+            <w:pPr>
+              <w:keepNext/>
+              <w:spacing w:line="240" w:lineRule="auto" w:before="40" w:after="40"/>
+              <w:ind w:firstLine="0" w:left="0" w:right="0"/>
+              <w:jc w:val="center"/>
+            </w:pPr>
+            <w:r>
+              <w:rPr>
+                <w:rFonts w:ascii="Times New Roman" w:hAnsi="Times New Roman" w:eastAsia="宋体"/>
+                <w:b/>
+                <w:color w:val="000000"/>
+                <w:sz w:val="19"/>
+              </w:rPr>
+              <w:t>完全一致率</w:t>
+            </w:r>
+          </w:p>
+        </w:tc>
+      </w:tr>
+      <w:tr>
+        <w:trPr>
+          <w:cantSplit/>
+        </w:trPr>
+        <w:tc>
+          <w:tcPr>
+            <w:tcW w:type="dxa" w:w="2494"/>
+            <w:vAlign w:val="center"/>
+            <w:shd w:fill="FFFFFF"/>
+          </w:tcPr>
+          <w:p>
+            <w:pPr>
+              <w:keepNext/>
+              <w:spacing w:line="240" w:lineRule="auto" w:before="40" w:after="40"/>
+              <w:ind w:firstLine="0" w:left="0" w:right="0"/>
+              <w:jc w:val="center"/>
+            </w:pPr>
+            <w:r>
+              <w:rPr>
+                <w:rFonts w:ascii="Times New Roman" w:hAnsi="Times New Roman" w:eastAsia="宋体"/>
+                <w:b w:val="0"/>
+                <w:color w:val="000000"/>
+                <w:sz w:val="19"/>
+              </w:rPr>
+              <w:t>准确性</w:t>
+            </w:r>
+          </w:p>
+        </w:tc>
+        <w:tc>
+          <w:tcPr>
+            <w:tcW w:type="dxa" w:w="2154"/>
+            <w:vAlign w:val="center"/>
+            <w:shd w:fill="FFFFFF"/>
+          </w:tcPr>
+          <w:p>
+            <w:pPr>
+              <w:keepNext/>
+              <w:spacing w:line="240" w:lineRule="auto" w:before="40" w:after="40"/>
+              <w:ind w:firstLine="0" w:left="0" w:right="0"/>
+              <w:jc w:val="center"/>
+            </w:pPr>
+            <w:r>
+              <w:rPr>
+                <w:rFonts w:ascii="Times New Roman" w:hAnsi="Times New Roman" w:eastAsia="宋体"/>
+                <w:b w:val="0"/>
+                <w:color w:val="000000"/>
+                <w:sz w:val="19"/>
+              </w:rPr>
+              <w:t>199</w:t>
+            </w:r>
+          </w:p>
+        </w:tc>
+        <w:tc>
+          <w:tcPr>
+            <w:tcW w:type="dxa" w:w="2154"/>
+            <w:vAlign w:val="center"/>
+            <w:shd w:fill="FFFFFF"/>
+          </w:tcPr>
+          <w:p>
+            <w:pPr>
+              <w:keepNext/>
+              <w:spacing w:line="240" w:lineRule="auto" w:before="40" w:after="40"/>
+              <w:ind w:firstLine="0" w:left="0" w:right="0"/>
+              <w:jc w:val="center"/>
+            </w:pPr>
+            <w:r>
+              <w:rPr>
+                <w:rFonts w:ascii="Times New Roman" w:hAnsi="Times New Roman" w:eastAsia="宋体"/>
+                <w:b w:val="0"/>
+                <w:color w:val="000000"/>
+                <w:sz w:val="19"/>
+              </w:rPr>
+              <w:t>200</w:t>
+            </w:r>
+          </w:p>
+        </w:tc>
+        <w:tc>
+          <w:tcPr>
+            <w:tcW w:type="dxa" w:w="2154"/>
+            <w:vAlign w:val="center"/>
+            <w:shd w:fill="FFFFFF"/>
+          </w:tcPr>
+          <w:p>
+            <w:pPr>
+              <w:keepNext/>
+              <w:spacing w:line="240" w:lineRule="auto" w:before="40" w:after="40"/>
+              <w:ind w:firstLine="0" w:left="0" w:right="0"/>
+              <w:jc w:val="center"/>
+            </w:pPr>
+            <w:r>
+              <w:rPr>
+                <w:rFonts w:ascii="Times New Roman" w:hAnsi="Times New Roman" w:eastAsia="宋体"/>
+                <w:b w:val="0"/>
+                <w:color w:val="000000"/>
+                <w:sz w:val="19"/>
+              </w:rPr>
+              <w:t>99.5%</w:t>
+            </w:r>
+          </w:p>
+        </w:tc>
+      </w:tr>
+      <w:tr>
+        <w:trPr>
+          <w:cantSplit/>
+        </w:trPr>
+        <w:tc>
+          <w:tcPr>
+            <w:tcW w:type="dxa" w:w="2494"/>
+            <w:vAlign w:val="center"/>
+            <w:shd w:fill="FFFFFF"/>
+          </w:tcPr>
+          <w:p>
+            <w:pPr>
+              <w:keepNext/>
+              <w:spacing w:line="240" w:lineRule="auto" w:before="40" w:after="40"/>
+              <w:ind w:firstLine="0" w:left="0" w:right="0"/>
+              <w:jc w:val="center"/>
+            </w:pPr>
+            <w:r>
+              <w:rPr>
+                <w:rFonts w:ascii="Times New Roman" w:hAnsi="Times New Roman" w:eastAsia="宋体"/>
+                <w:b w:val="0"/>
+                <w:color w:val="000000"/>
+                <w:sz w:val="19"/>
+              </w:rPr>
+              <w:t>完整性</w:t>
+            </w:r>
+          </w:p>
+        </w:tc>
+        <w:tc>
+          <w:tcPr>
+            <w:tcW w:type="dxa" w:w="2154"/>
+            <w:vAlign w:val="center"/>
+            <w:shd w:fill="FFFFFF"/>
+          </w:tcPr>
+          <w:p>
+            <w:pPr>
+              <w:keepNext/>
+              <w:spacing w:line="240" w:lineRule="auto" w:before="40" w:after="40"/>
+              <w:ind w:firstLine="0" w:left="0" w:right="0"/>
+              <w:jc w:val="center"/>
+            </w:pPr>
+            <w:r>
+              <w:rPr>
+                <w:rFonts w:ascii="Times New Roman" w:hAnsi="Times New Roman" w:eastAsia="宋体"/>
+                <w:b w:val="0"/>
+                <w:color w:val="000000"/>
+                <w:sz w:val="19"/>
+              </w:rPr>
+              <w:t>199</w:t>
+            </w:r>
+          </w:p>
+        </w:tc>
+        <w:tc>
+          <w:tcPr>
+            <w:tcW w:type="dxa" w:w="2154"/>
+            <w:vAlign w:val="center"/>
+            <w:shd w:fill="FFFFFF"/>
+          </w:tcPr>
+          <w:p>
+            <w:pPr>
+              <w:keepNext/>
+              <w:spacing w:line="240" w:lineRule="auto" w:before="40" w:after="40"/>
+              <w:ind w:firstLine="0" w:left="0" w:right="0"/>
+              <w:jc w:val="center"/>
+            </w:pPr>
+            <w:r>
+              <w:rPr>
+                <w:rFonts w:ascii="Times New Roman" w:hAnsi="Times New Roman" w:eastAsia="宋体"/>
+                <w:b w:val="0"/>
+                <w:color w:val="000000"/>
+                <w:sz w:val="19"/>
+              </w:rPr>
+              <w:t>200</w:t>
+            </w:r>
+          </w:p>
+        </w:tc>
+        <w:tc>
+          <w:tcPr>
+            <w:tcW w:type="dxa" w:w="2154"/>
+            <w:vAlign w:val="center"/>
+            <w:shd w:fill="FFFFFF"/>
+          </w:tcPr>
+          <w:p>
+            <w:pPr>
+              <w:keepNext/>
+              <w:spacing w:line="240" w:lineRule="auto" w:before="40" w:after="40"/>
+              <w:ind w:firstLine="0" w:left="0" w:right="0"/>
+              <w:jc w:val="center"/>
+            </w:pPr>
+            <w:r>
+              <w:rPr>
+                <w:rFonts w:ascii="Times New Roman" w:hAnsi="Times New Roman" w:eastAsia="宋体"/>
+                <w:b w:val="0"/>
+                <w:color w:val="000000"/>
+                <w:sz w:val="19"/>
+              </w:rPr>
+              <w:t>99.5%</w:t>
+            </w:r>
+          </w:p>
+        </w:tc>
+      </w:tr>
+      <w:tr>
+        <w:trPr>
+          <w:cantSplit/>
+        </w:trPr>
+        <w:tc>
+          <w:tcPr>
+            <w:tcW w:type="dxa" w:w="2494"/>
+            <w:vAlign w:val="center"/>
+            <w:shd w:fill="FFFFFF"/>
+          </w:tcPr>
+          <w:p>
+            <w:pPr>
+              <w:keepNext/>
+              <w:spacing w:line="240" w:lineRule="auto" w:before="40" w:after="40"/>
+              <w:ind w:firstLine="0" w:left="0" w:right="0"/>
+              <w:jc w:val="center"/>
+            </w:pPr>
+            <w:r>
+              <w:rPr>
+                <w:rFonts w:ascii="Times New Roman" w:hAnsi="Times New Roman" w:eastAsia="宋体"/>
+                <w:b w:val="0"/>
+                <w:color w:val="000000"/>
+                <w:sz w:val="19"/>
+              </w:rPr>
+              <w:t>流畅度</w:t>
+            </w:r>
+          </w:p>
+        </w:tc>
+        <w:tc>
+          <w:tcPr>
+            <w:tcW w:type="dxa" w:w="2154"/>
+            <w:vAlign w:val="center"/>
+            <w:shd w:fill="FFFFFF"/>
+          </w:tcPr>
+          <w:p>
+            <w:pPr>
+              <w:keepNext/>
+              <w:spacing w:line="240" w:lineRule="auto" w:before="40" w:after="40"/>
+              <w:ind w:firstLine="0" w:left="0" w:right="0"/>
+              <w:jc w:val="center"/>
+            </w:pPr>
+            <w:r>
+              <w:rPr>
+                <w:rFonts w:ascii="Times New Roman" w:hAnsi="Times New Roman" w:eastAsia="宋体"/>
+                <w:b w:val="0"/>
+                <w:color w:val="000000"/>
+                <w:sz w:val="19"/>
+              </w:rPr>
+              <w:t>200</w:t>
+            </w:r>
+          </w:p>
+        </w:tc>
+        <w:tc>
+          <w:tcPr>
+            <w:tcW w:type="dxa" w:w="2154"/>
+            <w:vAlign w:val="center"/>
+            <w:shd w:fill="FFFFFF"/>
+          </w:tcPr>
+          <w:p>
+            <w:pPr>
+              <w:keepNext/>
+              <w:spacing w:line="240" w:lineRule="auto" w:before="40" w:after="40"/>
+              <w:ind w:firstLine="0" w:left="0" w:right="0"/>
+              <w:jc w:val="center"/>
+            </w:pPr>
+            <w:r>
+              <w:rPr>
+                <w:rFonts w:ascii="Times New Roman" w:hAnsi="Times New Roman" w:eastAsia="宋体"/>
+                <w:b w:val="0"/>
+                <w:color w:val="000000"/>
+                <w:sz w:val="19"/>
+              </w:rPr>
+              <w:t>200</w:t>
+            </w:r>
+          </w:p>
+        </w:tc>
+        <w:tc>
+          <w:tcPr>
+            <w:tcW w:type="dxa" w:w="2154"/>
+            <w:vAlign w:val="center"/>
+            <w:shd w:fill="FFFFFF"/>
+          </w:tcPr>
+          <w:p>
+            <w:pPr>
+              <w:keepNext/>
+              <w:spacing w:line="240" w:lineRule="auto" w:before="40" w:after="40"/>
+              <w:ind w:firstLine="0" w:left="0" w:right="0"/>
+              <w:jc w:val="center"/>
+            </w:pPr>
+            <w:r>
+              <w:rPr>
+                <w:rFonts w:ascii="Times New Roman" w:hAnsi="Times New Roman" w:eastAsia="宋体"/>
+                <w:b w:val="0"/>
+                <w:color w:val="000000"/>
+                <w:sz w:val="19"/>
+              </w:rPr>
+              <w:t>100.0%</w:t>
+            </w:r>
+          </w:p>
+        </w:tc>
+      </w:tr>
+      <w:tr>
+        <w:trPr>
+          <w:cantSplit/>
+        </w:trPr>
+        <w:tc>
+          <w:tcPr>
+            <w:tcW w:type="dxa" w:w="2494"/>
+            <w:vAlign w:val="center"/>
+            <w:shd w:fill="FFFFFF"/>
+          </w:tcPr>
+          <w:p>
+            <w:pPr>
+              <w:keepNext/>
+              <w:spacing w:line="240" w:lineRule="auto" w:before="40" w:after="40"/>
+              <w:ind w:firstLine="0" w:left="0" w:right="0"/>
+              <w:jc w:val="center"/>
+            </w:pPr>
+            <w:r>
+              <w:rPr>
+                <w:rFonts w:ascii="Times New Roman" w:hAnsi="Times New Roman" w:eastAsia="宋体"/>
+                <w:b w:val="0"/>
+                <w:color w:val="000000"/>
+                <w:sz w:val="19"/>
+              </w:rPr>
+              <w:t>无依据断言</w:t>
+            </w:r>
+          </w:p>
+        </w:tc>
+        <w:tc>
+          <w:tcPr>
+            <w:tcW w:type="dxa" w:w="2154"/>
+            <w:vAlign w:val="center"/>
+            <w:shd w:fill="FFFFFF"/>
+          </w:tcPr>
+          <w:p>
+            <w:pPr>
+              <w:keepNext/>
+              <w:spacing w:line="240" w:lineRule="auto" w:before="40" w:after="40"/>
+              <w:ind w:firstLine="0" w:left="0" w:right="0"/>
+              <w:jc w:val="center"/>
+            </w:pPr>
+            <w:r>
+              <w:rPr>
+                <w:rFonts w:ascii="Times New Roman" w:hAnsi="Times New Roman" w:eastAsia="宋体"/>
+                <w:b w:val="0"/>
+                <w:color w:val="000000"/>
+                <w:sz w:val="19"/>
+              </w:rPr>
+              <w:t>200</w:t>
+            </w:r>
+          </w:p>
+        </w:tc>
+        <w:tc>
+          <w:tcPr>
+            <w:tcW w:type="dxa" w:w="2154"/>
+            <w:vAlign w:val="center"/>
+            <w:shd w:fill="FFFFFF"/>
+          </w:tcPr>
+          <w:p>
+            <w:pPr>
+              <w:keepNext/>
+              <w:spacing w:line="240" w:lineRule="auto" w:before="40" w:after="40"/>
+              <w:ind w:firstLine="0" w:left="0" w:right="0"/>
+              <w:jc w:val="center"/>
+            </w:pPr>
+            <w:r>
+              <w:rPr>
+                <w:rFonts w:ascii="Times New Roman" w:hAnsi="Times New Roman" w:eastAsia="宋体"/>
+                <w:b w:val="0"/>
+                <w:color w:val="000000"/>
+                <w:sz w:val="19"/>
+              </w:rPr>
+              <w:t>200</w:t>
+            </w:r>
+          </w:p>
+        </w:tc>
+        <w:tc>
+          <w:tcPr>
+            <w:tcW w:type="dxa" w:w="2154"/>
+            <w:vAlign w:val="center"/>
+            <w:shd w:fill="FFFFFF"/>
+          </w:tcPr>
+          <w:p>
+            <w:pPr>
+              <w:keepNext/>
+              <w:spacing w:line="240" w:lineRule="auto" w:before="40" w:after="40"/>
+              <w:ind w:firstLine="0" w:left="0" w:right="0"/>
+              <w:jc w:val="center"/>
+            </w:pPr>
+            <w:r>
+              <w:rPr>
+                <w:rFonts w:ascii="Times New Roman" w:hAnsi="Times New Roman" w:eastAsia="宋体"/>
+                <w:b w:val="0"/>
+                <w:color w:val="000000"/>
+                <w:sz w:val="19"/>
+              </w:rPr>
+              <w:t>100.0%</w:t>
+            </w:r>
+          </w:p>
+        </w:tc>
+      </w:tr>
+      <w:tr>
+        <w:trPr>
+          <w:cantSplit/>
+        </w:trPr>
+        <w:tc>
+          <w:tcPr>
+            <w:tcW w:type="dxa" w:w="2494"/>
+            <w:vAlign w:val="center"/>
+            <w:shd w:fill="FFFFFF"/>
+          </w:tcPr>
+          <w:p>
+            <w:pPr>
+              <w:keepNext w:val="0"/>
+              <w:spacing w:line="240" w:lineRule="auto" w:before="40" w:after="40"/>
+              <w:ind w:firstLine="0" w:left="0" w:right="0"/>
+              <w:jc w:val="center"/>
+            </w:pPr>
+            <w:r>
+              <w:rPr>
+                <w:rFonts w:ascii="Times New Roman" w:hAnsi="Times New Roman" w:eastAsia="宋体"/>
+                <w:b w:val="0"/>
+                <w:color w:val="000000"/>
+                <w:sz w:val="19"/>
+              </w:rPr>
+              <w:t>四项同时一致</w:t>
+            </w:r>
+          </w:p>
+        </w:tc>
+        <w:tc>
+          <w:tcPr>
+            <w:tcW w:type="dxa" w:w="2154"/>
+            <w:vAlign w:val="center"/>
+            <w:shd w:fill="FFFFFF"/>
+          </w:tcPr>
+          <w:p>
+            <w:pPr>
+              <w:keepNext w:val="0"/>
+              <w:spacing w:line="240" w:lineRule="auto" w:before="40" w:after="40"/>
+              <w:ind w:firstLine="0" w:left="0" w:right="0"/>
+              <w:jc w:val="center"/>
+            </w:pPr>
+            <w:r>
+              <w:rPr>
+                <w:rFonts w:ascii="Times New Roman" w:hAnsi="Times New Roman" w:eastAsia="宋体"/>
+                <w:b w:val="0"/>
+                <w:color w:val="000000"/>
+                <w:sz w:val="19"/>
+              </w:rPr>
+              <w:t>199</w:t>
+            </w:r>
+          </w:p>
+        </w:tc>
+        <w:tc>
+          <w:tcPr>
+            <w:tcW w:type="dxa" w:w="2154"/>
+            <w:vAlign w:val="center"/>
+            <w:shd w:fill="FFFFFF"/>
+          </w:tcPr>
+          <w:p>
+            <w:pPr>
+              <w:keepNext w:val="0"/>
+              <w:spacing w:line="240" w:lineRule="auto" w:before="40" w:after="40"/>
+              <w:ind w:firstLine="0" w:left="0" w:right="0"/>
+              <w:jc w:val="center"/>
+            </w:pPr>
+            <w:r>
+              <w:rPr>
+                <w:rFonts w:ascii="Times New Roman" w:hAnsi="Times New Roman" w:eastAsia="宋体"/>
+                <w:b w:val="0"/>
+                <w:color w:val="000000"/>
+                <w:sz w:val="19"/>
+              </w:rPr>
+              <w:t>200</w:t>
+            </w:r>
+          </w:p>
+        </w:tc>
+        <w:tc>
+          <w:tcPr>
+            <w:tcW w:type="dxa" w:w="2154"/>
+            <w:vAlign w:val="center"/>
+            <w:shd w:fill="FFFFFF"/>
+          </w:tcPr>
+          <w:p>
+            <w:pPr>
+              <w:keepNext w:val="0"/>
+              <w:spacing w:line="240" w:lineRule="auto" w:before="40" w:after="40"/>
+              <w:ind w:firstLine="0" w:left="0" w:right="0"/>
+              <w:jc w:val="center"/>
+            </w:pPr>
+            <w:r>
+              <w:rPr>
+                <w:rFonts w:ascii="Times New Roman" w:hAnsi="Times New Roman" w:eastAsia="宋体"/>
+                <w:b w:val="0"/>
+                <w:color w:val="000000"/>
+                <w:sz w:val="19"/>
+              </w:rPr>
+              <w:t>99.5%</w:t>
+            </w:r>
+          </w:p>
+        </w:tc>
+      </w:tr>
+    </w:tbl>
+    <w:p>
+      <w:pPr>
+        <w:keepNext w:val="0"/>
+        <w:widowControl/>
+        <w:spacing w:before="0" w:after="90" w:line="300" w:lineRule="auto"/>
+        <w:ind w:firstLine="420" w:left="0" w:right="0"/>
+        <w:jc w:val="both"/>
+      </w:pPr>
+      <w:r>
+        <w:rPr>
+          <w:rFonts w:ascii="Times New Roman" w:hAnsi="Times New Roman" w:eastAsia="宋体"/>
+          <w:b w:val="0"/>
+          <w:color w:val="000000"/>
+          <w:sz w:val="21"/>
+        </w:rPr>
+        <w:t>唯一分歧出现在Q1125282_P57_2的B0原始答案“Man on the Moon was directed by Milo Forman.”。参考姓名为Miloš Forman，输出缺少姓名末尾字符š。上下文01认为人物身份写法不确定、姓名信息仅部分保留，准确性与完整性各给1分；上下文02认为该姓名仍可辨认，两项各给2分。两次流畅度均为4分、无依据断言均为0。报告保留两组原判，不将其合并或裁决为一个分数；这里评价的是原始输出，并未用名称恢复后的答案替换。</w:t>
+      </w:r>
+    </w:p>
+    <w:p>
+      <w:pPr>
+        <w:keepNext w:val="0"/>
+        <w:widowControl/>
+        <w:spacing w:before="0" w:after="90" w:line="300" w:lineRule="auto"/>
+        <w:ind w:firstLine="420" w:left="0" w:right="0"/>
+        <w:jc w:val="both"/>
+      </w:pPr>
+      <w:r>
+        <w:rPr>
+          <w:rFonts w:ascii="Times New Roman" w:hAnsi="Times New Roman" w:eastAsia="宋体"/>
+          <w:b w:val="0"/>
+          <w:color w:val="000000"/>
+          <w:sz w:val="21"/>
+        </w:rPr>
+        <w:t>这组结果补充了固定模板答案的文本质量观察。相近的均值与较高一致率符合多数答案直接复述已知图谱事实的测试条件，但不能据此证明一般语言理解能力。两次评价使用相同模型，可能共享判断偏差，一致率只描述本次模型评分的重复性，不是人类评价者一致性或答案的绝对正确率。100题的覆盖性样本与给定参考也限制了结论范围，中文改写、错拼、开放问题和P0证据回答仍应分别评价。</w:t>
+      </w:r>
+    </w:p>
+    <w:p>
+      <w:pPr>
+        <w:keepNext w:val="0"/>
+        <w:widowControl/>
+        <w:spacing w:before="0" w:after="90" w:line="300" w:lineRule="auto"/>
+        <w:ind w:firstLine="420" w:left="0" w:right="0"/>
+        <w:jc w:val="both"/>
+      </w:pPr>
+      <w:r>
+        <w:rPr>
+          <w:rFonts w:ascii="Times New Roman" w:hAnsi="Times New Roman" w:eastAsia="宋体"/>
+          <w:b w:val="0"/>
+          <w:color w:val="000000"/>
+          <w:sz w:val="21"/>
+        </w:rPr>
+        <w:t>本次逐条评分CSV、原始JSONL、模型配置、评分细则及分歧记录统一保存于reports/辅助评价/20261031_sol_ultra/。两份报告引用同一份记录；原有人工评分表保持未评分状态，不以这些辅助分数回填。</w:t>
       </w:r>
     </w:p>
     <w:p>
@@ -20294,13 +21961,12 @@
       </w:pPr>
       <w:r>
         <w:rPr>
-          <w:rFonts w:ascii="Times New Roman" w:hAnsi="Times New Roman" w:eastAsia="宋体" w:cs="Times New Roman"/>
-          <w:b w:val="0"/>
-          <w:i w:val="0"/>
-          <w:color w:val="000000"/>
-          <w:sz w:val="21"/>
-        </w:rPr>
-        <w:t>结果适用于本轮固定图谱与模板问题，结论受单种子和小规模扰动诊断范围限制；主观评价尚未形成完整实际评分。名称恢复作为附加方法单列，原始系统成绩保留。</w:t>
+          <w:rFonts w:ascii="Times New Roman" w:hAnsi="Times New Roman" w:eastAsia="宋体"/>
+          <w:b w:val="0"/>
+          <w:color w:val="000000"/>
+          <w:sz w:val="21"/>
+        </w:rPr>
+        <w:t>结果适用于本轮固定图谱与模板问题，结论受单种子和小规模扰动诊断范围限制；本次辅助评价的范围限于相同模型对给定参考的判断。名称恢复作为附加方法单列，原始系统成绩保留。</w:t>
       </w:r>
     </w:p>
     <w:p>
@@ -20336,13 +22002,12 @@
       </w:pPr>
       <w:r>
         <w:rPr>
-          <w:rFonts w:ascii="Times New Roman" w:hAnsi="Times New Roman" w:eastAsia="宋体" w:cs="Times New Roman"/>
-          <w:b w:val="0"/>
-          <w:i w:val="0"/>
-          <w:color w:val="000000"/>
-          <w:sz w:val="21"/>
-        </w:rPr>
-        <w:t>5000部电影主实验于2026年10月30日完成，10月31日开展补充实验并整理环境截图。主观评价采用第4.5节的共同样本与规则，尚未取得完整实际评分，本报告不列主观均值。</w:t>
+          <w:rFonts w:ascii="Times New Roman" w:hAnsi="Times New Roman" w:eastAsia="宋体"/>
+          <w:b w:val="0"/>
+          <w:color w:val="000000"/>
+          <w:sz w:val="21"/>
+        </w:rPr>
+        <w:t>5000部电影主实验于2026年10月30日完成，10月31日开展补充实验并整理环境截图。同日完成两个独立模型上下文的辅助评价，发现模板答案事实覆盖较高，轻微语言问题与姓名残缺仍需单独检查。两组原判和唯一分歧共同保留，结果范围与第4.5节的评价设置一致。</w:t>
       </w:r>
     </w:p>
     <w:p>
